--- a/abnt.docx
+++ b/abnt.docx
@@ -1,6 +1,6 @@
 
 <file path=word/document.xml><?xml version="1.0" encoding="utf-8"?>
-<w:document xmlns:wpc="http://schemas.microsoft.com/office/word/2010/wordprocessingCanvas" xmlns:cx="http://schemas.microsoft.com/office/drawing/2014/chartex" xmlns:cx1="http://schemas.microsoft.com/office/drawing/2015/9/8/chartex" xmlns:mc="http://schemas.openxmlformats.org/markup-compatibility/2006" xmlns:o="urn:schemas-microsoft-com:office:office" xmlns:r="http://schemas.openxmlformats.org/officeDocument/2006/relationships" xmlns:m="http://schemas.openxmlformats.org/officeDocument/2006/math" xmlns:v="urn:schemas-microsoft-com:vml" xmlns:wp14="http://schemas.microsoft.com/office/word/2010/wordprocessingDrawing" xmlns:wp="http://schemas.openxmlformats.org/drawingml/2006/wordprocessingDrawing" xmlns:w10="urn:schemas-microsoft-com:office:word" xmlns:w="http://schemas.openxmlformats.org/wordprocessingml/2006/main" xmlns:w14="http://schemas.microsoft.com/office/word/2010/wordml" xmlns:w15="http://schemas.microsoft.com/office/word/2012/wordml" xmlns:w16se="http://schemas.microsoft.com/office/word/2015/wordml/symex" xmlns:wpg="http://schemas.microsoft.com/office/word/2010/wordprocessingGroup" xmlns:wpi="http://schemas.microsoft.com/office/word/2010/wordprocessingInk" xmlns:wne="http://schemas.microsoft.com/office/word/2006/wordml" xmlns:wps="http://schemas.microsoft.com/office/word/2010/wordprocessingShape" mc:Ignorable="w14 w15 w16se wp14">
+<w:document xmlns:wpc="http://schemas.microsoft.com/office/word/2010/wordprocessingCanvas" xmlns:cx="http://schemas.microsoft.com/office/drawing/2014/chartex" xmlns:mc="http://schemas.openxmlformats.org/markup-compatibility/2006" xmlns:o="urn:schemas-microsoft-com:office:office" xmlns:r="http://schemas.openxmlformats.org/officeDocument/2006/relationships" xmlns:m="http://schemas.openxmlformats.org/officeDocument/2006/math" xmlns:v="urn:schemas-microsoft-com:vml" xmlns:wp14="http://schemas.microsoft.com/office/word/2010/wordprocessingDrawing" xmlns:wp="http://schemas.openxmlformats.org/drawingml/2006/wordprocessingDrawing" xmlns:w10="urn:schemas-microsoft-com:office:word" xmlns:w="http://schemas.openxmlformats.org/wordprocessingml/2006/main" xmlns:w14="http://schemas.microsoft.com/office/word/2010/wordml" xmlns:w15="http://schemas.microsoft.com/office/word/2012/wordml" xmlns:w16se="http://schemas.microsoft.com/office/word/2015/wordml/symex" xmlns:wpg="http://schemas.microsoft.com/office/word/2010/wordprocessingGroup" xmlns:wpi="http://schemas.microsoft.com/office/word/2010/wordprocessingInk" xmlns:wne="http://schemas.microsoft.com/office/word/2006/wordml" xmlns:wps="http://schemas.microsoft.com/office/word/2010/wordprocessingShape" mc:Ignorable="w14 w15 w16se wp14">
   <w:body>
     <w:p>
       <w:pPr>
@@ -2162,30 +2162,74 @@
         </w:rPr>
         <w:br w:type="page"/>
       </w:r>
-      <w:bookmarkStart w:id="0" w:name="_GoBack"/>
-      <w:bookmarkEnd w:id="0"/>
     </w:p>
     <w:p>
       <w:pPr>
         <w:pStyle w:val="Ttulo1"/>
       </w:pPr>
-      <w:bookmarkStart w:id="1" w:name="_Toc225935518"/>
+      <w:bookmarkStart w:id="0" w:name="_Toc225935518"/>
       <w:r>
         <w:lastRenderedPageBreak/>
         <w:t>INTRODUÇÃO</w:t>
       </w:r>
+      <w:bookmarkEnd w:id="0"/>
+    </w:p>
+    <w:p>
+      <w:r>
+        <w:t>Lorem Ipsum</w:t>
+      </w:r>
+      <w:r>
+        <w:rPr>
+          <w:shd w:val="clear" w:color="auto" w:fill="FFFFFF"/>
+        </w:rPr>
+        <w:t> is simply dummy text of the printing and typesetting industry. Lorem Ipsum has been the industry's standard dummy text ever since the 1500s, when an unknown printer took a galley of type and scrambled it to make a type specimen book. It has survived not only five centuries, but also the leap into electronic typesetting, remaining essentially unchanged. It was popularised in the 1960s with the release of Letraset sheets containing Lorem Ipsum passages, and more recently with desktop publishing software like Aldus PageMaker including versions of Lorem Ipsum</w:t>
+      </w:r>
+      <w:r>
+        <w:rPr>
+          <w:noProof/>
+        </w:rPr>
+        <w:t>.</w:t>
+      </w:r>
+    </w:p>
+    <w:p>
+      <w:pPr>
+        <w:pStyle w:val="Ttulo2"/>
+      </w:pPr>
+      <w:bookmarkStart w:id="1" w:name="_Toc225935519"/>
+      <w:r>
+        <w:t>Problemática</w:t>
+      </w:r>
       <w:bookmarkEnd w:id="1"/>
     </w:p>
     <w:p>
       <w:r>
-        <w:rPr>
-          <w:rStyle w:val="Forte"/>
-          <w:rFonts w:ascii="Open Sans" w:hAnsi="Open Sans" w:cs="Open Sans"/>
-          <w:color w:val="000000"/>
-          <w:sz w:val="21"/>
-          <w:szCs w:val="21"/>
+        <w:t>Lorem Ipsum</w:t>
+      </w:r>
+      <w:r>
+        <w:rPr>
           <w:shd w:val="clear" w:color="auto" w:fill="FFFFFF"/>
         </w:rPr>
+        <w:t> is simply dummy text of the printing and typesetting industry. Lorem Ipsum has been the industry's standard dummy text ever since the 1500s, when an unknown printer took a galley of type and scrambled it to make a type specimen book. It has survived not only five centuries, but also the leap into electronic typesetting, remaining essentially unchanged. It was popularised in the 1960s with the release of Letraset sheets containing Lorem Ipsum passages, and more recently with desktop publishing software like Aldus PageMaker including versions of Lorem Ipsum</w:t>
+      </w:r>
+      <w:r>
+        <w:rPr>
+          <w:noProof/>
+        </w:rPr>
+        <w:t>.</w:t>
+      </w:r>
+    </w:p>
+    <w:p>
+      <w:pPr>
+        <w:pStyle w:val="Ttulo2"/>
+      </w:pPr>
+      <w:bookmarkStart w:id="2" w:name="_Toc225935520"/>
+      <w:r>
+        <w:t>Justificativa</w:t>
+      </w:r>
+      <w:bookmarkEnd w:id="2"/>
+    </w:p>
+    <w:p>
+      <w:r>
         <w:t>Lorem Ipsum</w:t>
       </w:r>
       <w:r>
@@ -2205,92 +2249,14 @@
       <w:pPr>
         <w:pStyle w:val="Ttulo2"/>
       </w:pPr>
-      <w:bookmarkStart w:id="2" w:name="_Toc225935519"/>
-      <w:r>
-        <w:t>Problemática</w:t>
-      </w:r>
-      <w:bookmarkEnd w:id="2"/>
-    </w:p>
-    <w:p>
-      <w:r>
-        <w:rPr>
-          <w:rStyle w:val="Forte"/>
-          <w:rFonts w:ascii="Open Sans" w:hAnsi="Open Sans" w:cs="Open Sans"/>
-          <w:color w:val="000000"/>
-          <w:sz w:val="21"/>
-          <w:szCs w:val="21"/>
-          <w:shd w:val="clear" w:color="auto" w:fill="FFFFFF"/>
-        </w:rPr>
-        <w:t>Lorem Ipsum</w:t>
-      </w:r>
-      <w:r>
-        <w:rPr>
-          <w:shd w:val="clear" w:color="auto" w:fill="FFFFFF"/>
-        </w:rPr>
-        <w:t> is simply dummy text of the printing and typesetting industry. Lorem Ipsum has been the industry's standard dummy text ever since the 1500s, when an unknown printer took a galley of type and scrambled it to make a type specimen book. It has survived not only five centuries, but also the leap into electronic typesetting, remaining essentially unchanged. It was popularised in the 1960s with the release of Letraset sheets containing Lorem Ipsum passages, and more recently with desktop publishing software like Aldus PageMaker including versions of Lorem Ipsum</w:t>
-      </w:r>
-      <w:r>
-        <w:rPr>
-          <w:noProof/>
-        </w:rPr>
-        <w:t>.</w:t>
-      </w:r>
-    </w:p>
-    <w:p>
-      <w:pPr>
-        <w:pStyle w:val="Ttulo2"/>
-      </w:pPr>
-      <w:bookmarkStart w:id="3" w:name="_Toc225935520"/>
-      <w:r>
-        <w:t>Justificativa</w:t>
+      <w:bookmarkStart w:id="3" w:name="_Toc225935521"/>
+      <w:r>
+        <w:t>Objetivos</w:t>
       </w:r>
       <w:bookmarkEnd w:id="3"/>
     </w:p>
     <w:p>
       <w:r>
-        <w:rPr>
-          <w:rStyle w:val="Forte"/>
-          <w:rFonts w:ascii="Open Sans" w:hAnsi="Open Sans" w:cs="Open Sans"/>
-          <w:color w:val="000000"/>
-          <w:sz w:val="21"/>
-          <w:szCs w:val="21"/>
-          <w:shd w:val="clear" w:color="auto" w:fill="FFFFFF"/>
-        </w:rPr>
-        <w:t>Lorem Ipsum</w:t>
-      </w:r>
-      <w:r>
-        <w:rPr>
-          <w:shd w:val="clear" w:color="auto" w:fill="FFFFFF"/>
-        </w:rPr>
-        <w:t> is simply dummy text of the printing and typesetting industry. Lorem Ipsum has been the industry's standard dummy text ever since the 1500s, when an unknown printer took a galley of type and scrambled it to make a type specimen book. It has survived not only five centuries, but also the leap into electronic typesetting, remaining essentially unchanged. It was popularised in the 1960s with the release of Letraset sheets containing Lorem Ipsum passages, and more recently with desktop publishing software like Aldus PageMaker including versions of Lorem Ipsum</w:t>
-      </w:r>
-      <w:r>
-        <w:rPr>
-          <w:noProof/>
-        </w:rPr>
-        <w:t>.</w:t>
-      </w:r>
-    </w:p>
-    <w:p>
-      <w:pPr>
-        <w:pStyle w:val="Ttulo2"/>
-      </w:pPr>
-      <w:bookmarkStart w:id="4" w:name="_Toc225935521"/>
-      <w:r>
-        <w:t>Objetivos</w:t>
-      </w:r>
-      <w:bookmarkEnd w:id="4"/>
-    </w:p>
-    <w:p>
-      <w:r>
-        <w:rPr>
-          <w:rStyle w:val="Forte"/>
-          <w:rFonts w:ascii="Open Sans" w:hAnsi="Open Sans" w:cs="Open Sans"/>
-          <w:color w:val="000000"/>
-          <w:sz w:val="21"/>
-          <w:szCs w:val="21"/>
-          <w:shd w:val="clear" w:color="auto" w:fill="FFFFFF"/>
-        </w:rPr>
         <w:t>Lorem Ipsum</w:t>
       </w:r>
       <w:r>
@@ -2317,10 +2283,48 @@
       <w:pPr>
         <w:pStyle w:val="Ttulo3"/>
       </w:pPr>
-      <w:bookmarkStart w:id="5" w:name="_Toc225935522"/>
+      <w:bookmarkStart w:id="4" w:name="_Toc225935522"/>
       <w:r>
         <w:t>Objetivos geral</w:t>
       </w:r>
+      <w:bookmarkEnd w:id="4"/>
+    </w:p>
+    <w:p>
+      <w:pPr>
+        <w:rPr>
+          <w:noProof/>
+        </w:rPr>
+      </w:pPr>
+      <w:r>
+        <w:t>Lorem Ipsum</w:t>
+      </w:r>
+      <w:r>
+        <w:rPr>
+          <w:shd w:val="clear" w:color="auto" w:fill="FFFFFF"/>
+        </w:rPr>
+        <w:t> is simply dummy text of the printing and typesetting industry. Lorem Ipsum has been the industry's standard dummy text ever since the 1500s, when an unknown printer took a galley of type and scrambled it to make a type specimen book. It has survived not only five centuries, but also the leap into electronic typesetting, remaining essentially unchanged. It was popularised in the 1960s with the release of Letraset sheets containing Lorem Ipsum passages, and more recently with desktop publishing software like Aldus PageMaker including versions of Lorem Ipsum</w:t>
+      </w:r>
+      <w:r>
+        <w:rPr>
+          <w:noProof/>
+        </w:rPr>
+        <w:t>.</w:t>
+      </w:r>
+    </w:p>
+    <w:p>
+      <w:pPr>
+        <w:pStyle w:val="Ttulo4"/>
+        <w:rPr>
+          <w:noProof/>
+        </w:rPr>
+      </w:pPr>
+      <w:bookmarkStart w:id="5" w:name="_Toc225935523"/>
+      <w:r>
+        <w:rPr>
+          <w:noProof/>
+        </w:rPr>
+        <w:t>Teste nível 4</w:t>
+      </w:r>
       <w:bookmarkEnd w:id="5"/>
     </w:p>
     <w:p>
@@ -2330,14 +2334,44 @@
         </w:rPr>
       </w:pPr>
       <w:r>
-        <w:rPr>
-          <w:rStyle w:val="Forte"/>
-          <w:rFonts w:ascii="Open Sans" w:hAnsi="Open Sans" w:cs="Open Sans"/>
-          <w:color w:val="000000"/>
-          <w:sz w:val="21"/>
-          <w:szCs w:val="21"/>
+        <w:t>Lorem Ipsum</w:t>
+      </w:r>
+      <w:r>
+        <w:rPr>
           <w:shd w:val="clear" w:color="auto" w:fill="FFFFFF"/>
         </w:rPr>
+        <w:t> is simply dummy text of the printing and typesetting industry. Lorem Ipsum has been the industry's standard dummy text ever since the 1500s, when an unknown printer took a galley of type and scrambled it to make a type specimen book. It has survived not only five centuries, but also the leap into electronic typesetting, remaining essentially unchanged. It was popularised in the 1960s with the release of Letraset sheets containing Lorem Ipsum passages, and more recently with desktop publishing software like Aldus PageMaker including versions of Lorem Ipsum</w:t>
+      </w:r>
+      <w:r>
+        <w:rPr>
+          <w:noProof/>
+        </w:rPr>
+        <w:t>.</w:t>
+      </w:r>
+    </w:p>
+    <w:p>
+      <w:pPr>
+        <w:pStyle w:val="Ttulo5"/>
+        <w:rPr>
+          <w:noProof/>
+        </w:rPr>
+      </w:pPr>
+      <w:bookmarkStart w:id="6" w:name="_Toc225935524"/>
+      <w:r>
+        <w:rPr>
+          <w:noProof/>
+        </w:rPr>
+        <w:t>Teste nível 5</w:t>
+      </w:r>
+      <w:bookmarkEnd w:id="6"/>
+    </w:p>
+    <w:p>
+      <w:pPr>
+        <w:rPr>
+          <w:noProof/>
+        </w:rPr>
+      </w:pPr>
+      <w:r>
         <w:t>Lorem Ipsum</w:t>
       </w:r>
       <w:r>
@@ -2355,116 +2389,16 @@
     </w:p>
     <w:p>
       <w:pPr>
-        <w:pStyle w:val="Ttulo4"/>
-        <w:rPr>
-          <w:noProof/>
-        </w:rPr>
-      </w:pPr>
-      <w:bookmarkStart w:id="6" w:name="_Toc225935523"/>
-      <w:r>
-        <w:rPr>
-          <w:noProof/>
-        </w:rPr>
-        <w:t>Teste nível 4</w:t>
-      </w:r>
-      <w:bookmarkEnd w:id="6"/>
-    </w:p>
-    <w:p>
-      <w:pPr>
-        <w:rPr>
-          <w:noProof/>
-        </w:rPr>
-      </w:pPr>
-      <w:r>
-        <w:rPr>
-          <w:rStyle w:val="Forte"/>
-          <w:rFonts w:ascii="Open Sans" w:hAnsi="Open Sans" w:cs="Open Sans"/>
-          <w:color w:val="000000"/>
-          <w:sz w:val="21"/>
-          <w:szCs w:val="21"/>
-          <w:shd w:val="clear" w:color="auto" w:fill="FFFFFF"/>
-        </w:rPr>
-        <w:t>Lorem Ipsum</w:t>
-      </w:r>
-      <w:r>
-        <w:rPr>
-          <w:shd w:val="clear" w:color="auto" w:fill="FFFFFF"/>
-        </w:rPr>
-        <w:t> is simply dummy text of the printing and typesetting industry. Lorem Ipsum has been the industry's standard dummy text ever since the 1500s, when an unknown printer took a galley of type and scrambled it to make a type specimen book. It has survived not only five centuries, but also the leap into electronic typesetting, remaining essentially unchanged. It was popularised in the 1960s with the release of Letraset sheets containing Lorem Ipsum passages, and more recently with desktop publishing software like Aldus PageMaker including versions of Lorem Ipsum</w:t>
-      </w:r>
-      <w:r>
-        <w:rPr>
-          <w:noProof/>
-        </w:rPr>
-        <w:t>.</w:t>
-      </w:r>
-    </w:p>
-    <w:p>
-      <w:pPr>
-        <w:pStyle w:val="Ttulo5"/>
-        <w:rPr>
-          <w:noProof/>
-        </w:rPr>
-      </w:pPr>
-      <w:bookmarkStart w:id="7" w:name="_Toc225935524"/>
-      <w:r>
-        <w:rPr>
-          <w:noProof/>
-        </w:rPr>
-        <w:t>Teste nível 5</w:t>
+        <w:pStyle w:val="Ttulo3"/>
+      </w:pPr>
+      <w:bookmarkStart w:id="7" w:name="_Toc225935525"/>
+      <w:r>
+        <w:t>Objetivos específicos</w:t>
       </w:r>
       <w:bookmarkEnd w:id="7"/>
     </w:p>
     <w:p>
-      <w:pPr>
-        <w:rPr>
-          <w:noProof/>
-        </w:rPr>
-      </w:pPr>
-      <w:r>
-        <w:rPr>
-          <w:rStyle w:val="Forte"/>
-          <w:rFonts w:ascii="Open Sans" w:hAnsi="Open Sans" w:cs="Open Sans"/>
-          <w:color w:val="000000"/>
-          <w:sz w:val="21"/>
-          <w:szCs w:val="21"/>
-          <w:shd w:val="clear" w:color="auto" w:fill="FFFFFF"/>
-        </w:rPr>
-        <w:t>Lorem Ipsum</w:t>
-      </w:r>
-      <w:r>
-        <w:rPr>
-          <w:shd w:val="clear" w:color="auto" w:fill="FFFFFF"/>
-        </w:rPr>
-        <w:t> is simply dummy text of the printing and typesetting industry. Lorem Ipsum has been the industry's standard dummy text ever since the 1500s, when an unknown printer took a galley of type and scrambled it to make a type specimen book. It has survived not only five centuries, but also the leap into electronic typesetting, remaining essentially unchanged. It was popularised in the 1960s with the release of Letraset sheets containing Lorem Ipsum passages, and more recently with desktop publishing software like Aldus PageMaker including versions of Lorem Ipsum</w:t>
-      </w:r>
-      <w:r>
-        <w:rPr>
-          <w:noProof/>
-        </w:rPr>
-        <w:t>.</w:t>
-      </w:r>
-    </w:p>
-    <w:p>
-      <w:pPr>
-        <w:pStyle w:val="Ttulo3"/>
-      </w:pPr>
-      <w:bookmarkStart w:id="8" w:name="_Toc225935525"/>
-      <w:r>
-        <w:t>Objetivos específicos</w:t>
-      </w:r>
-      <w:bookmarkEnd w:id="8"/>
-    </w:p>
-    <w:p>
-      <w:r>
-        <w:rPr>
-          <w:rStyle w:val="Forte"/>
-          <w:rFonts w:ascii="Open Sans" w:hAnsi="Open Sans" w:cs="Open Sans"/>
-          <w:color w:val="000000"/>
-          <w:sz w:val="21"/>
-          <w:szCs w:val="21"/>
-          <w:shd w:val="clear" w:color="auto" w:fill="FFFFFF"/>
-        </w:rPr>
+      <w:r>
         <w:t>Lorem Ipsum</w:t>
       </w:r>
       <w:r>
@@ -2491,28 +2425,47 @@
       <w:pPr>
         <w:pStyle w:val="Ttulo2"/>
       </w:pPr>
-      <w:bookmarkStart w:id="9" w:name="_Toc225935526"/>
+      <w:bookmarkStart w:id="8" w:name="_Toc225935526"/>
       <w:r>
         <w:t>Metodologia</w:t>
       </w:r>
+      <w:bookmarkEnd w:id="8"/>
+    </w:p>
+    <w:p>
+      <w:r>
+        <w:t>Lorem Ipsum</w:t>
+      </w:r>
+      <w:r>
+        <w:rPr>
+          <w:shd w:val="clear" w:color="auto" w:fill="FFFFFF"/>
+        </w:rPr>
+        <w:t> is simply dummy text of the printing and typesetting industry. Lorem Ipsum has been the industry's standard dummy text ever since the 1500s, when an unknown printer took a galley of type and scrambled it to make a type specimen book. It has survived not only five centuries, but also the leap into electronic typesetting, remaining essentially unchanged. It was popularised in the 1960s with the release of Letraset sheets containing Lorem Ipsum passages, and more recently with desktop publishing software like Aldus PageMaker including versions of Lorem Ipsum</w:t>
+      </w:r>
+      <w:r>
+        <w:rPr>
+          <w:noProof/>
+        </w:rPr>
+        <w:t>.</w:t>
+      </w:r>
+    </w:p>
+    <w:p>
+      <w:pPr>
+        <w:pStyle w:val="Ttulo2"/>
+      </w:pPr>
+      <w:bookmarkStart w:id="9" w:name="_Toc225935527"/>
+      <w:r>
+        <w:t>Resultados esperados</w:t>
+      </w:r>
       <w:bookmarkEnd w:id="9"/>
     </w:p>
     <w:p>
       <w:r>
-        <w:rPr>
-          <w:rStyle w:val="Forte"/>
-          <w:rFonts w:ascii="Open Sans" w:hAnsi="Open Sans" w:cs="Open Sans"/>
-          <w:color w:val="000000"/>
-          <w:sz w:val="21"/>
-          <w:szCs w:val="21"/>
+        <w:t>Lorem Ipsum</w:t>
+      </w:r>
+      <w:r>
+        <w:rPr>
           <w:shd w:val="clear" w:color="auto" w:fill="FFFFFF"/>
         </w:rPr>
-        <w:t>Lorem Ipsum</w:t>
-      </w:r>
-      <w:r>
-        <w:rPr>
-          <w:shd w:val="clear" w:color="auto" w:fill="FFFFFF"/>
-        </w:rPr>
         <w:t> is simply dummy text of the printing and typesetting industry. Lorem Ipsum has been the industry's standard dummy text ever since the 1500s, when an unknown printer took a galley of type and scrambled it to make a type specimen book. It has survived not only five centuries, but also the leap into electronic typesetting, remaining essentially unchanged. It was popularised in the 1960s with the release of Letraset sheets containing Lorem Ipsum passages, and more recently with desktop publishing software like Aldus PageMaker including versions of Lorem Ipsum</w:t>
       </w:r>
       <w:r>
@@ -2522,41 +2475,6 @@
         <w:t>.</w:t>
       </w:r>
     </w:p>
-    <w:p>
-      <w:pPr>
-        <w:pStyle w:val="Ttulo2"/>
-      </w:pPr>
-      <w:bookmarkStart w:id="10" w:name="_Toc225935527"/>
-      <w:r>
-        <w:t>Resultados esperados</w:t>
-      </w:r>
-      <w:bookmarkEnd w:id="10"/>
-    </w:p>
-    <w:p>
-      <w:r>
-        <w:rPr>
-          <w:rStyle w:val="Forte"/>
-          <w:rFonts w:ascii="Open Sans" w:hAnsi="Open Sans" w:cs="Open Sans"/>
-          <w:color w:val="000000"/>
-          <w:sz w:val="21"/>
-          <w:szCs w:val="21"/>
-          <w:shd w:val="clear" w:color="auto" w:fill="FFFFFF"/>
-        </w:rPr>
-        <w:t>Lorem Ipsum</w:t>
-      </w:r>
-      <w:r>
-        <w:rPr>
-          <w:shd w:val="clear" w:color="auto" w:fill="FFFFFF"/>
-        </w:rPr>
-        <w:t> is simply dummy text of the printing and typesetting industry. Lorem Ipsum has been the industry's standard dummy text ever since the 1500s, when an unknown printer took a galley of type and scrambled it to make a type specimen book. It has survived not only five centuries, but also the leap into electronic typesetting, remaining essentially unchanged. It was popularised in the 1960s with the release of Letraset sheets containing Lorem Ipsum passages, and more recently with desktop publishing software like Aldus PageMaker including versions of Lorem Ipsum</w:t>
-      </w:r>
-      <w:r>
-        <w:rPr>
-          <w:noProof/>
-        </w:rPr>
-        <w:t>.</w:t>
-      </w:r>
-    </w:p>
     <w:p/>
     <w:p>
       <w:r>
@@ -2567,77 +2485,69 @@
       <w:pPr>
         <w:pStyle w:val="Ttulo1"/>
       </w:pPr>
-      <w:bookmarkStart w:id="11" w:name="_Toc225935528"/>
+      <w:bookmarkStart w:id="10" w:name="_Toc225935528"/>
       <w:r>
         <w:lastRenderedPageBreak/>
         <w:t>REFERÊNCIAL TEÓRICO</w:t>
       </w:r>
+      <w:bookmarkEnd w:id="10"/>
+    </w:p>
+    <w:p>
+      <w:r>
+        <w:t>Lorem Ipsum</w:t>
+      </w:r>
+      <w:r>
+        <w:rPr>
+          <w:shd w:val="clear" w:color="auto" w:fill="FFFFFF"/>
+        </w:rPr>
+        <w:t> is simply dummy text of the printing and typesetting industry. Lorem Ipsum has been the industry's standard dummy text ever since the 1500s, when an unknown printer took a galley of type and scrambled it to make a type specimen book. It has survived not only five centuries, but also the leap into electronic typesetting, remaining essentially unchanged. It was popularised in the 1960s with the release of Letraset sheets containing Lorem Ipsum passages, and more recently with desktop publishing software like Aldus PageMaker including versions of Lorem Ipsum</w:t>
+      </w:r>
+      <w:r>
+        <w:rPr>
+          <w:noProof/>
+        </w:rPr>
+        <w:t>.</w:t>
+      </w:r>
+    </w:p>
+    <w:p>
+      <w:pPr>
+        <w:pStyle w:val="Ttulo2"/>
+      </w:pPr>
+      <w:bookmarkStart w:id="11" w:name="_Toc225935529"/>
+      <w:r>
+        <w:t>Simulando subtítulo</w:t>
+      </w:r>
       <w:bookmarkEnd w:id="11"/>
     </w:p>
     <w:p>
-      <w:r>
-        <w:rPr>
-          <w:rStyle w:val="Forte"/>
-          <w:rFonts w:ascii="Open Sans" w:hAnsi="Open Sans" w:cs="Open Sans"/>
-          <w:color w:val="000000"/>
-          <w:sz w:val="21"/>
-          <w:szCs w:val="21"/>
-          <w:shd w:val="clear" w:color="auto" w:fill="FFFFFF"/>
-        </w:rPr>
-        <w:t>Lorem Ipsum</w:t>
-      </w:r>
-      <w:r>
-        <w:rPr>
-          <w:shd w:val="clear" w:color="auto" w:fill="FFFFFF"/>
-        </w:rPr>
-        <w:t> is simply dummy text of the printing and typesetting industry. Lorem Ipsum has been the industry's standard dummy text ever since the 1500s, when an unknown printer took a galley of type and scrambled it to make a type specimen book. It has survived not only five centuries, but also the leap into electronic typesetting, remaining essentially unchanged. It was popularised in the 1960s with the release of Letraset sheets containing Lorem Ipsum passages, and more recently with desktop publishing software like Aldus PageMaker including versions of Lorem Ipsum</w:t>
-      </w:r>
-      <w:r>
-        <w:rPr>
-          <w:noProof/>
-        </w:rPr>
-        <w:t>.</w:t>
-      </w:r>
-    </w:p>
-    <w:p>
-      <w:pPr>
-        <w:pStyle w:val="Ttulo2"/>
-      </w:pPr>
-      <w:bookmarkStart w:id="12" w:name="_Toc225935529"/>
-      <w:r>
-        <w:t>Simulando subtítulo</w:t>
+      <w:pPr>
+        <w:pStyle w:val="Ttulo3"/>
+      </w:pPr>
+      <w:bookmarkStart w:id="12" w:name="_Toc225935530"/>
+      <w:r>
+        <w:t>Outro subtítulo</w:t>
       </w:r>
       <w:bookmarkEnd w:id="12"/>
     </w:p>
     <w:p>
       <w:pPr>
-        <w:pStyle w:val="Ttulo3"/>
-      </w:pPr>
-      <w:bookmarkStart w:id="13" w:name="_Toc225935530"/>
-      <w:r>
-        <w:t>Outro subtítulo</w:t>
+        <w:pStyle w:val="Ttulo4"/>
+      </w:pPr>
+      <w:bookmarkStart w:id="13" w:name="_Toc225935531"/>
+      <w:r>
+        <w:t>Teste nível 4</w:t>
       </w:r>
       <w:bookmarkEnd w:id="13"/>
     </w:p>
     <w:p>
       <w:pPr>
-        <w:pStyle w:val="Ttulo4"/>
-      </w:pPr>
-      <w:bookmarkStart w:id="14" w:name="_Toc225935531"/>
-      <w:r>
-        <w:t>Teste nível 4</w:t>
+        <w:pStyle w:val="Ttulo5"/>
+      </w:pPr>
+      <w:bookmarkStart w:id="14" w:name="_Toc225935532"/>
+      <w:r>
+        <w:t>Teste 5</w:t>
       </w:r>
       <w:bookmarkEnd w:id="14"/>
-    </w:p>
-    <w:p>
-      <w:pPr>
-        <w:pStyle w:val="Ttulo5"/>
-      </w:pPr>
-      <w:bookmarkStart w:id="15" w:name="_Toc225935532"/>
-      <w:r>
-        <w:t>Teste 5</w:t>
-      </w:r>
-      <w:bookmarkEnd w:id="15"/>
     </w:p>
     <w:p>
       <w:pPr>
@@ -2655,58 +2565,70 @@
       <w:pPr>
         <w:pStyle w:val="Ttulo1"/>
       </w:pPr>
-      <w:bookmarkStart w:id="16" w:name="_Toc225935533"/>
+      <w:bookmarkStart w:id="15" w:name="_Toc225935533"/>
       <w:r>
         <w:lastRenderedPageBreak/>
         <w:t>IMERSÃO</w:t>
       </w:r>
+      <w:bookmarkEnd w:id="15"/>
+    </w:p>
+    <w:p>
+      <w:pPr>
+        <w:rPr>
+          <w:noProof/>
+        </w:rPr>
+      </w:pPr>
+      <w:r>
+        <w:t>Lorem Ipsum</w:t>
+      </w:r>
+      <w:r>
+        <w:rPr>
+          <w:shd w:val="clear" w:color="auto" w:fill="FFFFFF"/>
+        </w:rPr>
+        <w:t> is simply dummy text of the printing and typesetting industry. Lorem Ipsum has been the industry's standard dummy text ever since the 1500s, when an unknown printer took a galley of type and scrambled it to make a type specimen book. It has survived not only five centuries, but also the leap into electronic typesetting, remaining essentially unchanged. It was popularised in the 1960s with the release of Letraset sheets containing Lorem Ipsum passages, and more recently with desktop publishing software like Aldus PageMaker including versions of Lorem Ipsum</w:t>
+      </w:r>
+      <w:r>
+        <w:rPr>
+          <w:noProof/>
+        </w:rPr>
+        <w:t>.</w:t>
+      </w:r>
+    </w:p>
+    <w:p>
+      <w:pPr>
+        <w:pStyle w:val="Ttulo2"/>
+        <w:rPr>
+          <w:noProof/>
+        </w:rPr>
+      </w:pPr>
+      <w:bookmarkStart w:id="16" w:name="_Toc225935534"/>
+      <w:r>
+        <w:rPr>
+          <w:noProof/>
+        </w:rPr>
+        <w:t>Caderno de sensibilidade</w:t>
+      </w:r>
       <w:bookmarkEnd w:id="16"/>
     </w:p>
     <w:p>
       <w:pPr>
-        <w:rPr>
-          <w:noProof/>
-        </w:rPr>
-      </w:pPr>
-      <w:r>
-        <w:rPr>
-          <w:rStyle w:val="Forte"/>
-          <w:rFonts w:ascii="Open Sans" w:hAnsi="Open Sans" w:cs="Open Sans"/>
-          <w:color w:val="000000"/>
-          <w:sz w:val="21"/>
-          <w:szCs w:val="21"/>
-          <w:shd w:val="clear" w:color="auto" w:fill="FFFFFF"/>
-        </w:rPr>
-        <w:t>Lorem Ipsum</w:t>
-      </w:r>
-      <w:r>
-        <w:rPr>
-          <w:shd w:val="clear" w:color="auto" w:fill="FFFFFF"/>
-        </w:rPr>
-        <w:t> is simply dummy text of the printing and typesetting industry. Lorem Ipsum has been the industry's standard dummy text ever since the 1500s, when an unknown printer took a galley of type and scrambled it to make a type specimen book. It has survived not only five centuries, but also the leap into electronic typesetting, remaining essentially unchanged. It was popularised in the 1960s with the release of Letraset sheets containing Lorem Ipsum passages, and more recently with desktop publishing software like Aldus PageMaker including versions of Lorem Ipsum</w:t>
-      </w:r>
-      <w:r>
-        <w:rPr>
-          <w:noProof/>
-        </w:rPr>
-        <w:t>.</w:t>
-      </w:r>
-    </w:p>
-    <w:p>
-      <w:pPr>
-        <w:pStyle w:val="Ttulo2"/>
-        <w:rPr>
-          <w:noProof/>
-        </w:rPr>
-      </w:pPr>
-      <w:bookmarkStart w:id="17" w:name="_Toc225935534"/>
-      <w:r>
-        <w:rPr>
-          <w:noProof/>
-        </w:rPr>
-        <w:t>Caderno de sensibilidade</w:t>
-      </w:r>
-      <w:bookmarkEnd w:id="17"/>
+        <w:pStyle w:val="Legenda"/>
+        <w:keepNext/>
+      </w:pPr>
+      <w:r>
+        <w:t xml:space="preserve">Figura </w:t>
+      </w:r>
+      <w:fldSimple w:instr=" SEQ Figura \* ARABIC ">
+        <w:r>
+          <w:rPr>
+            <w:noProof/>
+          </w:rPr>
+          <w:t>1</w:t>
+        </w:r>
+      </w:fldSimple>
+      <w:r>
+        <w:t>: Caderno de Sensibilidade</w:t>
+      </w:r>
     </w:p>
     <w:p>
       <w:pPr>
@@ -2779,7 +2701,351 @@
         <w:t>, 2015</w:t>
       </w:r>
     </w:p>
-    <w:p/>
+    <w:p>
+      <w:pPr>
+        <w:pStyle w:val="Legenda"/>
+        <w:keepNext/>
+      </w:pPr>
+      <w:r>
+        <w:t xml:space="preserve">Quadro </w:t>
+      </w:r>
+      <w:fldSimple w:instr=" SEQ Quadro \* ARABIC ">
+        <w:r>
+          <w:rPr>
+            <w:noProof/>
+          </w:rPr>
+          <w:t>1</w:t>
+        </w:r>
+      </w:fldSimple>
+    </w:p>
+    <w:tbl>
+      <w:tblPr>
+        <w:tblStyle w:val="Tabelacomgrade"/>
+        <w:tblW w:w="0" w:type="auto"/>
+        <w:tblLook w:val="04A0" w:firstRow="1" w:lastRow="0" w:firstColumn="1" w:lastColumn="0" w:noHBand="0" w:noVBand="1"/>
+      </w:tblPr>
+      <w:tblGrid>
+        <w:gridCol w:w="7792"/>
+        <w:gridCol w:w="1269"/>
+      </w:tblGrid>
+      <w:tr>
+        <w:tc>
+          <w:tcPr>
+            <w:tcW w:w="7792" w:type="dxa"/>
+          </w:tcPr>
+          <w:p>
+            <w:pPr>
+              <w:ind w:firstLine="0"/>
+            </w:pPr>
+            <w:r>
+              <w:t>Sentimento</w:t>
+            </w:r>
+          </w:p>
+        </w:tc>
+        <w:tc>
+          <w:tcPr>
+            <w:tcW w:w="1269" w:type="dxa"/>
+          </w:tcPr>
+          <w:p>
+            <w:pPr>
+              <w:ind w:firstLine="0"/>
+            </w:pPr>
+            <w:r>
+              <w:t>Reação</w:t>
+            </w:r>
+          </w:p>
+        </w:tc>
+      </w:tr>
+      <w:tr>
+        <w:tc>
+          <w:tcPr>
+            <w:tcW w:w="7792" w:type="dxa"/>
+          </w:tcPr>
+          <w:p>
+            <w:pPr>
+              <w:ind w:firstLine="0"/>
+            </w:pPr>
+            <w:r>
+              <w:t>Lorem Ipsum</w:t>
+            </w:r>
+            <w:r>
+              <w:rPr>
+                <w:shd w:val="clear" w:color="auto" w:fill="FFFFFF"/>
+              </w:rPr>
+              <w:t> is simply dummy text of the printing and typesetting industry.</w:t>
+            </w:r>
+          </w:p>
+        </w:tc>
+        <w:tc>
+          <w:tcPr>
+            <w:tcW w:w="1269" w:type="dxa"/>
+          </w:tcPr>
+          <w:p>
+            <w:pPr>
+              <w:ind w:firstLine="0"/>
+              <w:rPr>
+                <w:rFonts w:ascii="Segoe UI Symbol" w:hAnsi="Segoe UI Symbol"/>
+              </w:rPr>
+            </w:pPr>
+            <w:r>
+              <w:rPr>
+                <w:rFonts w:ascii="Segoe UI Symbol" w:hAnsi="Segoe UI Symbol"/>
+              </w:rPr>
+              <w:t>😊</w:t>
+            </w:r>
+          </w:p>
+        </w:tc>
+      </w:tr>
+      <w:tr>
+        <w:tc>
+          <w:tcPr>
+            <w:tcW w:w="7792" w:type="dxa"/>
+          </w:tcPr>
+          <w:p>
+            <w:pPr>
+              <w:ind w:firstLine="0"/>
+            </w:pPr>
+            <w:r>
+              <w:lastRenderedPageBreak/>
+              <w:t>Lorem Ipsum</w:t>
+            </w:r>
+            <w:r>
+              <w:rPr>
+                <w:shd w:val="clear" w:color="auto" w:fill="FFFFFF"/>
+              </w:rPr>
+              <w:t> is simply dummy text of the printing and typesetting industry.</w:t>
+            </w:r>
+          </w:p>
+        </w:tc>
+        <w:tc>
+          <w:tcPr>
+            <w:tcW w:w="1269" w:type="dxa"/>
+          </w:tcPr>
+          <w:p>
+            <w:pPr>
+              <w:ind w:firstLine="0"/>
+              <w:rPr>
+                <w:rFonts w:ascii="Segoe UI Symbol" w:hAnsi="Segoe UI Symbol"/>
+              </w:rPr>
+            </w:pPr>
+            <w:r>
+              <w:rPr>
+                <w:rFonts w:ascii="Segoe UI Symbol" w:hAnsi="Segoe UI Symbol"/>
+              </w:rPr>
+              <w:t>😊</w:t>
+            </w:r>
+          </w:p>
+        </w:tc>
+      </w:tr>
+      <w:tr>
+        <w:tc>
+          <w:tcPr>
+            <w:tcW w:w="7792" w:type="dxa"/>
+          </w:tcPr>
+          <w:p>
+            <w:pPr>
+              <w:ind w:firstLine="0"/>
+            </w:pPr>
+            <w:r>
+              <w:t>Lorem Ipsum</w:t>
+            </w:r>
+            <w:r>
+              <w:rPr>
+                <w:shd w:val="clear" w:color="auto" w:fill="FFFFFF"/>
+              </w:rPr>
+              <w:t> is simply dummy text of the printing and typesetting industry.</w:t>
+            </w:r>
+          </w:p>
+        </w:tc>
+        <w:tc>
+          <w:tcPr>
+            <w:tcW w:w="1269" w:type="dxa"/>
+          </w:tcPr>
+          <w:p>
+            <w:pPr>
+              <w:ind w:firstLine="0"/>
+              <w:rPr>
+                <w:rFonts w:ascii="Segoe UI Symbol" w:hAnsi="Segoe UI Symbol"/>
+              </w:rPr>
+            </w:pPr>
+            <w:r>
+              <w:rPr>
+                <w:rFonts w:ascii="Segoe UI Symbol" w:hAnsi="Segoe UI Symbol"/>
+              </w:rPr>
+              <w:t>😔</w:t>
+            </w:r>
+          </w:p>
+        </w:tc>
+      </w:tr>
+      <w:tr>
+        <w:tc>
+          <w:tcPr>
+            <w:tcW w:w="7792" w:type="dxa"/>
+          </w:tcPr>
+          <w:p>
+            <w:pPr>
+              <w:ind w:firstLine="0"/>
+            </w:pPr>
+            <w:r>
+              <w:t>Lorem Ipsum</w:t>
+            </w:r>
+            <w:r>
+              <w:rPr>
+                <w:shd w:val="clear" w:color="auto" w:fill="FFFFFF"/>
+              </w:rPr>
+              <w:t> is simply dummy text of the printing and typesetting industry.</w:t>
+            </w:r>
+          </w:p>
+        </w:tc>
+        <w:tc>
+          <w:tcPr>
+            <w:tcW w:w="1269" w:type="dxa"/>
+          </w:tcPr>
+          <w:p>
+            <w:pPr>
+              <w:ind w:firstLine="0"/>
+              <w:rPr>
+                <w:rFonts w:ascii="Segoe UI Symbol" w:hAnsi="Segoe UI Symbol"/>
+              </w:rPr>
+            </w:pPr>
+            <w:r>
+              <w:rPr>
+                <w:rFonts w:ascii="Segoe UI Symbol" w:hAnsi="Segoe UI Symbol"/>
+              </w:rPr>
+              <w:t>🙂</w:t>
+            </w:r>
+          </w:p>
+        </w:tc>
+      </w:tr>
+      <w:tr>
+        <w:tc>
+          <w:tcPr>
+            <w:tcW w:w="7792" w:type="dxa"/>
+          </w:tcPr>
+          <w:p>
+            <w:pPr>
+              <w:ind w:firstLine="0"/>
+            </w:pPr>
+            <w:r>
+              <w:t>Lorem Ipsum</w:t>
+            </w:r>
+            <w:r>
+              <w:rPr>
+                <w:shd w:val="clear" w:color="auto" w:fill="FFFFFF"/>
+              </w:rPr>
+              <w:t> is simply dummy text of the printing and typesetting industry.</w:t>
+            </w:r>
+          </w:p>
+        </w:tc>
+        <w:tc>
+          <w:tcPr>
+            <w:tcW w:w="1269" w:type="dxa"/>
+          </w:tcPr>
+          <w:p>
+            <w:pPr>
+              <w:ind w:firstLine="0"/>
+              <w:rPr>
+                <w:rFonts w:ascii="Segoe UI Symbol" w:hAnsi="Segoe UI Symbol"/>
+              </w:rPr>
+            </w:pPr>
+            <w:r>
+              <w:rPr>
+                <w:rFonts w:ascii="Segoe UI Symbol" w:hAnsi="Segoe UI Symbol"/>
+              </w:rPr>
+              <w:t>😔</w:t>
+            </w:r>
+          </w:p>
+        </w:tc>
+      </w:tr>
+      <w:tr>
+        <w:tc>
+          <w:tcPr>
+            <w:tcW w:w="7792" w:type="dxa"/>
+          </w:tcPr>
+          <w:p>
+            <w:pPr>
+              <w:ind w:firstLine="0"/>
+            </w:pPr>
+            <w:r>
+              <w:t>Lorem Ipsum</w:t>
+            </w:r>
+            <w:r>
+              <w:rPr>
+                <w:shd w:val="clear" w:color="auto" w:fill="FFFFFF"/>
+              </w:rPr>
+              <w:t> is simply dummy text of the printing and typesetting industry.</w:t>
+            </w:r>
+          </w:p>
+        </w:tc>
+        <w:tc>
+          <w:tcPr>
+            <w:tcW w:w="1269" w:type="dxa"/>
+          </w:tcPr>
+          <w:p>
+            <w:pPr>
+              <w:ind w:firstLine="0"/>
+              <w:rPr>
+                <w:rFonts w:ascii="Segoe UI Symbol" w:hAnsi="Segoe UI Symbol"/>
+              </w:rPr>
+            </w:pPr>
+            <w:r>
+              <w:rPr>
+                <w:rFonts w:ascii="Segoe UI Symbol" w:hAnsi="Segoe UI Symbol"/>
+              </w:rPr>
+              <w:t>☹</w:t>
+            </w:r>
+          </w:p>
+        </w:tc>
+      </w:tr>
+      <w:tr>
+        <w:tc>
+          <w:tcPr>
+            <w:tcW w:w="7792" w:type="dxa"/>
+          </w:tcPr>
+          <w:p>
+            <w:pPr>
+              <w:ind w:firstLine="0"/>
+            </w:pPr>
+            <w:r>
+              <w:t>Lorem Ipsum</w:t>
+            </w:r>
+            <w:r>
+              <w:rPr>
+                <w:shd w:val="clear" w:color="auto" w:fill="FFFFFF"/>
+              </w:rPr>
+              <w:t> is simply dummy text of the printing and typesetting industry.</w:t>
+            </w:r>
+          </w:p>
+        </w:tc>
+        <w:tc>
+          <w:tcPr>
+            <w:tcW w:w="1269" w:type="dxa"/>
+          </w:tcPr>
+          <w:p>
+            <w:pPr>
+              <w:ind w:firstLine="0"/>
+              <w:rPr>
+                <w:rFonts w:ascii="Segoe UI Symbol" w:hAnsi="Segoe UI Symbol"/>
+              </w:rPr>
+            </w:pPr>
+            <w:r>
+              <w:rPr>
+                <w:rFonts w:ascii="Segoe UI Symbol" w:hAnsi="Segoe UI Symbol"/>
+              </w:rPr>
+              <w:t>🙂</w:t>
+            </w:r>
+          </w:p>
+        </w:tc>
+      </w:tr>
+    </w:tbl>
+    <w:p>
+      <w:pPr>
+        <w:pStyle w:val="imagensefontes"/>
+      </w:pPr>
+      <w:r>
+        <w:t>Fonte: Os autores,2026</w:t>
+      </w:r>
+    </w:p>
     <w:p>
       <w:pPr>
         <w:rPr>
@@ -2796,22 +3062,142 @@
       <w:pPr>
         <w:pStyle w:val="Ttulo1"/>
       </w:pPr>
-      <w:bookmarkStart w:id="18" w:name="_Toc225935535"/>
+      <w:bookmarkStart w:id="17" w:name="_Toc225935535"/>
       <w:r>
         <w:lastRenderedPageBreak/>
         <w:t>ANÁLISE E SÍNTESE</w:t>
       </w:r>
+      <w:bookmarkEnd w:id="17"/>
+    </w:p>
+    <w:p>
+      <w:pPr>
+        <w:pStyle w:val="Ttulo2"/>
+      </w:pPr>
+      <w:bookmarkStart w:id="18" w:name="_Toc225935536"/>
+      <w:r>
+        <w:t>Persona</w:t>
+      </w:r>
       <w:bookmarkEnd w:id="18"/>
     </w:p>
     <w:p>
       <w:pPr>
-        <w:pStyle w:val="Ttulo2"/>
-      </w:pPr>
-      <w:bookmarkStart w:id="19" w:name="_Toc225935536"/>
-      <w:r>
-        <w:t>Persona</w:t>
-      </w:r>
-      <w:bookmarkEnd w:id="19"/>
+        <w:pStyle w:val="Citao"/>
+        <w:rPr>
+          <w:noProof/>
+        </w:rPr>
+      </w:pPr>
+      <w:r>
+        <w:t>Lorem Ipsum</w:t>
+      </w:r>
+      <w:r>
+        <w:rPr>
+          <w:shd w:val="clear" w:color="auto" w:fill="FFFFFF"/>
+        </w:rPr>
+        <w:t> is simply dummy text of the printing and typesetting industry. Lorem Ipsum has been the industry's standard dummy text ever since the 1500s, when an unknown printer took a galley of type and scrambled it to make a type specimen book. It has survived not only five centuries, but also the leap into electronic typesetting, remaining essentially unchanged. It was popularised in the 1960s with the release of Letraset sheets containing Lorem Ipsum passages, and more recently with desktop publishing software like Aldus PageMaker including versions of Lorem Ipsum</w:t>
+      </w:r>
+      <w:r>
+        <w:rPr>
+          <w:noProof/>
+        </w:rPr>
+        <w:t>.</w:t>
+      </w:r>
+    </w:p>
+    <w:p/>
+    <w:p>
+      <w:pPr>
+        <w:pStyle w:val="Legenda"/>
+        <w:keepNext/>
+      </w:pPr>
+      <w:r>
+        <w:t xml:space="preserve">Figura </w:t>
+      </w:r>
+      <w:fldSimple w:instr=" SEQ Figura \* ARABIC ">
+        <w:r>
+          <w:rPr>
+            <w:noProof/>
+          </w:rPr>
+          <w:t>2</w:t>
+        </w:r>
+      </w:fldSimple>
+      <w:r>
+        <w:t>: persona</w:t>
+      </w:r>
+    </w:p>
+    <w:p>
+      <w:pPr>
+        <w:pStyle w:val="imagensefontes"/>
+      </w:pPr>
+      <w:r>
+        <w:drawing>
+          <wp:inline distT="0" distB="0" distL="0" distR="0">
+            <wp:extent cx="5760085" cy="4678123"/>
+            <wp:effectExtent l="19050" t="19050" r="12065" b="27305"/>
+            <wp:docPr id="2" name="Imagem 2" descr="Como definir personas durante a aplicação do Design Thinking?"/>
+            <wp:cNvGraphicFramePr>
+              <a:graphicFrameLocks xmlns:a="http://schemas.openxmlformats.org/drawingml/2006/main" noChangeAspect="1"/>
+            </wp:cNvGraphicFramePr>
+            <a:graphic xmlns:a="http://schemas.openxmlformats.org/drawingml/2006/main">
+              <a:graphicData uri="http://schemas.openxmlformats.org/drawingml/2006/picture">
+                <pic:pic xmlns:pic="http://schemas.openxmlformats.org/drawingml/2006/picture">
+                  <pic:nvPicPr>
+                    <pic:cNvPr id="0" name="Picture 1" descr="Como definir personas durante a aplicação do Design Thinking?"/>
+                    <pic:cNvPicPr>
+                      <a:picLocks noChangeAspect="1" noChangeArrowheads="1"/>
+                    </pic:cNvPicPr>
+                  </pic:nvPicPr>
+                  <pic:blipFill>
+                    <a:blip r:embed="rId8">
+                      <a:extLst>
+                        <a:ext uri="{28A0092B-C50C-407E-A947-70E740481C1C}">
+                          <a14:useLocalDpi xmlns:a14="http://schemas.microsoft.com/office/drawing/2010/main" val="0"/>
+                        </a:ext>
+                      </a:extLst>
+                    </a:blip>
+                    <a:srcRect/>
+                    <a:stretch>
+                      <a:fillRect/>
+                    </a:stretch>
+                  </pic:blipFill>
+                  <pic:spPr bwMode="auto">
+                    <a:xfrm>
+                      <a:off x="0" y="0"/>
+                      <a:ext cx="5760085" cy="4678123"/>
+                    </a:xfrm>
+                    <a:prstGeom prst="rect">
+                      <a:avLst/>
+                    </a:prstGeom>
+                    <a:noFill/>
+                    <a:ln>
+                      <a:solidFill>
+                        <a:schemeClr val="tx1"/>
+                      </a:solidFill>
+                    </a:ln>
+                  </pic:spPr>
+                </pic:pic>
+              </a:graphicData>
+            </a:graphic>
+          </wp:inline>
+        </w:drawing>
+      </w:r>
+    </w:p>
+    <w:p>
+      <w:pPr>
+        <w:pStyle w:val="imagensefontes"/>
+      </w:pPr>
+      <w:r>
+        <w:t>Fonte: L</w:t>
+      </w:r>
+      <w:r>
+        <w:t>inkedin</w:t>
+      </w:r>
+      <w:r>
+        <w:t>, 2024</w:t>
+      </w:r>
+    </w:p>
+    <w:p>
+      <w:r>
+        <w:t>Sendo assim, nesse trabalho foi elaborado a pernosa XXX, que atende os requisitos acima, então conheça a XX</w:t>
+      </w:r>
     </w:p>
     <w:p>
       <w:pPr>
@@ -2834,36 +3220,57 @@
           <w:numId w:val="0"/>
         </w:numPr>
       </w:pPr>
-      <w:bookmarkStart w:id="20" w:name="_Toc225935537"/>
+      <w:bookmarkStart w:id="19" w:name="_Toc225935537"/>
       <w:r>
         <w:lastRenderedPageBreak/>
         <w:t>REFERÊNCIAS</w:t>
       </w:r>
+      <w:bookmarkEnd w:id="19"/>
+    </w:p>
+    <w:p>
+      <w:pPr>
+        <w:ind w:firstLine="0"/>
+      </w:pPr>
+      <w:r>
+        <w:t>M</w:t>
+      </w:r>
+      <w:r>
+        <w:t>jvinnovation</w:t>
+      </w:r>
+      <w:r>
+        <w:t xml:space="preserve"> </w:t>
+      </w:r>
+      <w:hyperlink r:id="rId9" w:history="1">
+        <w:r>
+          <w:rPr>
+            <w:rStyle w:val="Hyperlink"/>
+          </w:rPr>
+          <w:t>https://www.mjvinnovation.com/pt-br/blog/conheca-a-sessao-generativa-e-entenda-seus-usuarios/</w:t>
+        </w:r>
+      </w:hyperlink>
+    </w:p>
+    <w:p>
+      <w:pPr>
+        <w:ind w:firstLine="0"/>
+      </w:pPr>
+      <w:r>
+        <w:t xml:space="preserve">Figura 2 </w:t>
+      </w:r>
+      <w:hyperlink r:id="rId10" w:history="1">
+        <w:r>
+          <w:rPr>
+            <w:rStyle w:val="Hyperlink"/>
+          </w:rPr>
+          <w:t>https://pt.linkedin.com/pulse/como-definir-personas-durante-aplica%C3%A7%C3%A3o-do-design-thinking-lucas-xhiyf</w:t>
+        </w:r>
+      </w:hyperlink>
+    </w:p>
+    <w:p>
+      <w:pPr>
+        <w:ind w:firstLine="0"/>
+      </w:pPr>
+      <w:bookmarkStart w:id="20" w:name="_GoBack"/>
       <w:bookmarkEnd w:id="20"/>
-    </w:p>
-    <w:p>
-      <w:pPr>
-        <w:ind w:firstLine="0"/>
-      </w:pPr>
-      <w:r>
-        <w:t>Imagem.</w:t>
-      </w:r>
-      <w:r>
-        <w:t xml:space="preserve"> </w:t>
-      </w:r>
-      <w:hyperlink r:id="rId8" w:history="1">
-        <w:r>
-          <w:rPr>
-            <w:rStyle w:val="Hyperlink"/>
-          </w:rPr>
-          <w:t>https://www.mjvinnovation.com/pt-br/blog/conheca-a-sessao-generativa-e-entenda-seus-usuarios/</w:t>
-        </w:r>
-      </w:hyperlink>
-    </w:p>
-    <w:p>
-      <w:r>
-        <w:tab/>
-      </w:r>
     </w:p>
     <w:p/>
     <w:p>
@@ -2884,7 +3291,7 @@
 </file>
 
 <file path=word/numbering.xml><?xml version="1.0" encoding="utf-8"?>
-<w:numbering xmlns:wpc="http://schemas.microsoft.com/office/word/2010/wordprocessingCanvas" xmlns:cx="http://schemas.microsoft.com/office/drawing/2014/chartex" xmlns:cx1="http://schemas.microsoft.com/office/drawing/2015/9/8/chartex" xmlns:mc="http://schemas.openxmlformats.org/markup-compatibility/2006" xmlns:o="urn:schemas-microsoft-com:office:office" xmlns:r="http://schemas.openxmlformats.org/officeDocument/2006/relationships" xmlns:m="http://schemas.openxmlformats.org/officeDocument/2006/math" xmlns:v="urn:schemas-microsoft-com:vml" xmlns:wp14="http://schemas.microsoft.com/office/word/2010/wordprocessingDrawing" xmlns:wp="http://schemas.openxmlformats.org/drawingml/2006/wordprocessingDrawing" xmlns:w10="urn:schemas-microsoft-com:office:word" xmlns:w="http://schemas.openxmlformats.org/wordprocessingml/2006/main" xmlns:w14="http://schemas.microsoft.com/office/word/2010/wordml" xmlns:w15="http://schemas.microsoft.com/office/word/2012/wordml" xmlns:w16se="http://schemas.microsoft.com/office/word/2015/wordml/symex" xmlns:wpg="http://schemas.microsoft.com/office/word/2010/wordprocessingGroup" xmlns:wpi="http://schemas.microsoft.com/office/word/2010/wordprocessingInk" xmlns:wne="http://schemas.microsoft.com/office/word/2006/wordml" xmlns:wps="http://schemas.microsoft.com/office/word/2010/wordprocessingShape" mc:Ignorable="w14 w15 w16se wp14">
+<w:numbering xmlns:wpc="http://schemas.microsoft.com/office/word/2010/wordprocessingCanvas" xmlns:cx="http://schemas.microsoft.com/office/drawing/2014/chartex" xmlns:mc="http://schemas.openxmlformats.org/markup-compatibility/2006" xmlns:o="urn:schemas-microsoft-com:office:office" xmlns:r="http://schemas.openxmlformats.org/officeDocument/2006/relationships" xmlns:m="http://schemas.openxmlformats.org/officeDocument/2006/math" xmlns:v="urn:schemas-microsoft-com:vml" xmlns:wp14="http://schemas.microsoft.com/office/word/2010/wordprocessingDrawing" xmlns:wp="http://schemas.openxmlformats.org/drawingml/2006/wordprocessingDrawing" xmlns:w10="urn:schemas-microsoft-com:office:word" xmlns:w="http://schemas.openxmlformats.org/wordprocessingml/2006/main" xmlns:w14="http://schemas.microsoft.com/office/word/2010/wordml" xmlns:w15="http://schemas.microsoft.com/office/word/2012/wordml" xmlns:w16se="http://schemas.microsoft.com/office/word/2015/wordml/symex" xmlns:wpg="http://schemas.microsoft.com/office/word/2010/wordprocessingGroup" xmlns:wpi="http://schemas.microsoft.com/office/word/2010/wordprocessingInk" xmlns:wne="http://schemas.microsoft.com/office/word/2006/wordml" xmlns:wps="http://schemas.microsoft.com/office/word/2010/wordprocessingShape" mc:Ignorable="w14 w15 w16se wp14">
   <w:abstractNum w:abstractNumId="0" w15:restartNumberingAfterBreak="0">
     <w:nsid w:val="0501356D"/>
     <w:multiLevelType w:val="hybridMultilevel"/>
@@ -3652,7 +4059,6 @@
   <w:style w:type="character" w:default="1" w:styleId="Fontepargpadro">
     <w:name w:val="Default Paragraph Font"/>
     <w:uiPriority w:val="1"/>
-    <w:semiHidden/>
     <w:unhideWhenUsed/>
   </w:style>
   <w:style w:type="table" w:default="1" w:styleId="Tabelanormal">
@@ -3906,6 +4312,75 @@
       <w:spacing w:after="100"/>
       <w:ind w:firstLine="0"/>
     </w:pPr>
+  </w:style>
+  <w:style w:type="paragraph" w:styleId="Legenda">
+    <w:name w:val="caption"/>
+    <w:basedOn w:val="Normal"/>
+    <w:next w:val="Normal"/>
+    <w:uiPriority w:val="35"/>
+    <w:unhideWhenUsed/>
+    <w:qFormat/>
+    <w:rsid w:val="00F94484"/>
+    <w:pPr>
+      <w:spacing w:before="120" w:line="240" w:lineRule="auto"/>
+      <w:ind w:firstLine="0"/>
+      <w:jc w:val="center"/>
+    </w:pPr>
+    <w:rPr>
+      <w:b/>
+      <w:iCs/>
+      <w:color w:val="44546A" w:themeColor="text2"/>
+      <w:sz w:val="20"/>
+      <w:szCs w:val="18"/>
+    </w:rPr>
+  </w:style>
+  <w:style w:type="paragraph" w:styleId="Citao">
+    <w:name w:val="Quote"/>
+    <w:basedOn w:val="Normal"/>
+    <w:next w:val="Normal"/>
+    <w:link w:val="CitaoChar"/>
+    <w:uiPriority w:val="29"/>
+    <w:qFormat/>
+    <w:rsid w:val="00CA64DF"/>
+    <w:pPr>
+      <w:spacing w:before="120" w:line="240" w:lineRule="auto"/>
+      <w:ind w:left="2268" w:firstLine="0"/>
+    </w:pPr>
+    <w:rPr>
+      <w:iCs/>
+      <w:sz w:val="20"/>
+    </w:rPr>
+  </w:style>
+  <w:style w:type="character" w:customStyle="1" w:styleId="CitaoChar">
+    <w:name w:val="Citação Char"/>
+    <w:basedOn w:val="Fontepargpadro"/>
+    <w:link w:val="Citao"/>
+    <w:uiPriority w:val="29"/>
+    <w:rsid w:val="00CA64DF"/>
+    <w:rPr>
+      <w:rFonts w:ascii="Arial" w:hAnsi="Arial"/>
+      <w:iCs/>
+      <w:sz w:val="20"/>
+    </w:rPr>
+  </w:style>
+  <w:style w:type="table" w:styleId="Tabelacomgrade">
+    <w:name w:val="Table Grid"/>
+    <w:basedOn w:val="Tabelanormal"/>
+    <w:uiPriority w:val="39"/>
+    <w:rsid w:val="00CA64DF"/>
+    <w:pPr>
+      <w:spacing w:after="0" w:line="240" w:lineRule="auto"/>
+    </w:pPr>
+    <w:tblPr>
+      <w:tblBorders>
+        <w:top w:val="single" w:sz="4" w:space="0" w:color="auto"/>
+        <w:left w:val="single" w:sz="4" w:space="0" w:color="auto"/>
+        <w:bottom w:val="single" w:sz="4" w:space="0" w:color="auto"/>
+        <w:right w:val="single" w:sz="4" w:space="0" w:color="auto"/>
+        <w:insideH w:val="single" w:sz="4" w:space="0" w:color="auto"/>
+        <w:insideV w:val="single" w:sz="4" w:space="0" w:color="auto"/>
+      </w:tblBorders>
+    </w:tblPr>
   </w:style>
 </w:styles>
 </file>
@@ -4176,7 +4651,7 @@
 </file>
 
 <file path=customXml/itemProps1.xml><?xml version="1.0" encoding="utf-8"?>
-<ds:datastoreItem xmlns:ds="http://schemas.openxmlformats.org/officeDocument/2006/customXml" ds:itemID="{A6041D29-91DA-4411-9829-6BC1A902D5E5}">
+<ds:datastoreItem xmlns:ds="http://schemas.openxmlformats.org/officeDocument/2006/customXml" ds:itemID="{1F832E00-C348-4547-853A-01FF3C4C18E7}">
   <ds:schemaRefs>
     <ds:schemaRef ds:uri="http://schemas.openxmlformats.org/officeDocument/2006/bibliography"/>
   </ds:schemaRefs>

--- a/abnt.docx
+++ b/abnt.docx
@@ -1,6 +1,6 @@
 
 <file path=word/document.xml><?xml version="1.0" encoding="utf-8"?>
-<w:document xmlns:wpc="http://schemas.microsoft.com/office/word/2010/wordprocessingCanvas" xmlns:cx="http://schemas.microsoft.com/office/drawing/2014/chartex" xmlns:mc="http://schemas.openxmlformats.org/markup-compatibility/2006" xmlns:o="urn:schemas-microsoft-com:office:office" xmlns:r="http://schemas.openxmlformats.org/officeDocument/2006/relationships" xmlns:m="http://schemas.openxmlformats.org/officeDocument/2006/math" xmlns:v="urn:schemas-microsoft-com:vml" xmlns:wp14="http://schemas.microsoft.com/office/word/2010/wordprocessingDrawing" xmlns:wp="http://schemas.openxmlformats.org/drawingml/2006/wordprocessingDrawing" xmlns:w10="urn:schemas-microsoft-com:office:word" xmlns:w="http://schemas.openxmlformats.org/wordprocessingml/2006/main" xmlns:w14="http://schemas.microsoft.com/office/word/2010/wordml" xmlns:w15="http://schemas.microsoft.com/office/word/2012/wordml" xmlns:w16se="http://schemas.microsoft.com/office/word/2015/wordml/symex" xmlns:wpg="http://schemas.microsoft.com/office/word/2010/wordprocessingGroup" xmlns:wpi="http://schemas.microsoft.com/office/word/2010/wordprocessingInk" xmlns:wne="http://schemas.microsoft.com/office/word/2006/wordml" xmlns:wps="http://schemas.microsoft.com/office/word/2010/wordprocessingShape" mc:Ignorable="w14 w15 w16se wp14">
+<w:document xmlns:wpc="http://schemas.microsoft.com/office/word/2010/wordprocessingCanvas" xmlns:cx="http://schemas.microsoft.com/office/drawing/2014/chartex" xmlns:cx1="http://schemas.microsoft.com/office/drawing/2015/9/8/chartex" xmlns:mc="http://schemas.openxmlformats.org/markup-compatibility/2006" xmlns:o="urn:schemas-microsoft-com:office:office" xmlns:r="http://schemas.openxmlformats.org/officeDocument/2006/relationships" xmlns:m="http://schemas.openxmlformats.org/officeDocument/2006/math" xmlns:v="urn:schemas-microsoft-com:vml" xmlns:wp14="http://schemas.microsoft.com/office/word/2010/wordprocessingDrawing" xmlns:wp="http://schemas.openxmlformats.org/drawingml/2006/wordprocessingDrawing" xmlns:w10="urn:schemas-microsoft-com:office:word" xmlns:w="http://schemas.openxmlformats.org/wordprocessingml/2006/main" xmlns:w14="http://schemas.microsoft.com/office/word/2010/wordml" xmlns:w15="http://schemas.microsoft.com/office/word/2012/wordml" xmlns:w16se="http://schemas.microsoft.com/office/word/2015/wordml/symex" xmlns:wpg="http://schemas.microsoft.com/office/word/2010/wordprocessingGroup" xmlns:wpi="http://schemas.microsoft.com/office/word/2010/wordprocessingInk" xmlns:wne="http://schemas.microsoft.com/office/word/2006/wordml" xmlns:wps="http://schemas.microsoft.com/office/word/2010/wordprocessingShape" mc:Ignorable="w14 w15 w16se wp14">
   <w:body>
     <w:p>
       <w:pPr>
@@ -290,7 +290,7 @@
     </w:p>
     <w:p>
       <w:pPr>
-        <w:spacing w:before="12360"/>
+        <w:spacing w:before="11880"/>
         <w:jc w:val="right"/>
         <w:rPr>
           <w:lang w:eastAsia="pt-BR"/>
@@ -319,7 +319,7 @@
         </w:rPr>
         <w:t xml:space="preserve">Autor: </w:t>
       </w:r>
-      <w:hyperlink r:id="rId6" w:history="1">
+      <w:hyperlink r:id="rId8" w:history="1">
         <w:r>
           <w:rPr>
             <w:szCs w:val="24"/>
@@ -416,54 +416,191 @@
     </w:p>
     <w:p>
       <w:pPr>
-        <w:rPr>
-          <w:rFonts w:cs="Arial"/>
-        </w:rPr>
-      </w:pPr>
-      <w:r>
-        <w:rPr>
-          <w:rFonts w:cs="Arial"/>
-        </w:rPr>
-        <w:t xml:space="preserve">Aqui </w:t>
-      </w:r>
-      <w:r>
-        <w:rPr>
-          <w:rFonts w:cs="Arial"/>
-        </w:rPr>
-        <w:t>vai</w:t>
-      </w:r>
-      <w:r>
-        <w:rPr>
-          <w:rFonts w:cs="Arial"/>
-        </w:rPr>
-        <w:t xml:space="preserve"> as ilustrações</w:t>
-      </w:r>
-    </w:p>
-    <w:p>
-      <w:pPr>
-        <w:rPr>
-          <w:rFonts w:cs="Arial"/>
-        </w:rPr>
-      </w:pPr>
-      <w:r>
-        <w:rPr>
-          <w:rFonts w:cs="Arial"/>
-        </w:rPr>
-        <w:br w:type="page"/>
-      </w:r>
-    </w:p>
-    <w:p>
-      <w:pPr>
         <w:pStyle w:val="SemEspaamento"/>
       </w:pPr>
-      <w:r>
-        <w:lastRenderedPageBreak/>
-        <w:t>SUMÁRIO</w:t>
-      </w:r>
-    </w:p>
-    <w:p>
-      <w:pPr>
-        <w:pStyle w:val="Sumrio1"/>
+    </w:p>
+    <w:p>
+      <w:pPr>
+        <w:pStyle w:val="SemEspaamento"/>
+      </w:pPr>
+      <w:r>
+        <w:t>FIGURAS</w:t>
+      </w:r>
+    </w:p>
+    <w:p>
+      <w:pPr>
+        <w:pStyle w:val="SemEspaamento"/>
+      </w:pPr>
+    </w:p>
+    <w:p>
+      <w:pPr>
+        <w:pStyle w:val="ndicedeilustraes"/>
+        <w:tabs>
+          <w:tab w:val="right" w:leader="dot" w:pos="9061"/>
+        </w:tabs>
+        <w:rPr>
+          <w:noProof/>
+        </w:rPr>
+      </w:pPr>
+      <w:r>
+        <w:fldChar w:fldCharType="begin"/>
+      </w:r>
+      <w:r>
+        <w:instrText xml:space="preserve"> TOC \h \z \c "Figura" </w:instrText>
+      </w:r>
+      <w:r>
+        <w:fldChar w:fldCharType="separate"/>
+      </w:r>
+      <w:hyperlink w:anchor="_Toc226613151" w:history="1">
+        <w:r>
+          <w:rPr>
+            <w:rStyle w:val="Hyperlink"/>
+            <w:noProof/>
+          </w:rPr>
+          <w:t>Figura 1: Caderno de Sensibilidade</w:t>
+        </w:r>
+        <w:r>
+          <w:rPr>
+            <w:noProof/>
+            <w:webHidden/>
+          </w:rPr>
+          <w:tab/>
+        </w:r>
+        <w:r>
+          <w:rPr>
+            <w:noProof/>
+            <w:webHidden/>
+          </w:rPr>
+          <w:fldChar w:fldCharType="begin"/>
+        </w:r>
+        <w:r>
+          <w:rPr>
+            <w:noProof/>
+            <w:webHidden/>
+          </w:rPr>
+          <w:instrText xml:space="preserve"> PAGEREF _Toc226613151 \h </w:instrText>
+        </w:r>
+        <w:r>
+          <w:rPr>
+            <w:noProof/>
+            <w:webHidden/>
+          </w:rPr>
+        </w:r>
+        <w:r>
+          <w:rPr>
+            <w:noProof/>
+            <w:webHidden/>
+          </w:rPr>
+          <w:fldChar w:fldCharType="separate"/>
+        </w:r>
+        <w:r>
+          <w:rPr>
+            <w:noProof/>
+            <w:webHidden/>
+          </w:rPr>
+          <w:t>15</w:t>
+        </w:r>
+        <w:r>
+          <w:rPr>
+            <w:noProof/>
+            <w:webHidden/>
+          </w:rPr>
+          <w:fldChar w:fldCharType="end"/>
+        </w:r>
+      </w:hyperlink>
+    </w:p>
+    <w:p>
+      <w:pPr>
+        <w:pStyle w:val="ndicedeilustraes"/>
+        <w:tabs>
+          <w:tab w:val="right" w:leader="dot" w:pos="9061"/>
+        </w:tabs>
+        <w:rPr>
+          <w:noProof/>
+        </w:rPr>
+      </w:pPr>
+      <w:hyperlink w:anchor="_Toc226613152" w:history="1">
+        <w:r>
+          <w:rPr>
+            <w:rStyle w:val="Hyperlink"/>
+            <w:noProof/>
+          </w:rPr>
+          <w:t>Figura 2: persona</w:t>
+        </w:r>
+        <w:r>
+          <w:rPr>
+            <w:noProof/>
+            <w:webHidden/>
+          </w:rPr>
+          <w:tab/>
+        </w:r>
+        <w:r>
+          <w:rPr>
+            <w:noProof/>
+            <w:webHidden/>
+          </w:rPr>
+          <w:fldChar w:fldCharType="begin"/>
+        </w:r>
+        <w:r>
+          <w:rPr>
+            <w:noProof/>
+            <w:webHidden/>
+          </w:rPr>
+          <w:instrText xml:space="preserve"> PAGEREF _Toc226613152 \h </w:instrText>
+        </w:r>
+        <w:r>
+          <w:rPr>
+            <w:noProof/>
+            <w:webHidden/>
+          </w:rPr>
+        </w:r>
+        <w:r>
+          <w:rPr>
+            <w:noProof/>
+            <w:webHidden/>
+          </w:rPr>
+          <w:fldChar w:fldCharType="separate"/>
+        </w:r>
+        <w:r>
+          <w:rPr>
+            <w:noProof/>
+            <w:webHidden/>
+          </w:rPr>
+          <w:t>17</w:t>
+        </w:r>
+        <w:r>
+          <w:rPr>
+            <w:noProof/>
+            <w:webHidden/>
+          </w:rPr>
+          <w:fldChar w:fldCharType="end"/>
+        </w:r>
+      </w:hyperlink>
+    </w:p>
+    <w:p>
+      <w:r>
+        <w:fldChar w:fldCharType="end"/>
+      </w:r>
+    </w:p>
+    <w:p>
+      <w:pPr>
+        <w:pStyle w:val="SemEspaamento"/>
+      </w:pPr>
+      <w:r>
+        <w:t>QUADROS</w:t>
+      </w:r>
+    </w:p>
+    <w:p>
+      <w:pPr>
+        <w:pStyle w:val="SemEspaamento"/>
+      </w:pPr>
+    </w:p>
+    <w:p>
+      <w:pPr>
+        <w:pStyle w:val="ndicedeilustraes"/>
+        <w:tabs>
+          <w:tab w:val="right" w:leader="dot" w:pos="9061"/>
+        </w:tabs>
         <w:rPr>
           <w:rFonts w:asciiTheme="minorHAnsi" w:eastAsiaTheme="minorEastAsia" w:hAnsiTheme="minorHAnsi"/>
           <w:noProof/>
@@ -472,56 +609,31 @@
         </w:rPr>
       </w:pPr>
       <w:r>
-        <w:rPr>
-          <w:rFonts w:cs="Arial"/>
-        </w:rPr>
         <w:fldChar w:fldCharType="begin"/>
       </w:r>
       <w:r>
-        <w:rPr>
-          <w:rFonts w:cs="Arial"/>
-        </w:rPr>
-        <w:instrText xml:space="preserve"> TOC \o "1-5" \h \z \u </w:instrText>
-      </w:r>
-      <w:r>
-        <w:rPr>
-          <w:rFonts w:cs="Arial"/>
-        </w:rPr>
+        <w:instrText xml:space="preserve"> TOC \h \z \c "Quadro" </w:instrText>
+      </w:r>
+      <w:r>
         <w:fldChar w:fldCharType="separate"/>
       </w:r>
-      <w:hyperlink w:anchor="_Toc225935518" w:history="1">
+      <w:hyperlink w:anchor="_Toc226613190" w:history="1">
         <w:r>
           <w:rPr>
             <w:rStyle w:val="Hyperlink"/>
             <w:noProof/>
           </w:rPr>
-          <w:t>1</w:t>
-        </w:r>
-        <w:r>
-          <w:rPr>
-            <w:rFonts w:asciiTheme="minorHAnsi" w:eastAsiaTheme="minorEastAsia" w:hAnsiTheme="minorHAnsi"/>
-            <w:noProof/>
-            <w:sz w:val="22"/>
-            <w:lang w:eastAsia="pt-BR"/>
+          <w:t>Quadro 1: Caderno de Sensibilidade</w:t>
+        </w:r>
+        <w:r>
+          <w:rPr>
+            <w:noProof/>
+            <w:webHidden/>
           </w:rPr>
           <w:tab/>
         </w:r>
         <w:r>
           <w:rPr>
-            <w:rStyle w:val="Hyperlink"/>
-            <w:noProof/>
-          </w:rPr>
-          <w:t>INTRODUÇÃO</w:t>
-        </w:r>
-        <w:r>
-          <w:rPr>
-            <w:noProof/>
-            <w:webHidden/>
-          </w:rPr>
-          <w:tab/>
-        </w:r>
-        <w:r>
-          <w:rPr>
             <w:noProof/>
             <w:webHidden/>
           </w:rPr>
@@ -532,7 +644,7 @@
             <w:noProof/>
             <w:webHidden/>
           </w:rPr>
-          <w:instrText xml:space="preserve"> PAGEREF _Toc225935518 \h </w:instrText>
+          <w:instrText xml:space="preserve"> PAGEREF _Toc226613190 \h </w:instrText>
         </w:r>
         <w:r>
           <w:rPr>
@@ -552,7 +664,7 @@
             <w:noProof/>
             <w:webHidden/>
           </w:rPr>
-          <w:t>11</w:t>
+          <w:t>16</w:t>
         </w:r>
         <w:r>
           <w:rPr>
@@ -565,7 +677,31 @@
     </w:p>
     <w:p>
       <w:pPr>
-        <w:pStyle w:val="Sumrio2"/>
+        <w:ind w:firstLine="0"/>
+      </w:pPr>
+      <w:r>
+        <w:fldChar w:fldCharType="end"/>
+      </w:r>
+    </w:p>
+    <w:p>
+      <w:pPr>
+        <w:pStyle w:val="SemEspaamento"/>
+      </w:pPr>
+      <w:r>
+        <w:t>GRÁFICOS</w:t>
+      </w:r>
+    </w:p>
+    <w:p>
+      <w:pPr>
+        <w:pStyle w:val="SemEspaamento"/>
+      </w:pPr>
+    </w:p>
+    <w:p>
+      <w:pPr>
+        <w:pStyle w:val="ndicedeilustraes"/>
+        <w:tabs>
+          <w:tab w:val="right" w:leader="dot" w:pos="9061"/>
+        </w:tabs>
         <w:rPr>
           <w:rFonts w:asciiTheme="minorHAnsi" w:eastAsiaTheme="minorEastAsia" w:hAnsiTheme="minorHAnsi"/>
           <w:noProof/>
@@ -573,39 +709,32 @@
           <w:lang w:eastAsia="pt-BR"/>
         </w:rPr>
       </w:pPr>
-      <w:hyperlink w:anchor="_Toc225935519" w:history="1">
+      <w:r>
+        <w:fldChar w:fldCharType="begin"/>
+      </w:r>
+      <w:r>
+        <w:instrText xml:space="preserve"> TOC \h \z \c "Gráfico" </w:instrText>
+      </w:r>
+      <w:r>
+        <w:fldChar w:fldCharType="separate"/>
+      </w:r>
+      <w:hyperlink w:anchor="_Toc226613219" w:history="1">
         <w:r>
           <w:rPr>
             <w:rStyle w:val="Hyperlink"/>
             <w:noProof/>
           </w:rPr>
-          <w:t>1.1</w:t>
-        </w:r>
-        <w:r>
-          <w:rPr>
-            <w:rFonts w:asciiTheme="minorHAnsi" w:eastAsiaTheme="minorEastAsia" w:hAnsiTheme="minorHAnsi"/>
-            <w:noProof/>
-            <w:sz w:val="22"/>
-            <w:lang w:eastAsia="pt-BR"/>
+          <w:t>Gráfico 1: Idade do Público Alvo</w:t>
+        </w:r>
+        <w:r>
+          <w:rPr>
+            <w:noProof/>
+            <w:webHidden/>
           </w:rPr>
           <w:tab/>
         </w:r>
         <w:r>
           <w:rPr>
-            <w:rStyle w:val="Hyperlink"/>
-            <w:noProof/>
-          </w:rPr>
-          <w:t>Problemática</w:t>
-        </w:r>
-        <w:r>
-          <w:rPr>
-            <w:noProof/>
-            <w:webHidden/>
-          </w:rPr>
-          <w:tab/>
-        </w:r>
-        <w:r>
-          <w:rPr>
             <w:noProof/>
             <w:webHidden/>
           </w:rPr>
@@ -616,7 +745,7 @@
             <w:noProof/>
             <w:webHidden/>
           </w:rPr>
-          <w:instrText xml:space="preserve"> PAGEREF _Toc225935519 \h </w:instrText>
+          <w:instrText xml:space="preserve"> PAGEREF _Toc226613219 \h </w:instrText>
         </w:r>
         <w:r>
           <w:rPr>
@@ -636,7 +765,7 @@
             <w:noProof/>
             <w:webHidden/>
           </w:rPr>
-          <w:t>11</w:t>
+          <w:t>16</w:t>
         </w:r>
         <w:r>
           <w:rPr>
@@ -648,8 +777,32 @@
       </w:hyperlink>
     </w:p>
     <w:p>
-      <w:pPr>
-        <w:pStyle w:val="Sumrio2"/>
+      <w:r>
+        <w:fldChar w:fldCharType="end"/>
+      </w:r>
+    </w:p>
+    <w:p>
+      <w:pPr>
+        <w:pStyle w:val="SemEspaamento"/>
+      </w:pPr>
+      <w:r>
+        <w:t>TABELAS</w:t>
+      </w:r>
+    </w:p>
+    <w:p>
+      <w:pPr>
+        <w:ind w:firstLine="0"/>
+        <w:rPr>
+          <w:rFonts w:cs="Arial"/>
+        </w:rPr>
+      </w:pPr>
+    </w:p>
+    <w:p>
+      <w:pPr>
+        <w:pStyle w:val="ndicedeilustraes"/>
+        <w:tabs>
+          <w:tab w:val="right" w:leader="dot" w:pos="9061"/>
+        </w:tabs>
         <w:rPr>
           <w:rFonts w:asciiTheme="minorHAnsi" w:eastAsiaTheme="minorEastAsia" w:hAnsiTheme="minorHAnsi"/>
           <w:noProof/>
@@ -657,39 +810,41 @@
           <w:lang w:eastAsia="pt-BR"/>
         </w:rPr>
       </w:pPr>
-      <w:hyperlink w:anchor="_Toc225935520" w:history="1">
+      <w:r>
+        <w:rPr>
+          <w:rFonts w:cs="Arial"/>
+        </w:rPr>
+        <w:fldChar w:fldCharType="begin"/>
+      </w:r>
+      <w:r>
+        <w:rPr>
+          <w:rFonts w:cs="Arial"/>
+        </w:rPr>
+        <w:instrText xml:space="preserve"> TOC \h \z \c "Tabela" </w:instrText>
+      </w:r>
+      <w:r>
+        <w:rPr>
+          <w:rFonts w:cs="Arial"/>
+        </w:rPr>
+        <w:fldChar w:fldCharType="separate"/>
+      </w:r>
+      <w:hyperlink w:anchor="_Toc226613262" w:history="1">
         <w:r>
           <w:rPr>
             <w:rStyle w:val="Hyperlink"/>
             <w:noProof/>
           </w:rPr>
-          <w:t>1.2</w:t>
-        </w:r>
-        <w:r>
-          <w:rPr>
-            <w:rFonts w:asciiTheme="minorHAnsi" w:eastAsiaTheme="minorEastAsia" w:hAnsiTheme="minorHAnsi"/>
-            <w:noProof/>
-            <w:sz w:val="22"/>
-            <w:lang w:eastAsia="pt-BR"/>
+          <w:t>Tabela 1: Valores dos Pacotes</w:t>
+        </w:r>
+        <w:r>
+          <w:rPr>
+            <w:noProof/>
+            <w:webHidden/>
           </w:rPr>
           <w:tab/>
         </w:r>
         <w:r>
           <w:rPr>
-            <w:rStyle w:val="Hyperlink"/>
-            <w:noProof/>
-          </w:rPr>
-          <w:t>Justificativa</w:t>
-        </w:r>
-        <w:r>
-          <w:rPr>
-            <w:noProof/>
-            <w:webHidden/>
-          </w:rPr>
-          <w:tab/>
-        </w:r>
-        <w:r>
-          <w:rPr>
             <w:noProof/>
             <w:webHidden/>
           </w:rPr>
@@ -700,7 +855,7 @@
             <w:noProof/>
             <w:webHidden/>
           </w:rPr>
-          <w:instrText xml:space="preserve"> PAGEREF _Toc225935520 \h </w:instrText>
+          <w:instrText xml:space="preserve"> PAGEREF _Toc226613262 \h </w:instrText>
         </w:r>
         <w:r>
           <w:rPr>
@@ -720,7 +875,7 @@
             <w:noProof/>
             <w:webHidden/>
           </w:rPr>
-          <w:t>11</w:t>
+          <w:t>18</w:t>
         </w:r>
         <w:r>
           <w:rPr>
@@ -733,7 +888,60 @@
     </w:p>
     <w:p>
       <w:pPr>
-        <w:pStyle w:val="Sumrio2"/>
+        <w:ind w:firstLine="0"/>
+        <w:rPr>
+          <w:rFonts w:cs="Arial"/>
+        </w:rPr>
+      </w:pPr>
+      <w:r>
+        <w:rPr>
+          <w:rFonts w:cs="Arial"/>
+        </w:rPr>
+        <w:fldChar w:fldCharType="end"/>
+      </w:r>
+    </w:p>
+    <w:p>
+      <w:pPr>
+        <w:spacing w:after="160" w:line="259" w:lineRule="auto"/>
+        <w:ind w:firstLine="0"/>
+        <w:jc w:val="left"/>
+        <w:rPr>
+          <w:b/>
+          <w:sz w:val="28"/>
+        </w:rPr>
+      </w:pPr>
+    </w:p>
+    <w:p>
+      <w:pPr>
+        <w:spacing w:after="160" w:line="259" w:lineRule="auto"/>
+        <w:ind w:firstLine="0"/>
+        <w:jc w:val="left"/>
+        <w:rPr>
+          <w:b/>
+          <w:sz w:val="28"/>
+        </w:rPr>
+      </w:pPr>
+      <w:r>
+        <w:br w:type="page"/>
+      </w:r>
+    </w:p>
+    <w:p>
+      <w:pPr>
+        <w:pStyle w:val="SemEspaamento"/>
+      </w:pPr>
+      <w:r>
+        <w:lastRenderedPageBreak/>
+        <w:t>SUMÁRIO</w:t>
+      </w:r>
+    </w:p>
+    <w:p>
+      <w:pPr>
+        <w:pStyle w:val="SemEspaamento"/>
+      </w:pPr>
+    </w:p>
+    <w:p>
+      <w:pPr>
+        <w:pStyle w:val="Sumrio1"/>
         <w:rPr>
           <w:rFonts w:asciiTheme="minorHAnsi" w:eastAsiaTheme="minorEastAsia" w:hAnsiTheme="minorHAnsi"/>
           <w:noProof/>
@@ -741,13 +949,31 @@
           <w:lang w:eastAsia="pt-BR"/>
         </w:rPr>
       </w:pPr>
-      <w:hyperlink w:anchor="_Toc225935521" w:history="1">
+      <w:r>
+        <w:rPr>
+          <w:rFonts w:cs="Arial"/>
+        </w:rPr>
+        <w:fldChar w:fldCharType="begin"/>
+      </w:r>
+      <w:r>
+        <w:rPr>
+          <w:rFonts w:cs="Arial"/>
+        </w:rPr>
+        <w:instrText xml:space="preserve"> TOC \o "1-5" \h \z \u </w:instrText>
+      </w:r>
+      <w:r>
+        <w:rPr>
+          <w:rFonts w:cs="Arial"/>
+        </w:rPr>
+        <w:fldChar w:fldCharType="separate"/>
+      </w:r>
+      <w:hyperlink w:anchor="_Toc225935518" w:history="1">
         <w:r>
           <w:rPr>
             <w:rStyle w:val="Hyperlink"/>
             <w:noProof/>
           </w:rPr>
-          <w:t>1.3</w:t>
+          <w:t>1</w:t>
         </w:r>
         <w:r>
           <w:rPr>
@@ -763,7 +989,7 @@
             <w:rStyle w:val="Hyperlink"/>
             <w:noProof/>
           </w:rPr>
-          <w:t>Objetivos</w:t>
+          <w:t>INTRODUÇÃO</w:t>
         </w:r>
         <w:r>
           <w:rPr>
@@ -784,7 +1010,7 @@
             <w:noProof/>
             <w:webHidden/>
           </w:rPr>
-          <w:instrText xml:space="preserve"> PAGEREF _Toc225935521 \h </w:instrText>
+          <w:instrText xml:space="preserve"> PAGEREF _Toc225935518 \h </w:instrText>
         </w:r>
         <w:r>
           <w:rPr>
@@ -817,7 +1043,7 @@
     </w:p>
     <w:p>
       <w:pPr>
-        <w:pStyle w:val="Sumrio3"/>
+        <w:pStyle w:val="Sumrio2"/>
         <w:rPr>
           <w:rFonts w:asciiTheme="minorHAnsi" w:eastAsiaTheme="minorEastAsia" w:hAnsiTheme="minorHAnsi"/>
           <w:noProof/>
@@ -825,13 +1051,13 @@
           <w:lang w:eastAsia="pt-BR"/>
         </w:rPr>
       </w:pPr>
-      <w:hyperlink w:anchor="_Toc225935522" w:history="1">
+      <w:hyperlink w:anchor="_Toc225935519" w:history="1">
         <w:r>
           <w:rPr>
             <w:rStyle w:val="Hyperlink"/>
             <w:noProof/>
           </w:rPr>
-          <w:t>1.3.1</w:t>
+          <w:t>1.1</w:t>
         </w:r>
         <w:r>
           <w:rPr>
@@ -847,7 +1073,7 @@
             <w:rStyle w:val="Hyperlink"/>
             <w:noProof/>
           </w:rPr>
-          <w:t>Objetivos geral</w:t>
+          <w:t>Problemática</w:t>
         </w:r>
         <w:r>
           <w:rPr>
@@ -868,7 +1094,7 @@
             <w:noProof/>
             <w:webHidden/>
           </w:rPr>
-          <w:instrText xml:space="preserve"> PAGEREF _Toc225935522 \h </w:instrText>
+          <w:instrText xml:space="preserve"> PAGEREF _Toc225935519 \h </w:instrText>
         </w:r>
         <w:r>
           <w:rPr>
@@ -888,7 +1114,7 @@
             <w:noProof/>
             <w:webHidden/>
           </w:rPr>
-          <w:t>12</w:t>
+          <w:t>11</w:t>
         </w:r>
         <w:r>
           <w:rPr>
@@ -901,7 +1127,7 @@
     </w:p>
     <w:p>
       <w:pPr>
-        <w:pStyle w:val="Sumrio4"/>
+        <w:pStyle w:val="Sumrio2"/>
         <w:rPr>
           <w:rFonts w:asciiTheme="minorHAnsi" w:eastAsiaTheme="minorEastAsia" w:hAnsiTheme="minorHAnsi"/>
           <w:noProof/>
@@ -909,13 +1135,13 @@
           <w:lang w:eastAsia="pt-BR"/>
         </w:rPr>
       </w:pPr>
-      <w:hyperlink w:anchor="_Toc225935523" w:history="1">
+      <w:hyperlink w:anchor="_Toc225935520" w:history="1">
         <w:r>
           <w:rPr>
             <w:rStyle w:val="Hyperlink"/>
             <w:noProof/>
           </w:rPr>
-          <w:t>1.3.1.1</w:t>
+          <w:t>1.2</w:t>
         </w:r>
         <w:r>
           <w:rPr>
@@ -931,7 +1157,7 @@
             <w:rStyle w:val="Hyperlink"/>
             <w:noProof/>
           </w:rPr>
-          <w:t>Teste nível 4</w:t>
+          <w:t>Justificativa</w:t>
         </w:r>
         <w:r>
           <w:rPr>
@@ -952,7 +1178,7 @@
             <w:noProof/>
             <w:webHidden/>
           </w:rPr>
-          <w:instrText xml:space="preserve"> PAGEREF _Toc225935523 \h </w:instrText>
+          <w:instrText xml:space="preserve"> PAGEREF _Toc225935520 \h </w:instrText>
         </w:r>
         <w:r>
           <w:rPr>
@@ -972,7 +1198,7 @@
             <w:noProof/>
             <w:webHidden/>
           </w:rPr>
-          <w:t>12</w:t>
+          <w:t>11</w:t>
         </w:r>
         <w:r>
           <w:rPr>
@@ -985,7 +1211,7 @@
     </w:p>
     <w:p>
       <w:pPr>
-        <w:pStyle w:val="Sumrio5"/>
+        <w:pStyle w:val="Sumrio2"/>
         <w:rPr>
           <w:rFonts w:asciiTheme="minorHAnsi" w:eastAsiaTheme="minorEastAsia" w:hAnsiTheme="minorHAnsi"/>
           <w:noProof/>
@@ -993,13 +1219,13 @@
           <w:lang w:eastAsia="pt-BR"/>
         </w:rPr>
       </w:pPr>
-      <w:hyperlink w:anchor="_Toc225935524" w:history="1">
+      <w:hyperlink w:anchor="_Toc225935521" w:history="1">
         <w:r>
           <w:rPr>
             <w:rStyle w:val="Hyperlink"/>
             <w:noProof/>
           </w:rPr>
-          <w:t>1.3.1.1.1</w:t>
+          <w:t>1.3</w:t>
         </w:r>
         <w:r>
           <w:rPr>
@@ -1015,7 +1241,7 @@
             <w:rStyle w:val="Hyperlink"/>
             <w:noProof/>
           </w:rPr>
-          <w:t>Teste nível 5</w:t>
+          <w:t>Objetivos</w:t>
         </w:r>
         <w:r>
           <w:rPr>
@@ -1036,7 +1262,7 @@
             <w:noProof/>
             <w:webHidden/>
           </w:rPr>
-          <w:instrText xml:space="preserve"> PAGEREF _Toc225935524 \h </w:instrText>
+          <w:instrText xml:space="preserve"> PAGEREF _Toc225935521 \h </w:instrText>
         </w:r>
         <w:r>
           <w:rPr>
@@ -1056,7 +1282,7 @@
             <w:noProof/>
             <w:webHidden/>
           </w:rPr>
-          <w:t>12</w:t>
+          <w:t>11</w:t>
         </w:r>
         <w:r>
           <w:rPr>
@@ -1077,13 +1303,13 @@
           <w:lang w:eastAsia="pt-BR"/>
         </w:rPr>
       </w:pPr>
-      <w:hyperlink w:anchor="_Toc225935525" w:history="1">
+      <w:hyperlink w:anchor="_Toc225935522" w:history="1">
         <w:r>
           <w:rPr>
             <w:rStyle w:val="Hyperlink"/>
             <w:noProof/>
           </w:rPr>
-          <w:t>1.3.2</w:t>
+          <w:t>1.3.1</w:t>
         </w:r>
         <w:r>
           <w:rPr>
@@ -1099,7 +1325,7 @@
             <w:rStyle w:val="Hyperlink"/>
             <w:noProof/>
           </w:rPr>
-          <w:t>Objetivos específicos</w:t>
+          <w:t>Objetivos geral</w:t>
         </w:r>
         <w:r>
           <w:rPr>
@@ -1120,7 +1346,7 @@
             <w:noProof/>
             <w:webHidden/>
           </w:rPr>
-          <w:instrText xml:space="preserve"> PAGEREF _Toc225935525 \h </w:instrText>
+          <w:instrText xml:space="preserve"> PAGEREF _Toc225935522 \h </w:instrText>
         </w:r>
         <w:r>
           <w:rPr>
@@ -1153,7 +1379,7 @@
     </w:p>
     <w:p>
       <w:pPr>
-        <w:pStyle w:val="Sumrio2"/>
+        <w:pStyle w:val="Sumrio4"/>
         <w:rPr>
           <w:rFonts w:asciiTheme="minorHAnsi" w:eastAsiaTheme="minorEastAsia" w:hAnsiTheme="minorHAnsi"/>
           <w:noProof/>
@@ -1161,13 +1387,13 @@
           <w:lang w:eastAsia="pt-BR"/>
         </w:rPr>
       </w:pPr>
-      <w:hyperlink w:anchor="_Toc225935526" w:history="1">
+      <w:hyperlink w:anchor="_Toc225935523" w:history="1">
         <w:r>
           <w:rPr>
             <w:rStyle w:val="Hyperlink"/>
             <w:noProof/>
           </w:rPr>
-          <w:t>1.4</w:t>
+          <w:t>1.3.1.1</w:t>
         </w:r>
         <w:r>
           <w:rPr>
@@ -1183,7 +1409,7 @@
             <w:rStyle w:val="Hyperlink"/>
             <w:noProof/>
           </w:rPr>
-          <w:t>Metodologia</w:t>
+          <w:t>Teste nível 4</w:t>
         </w:r>
         <w:r>
           <w:rPr>
@@ -1204,7 +1430,7 @@
             <w:noProof/>
             <w:webHidden/>
           </w:rPr>
-          <w:instrText xml:space="preserve"> PAGEREF _Toc225935526 \h </w:instrText>
+          <w:instrText xml:space="preserve"> PAGEREF _Toc225935523 \h </w:instrText>
         </w:r>
         <w:r>
           <w:rPr>
@@ -1224,7 +1450,7 @@
             <w:noProof/>
             <w:webHidden/>
           </w:rPr>
-          <w:t>13</w:t>
+          <w:t>12</w:t>
         </w:r>
         <w:r>
           <w:rPr>
@@ -1237,7 +1463,7 @@
     </w:p>
     <w:p>
       <w:pPr>
-        <w:pStyle w:val="Sumrio2"/>
+        <w:pStyle w:val="Sumrio5"/>
         <w:rPr>
           <w:rFonts w:asciiTheme="minorHAnsi" w:eastAsiaTheme="minorEastAsia" w:hAnsiTheme="minorHAnsi"/>
           <w:noProof/>
@@ -1245,13 +1471,13 @@
           <w:lang w:eastAsia="pt-BR"/>
         </w:rPr>
       </w:pPr>
-      <w:hyperlink w:anchor="_Toc225935527" w:history="1">
+      <w:hyperlink w:anchor="_Toc225935524" w:history="1">
         <w:r>
           <w:rPr>
             <w:rStyle w:val="Hyperlink"/>
             <w:noProof/>
           </w:rPr>
-          <w:t>1.5</w:t>
+          <w:t>1.3.1.1.1</w:t>
         </w:r>
         <w:r>
           <w:rPr>
@@ -1267,7 +1493,7 @@
             <w:rStyle w:val="Hyperlink"/>
             <w:noProof/>
           </w:rPr>
-          <w:t>Resultados esperados</w:t>
+          <w:t>Teste nível 5</w:t>
         </w:r>
         <w:r>
           <w:rPr>
@@ -1288,7 +1514,7 @@
             <w:noProof/>
             <w:webHidden/>
           </w:rPr>
-          <w:instrText xml:space="preserve"> PAGEREF _Toc225935527 \h </w:instrText>
+          <w:instrText xml:space="preserve"> PAGEREF _Toc225935524 \h </w:instrText>
         </w:r>
         <w:r>
           <w:rPr>
@@ -1308,7 +1534,7 @@
             <w:noProof/>
             <w:webHidden/>
           </w:rPr>
-          <w:t>13</w:t>
+          <w:t>12</w:t>
         </w:r>
         <w:r>
           <w:rPr>
@@ -1321,7 +1547,7 @@
     </w:p>
     <w:p>
       <w:pPr>
-        <w:pStyle w:val="Sumrio1"/>
+        <w:pStyle w:val="Sumrio3"/>
         <w:rPr>
           <w:rFonts w:asciiTheme="minorHAnsi" w:eastAsiaTheme="minorEastAsia" w:hAnsiTheme="minorHAnsi"/>
           <w:noProof/>
@@ -1329,13 +1555,13 @@
           <w:lang w:eastAsia="pt-BR"/>
         </w:rPr>
       </w:pPr>
-      <w:hyperlink w:anchor="_Toc225935528" w:history="1">
+      <w:hyperlink w:anchor="_Toc225935525" w:history="1">
         <w:r>
           <w:rPr>
             <w:rStyle w:val="Hyperlink"/>
             <w:noProof/>
           </w:rPr>
-          <w:t>2</w:t>
+          <w:t>1.3.2</w:t>
         </w:r>
         <w:r>
           <w:rPr>
@@ -1351,7 +1577,7 @@
             <w:rStyle w:val="Hyperlink"/>
             <w:noProof/>
           </w:rPr>
-          <w:t>REFERÊNCIAL TEÓRICO</w:t>
+          <w:t>Objetivos específicos</w:t>
         </w:r>
         <w:r>
           <w:rPr>
@@ -1372,7 +1598,7 @@
             <w:noProof/>
             <w:webHidden/>
           </w:rPr>
-          <w:instrText xml:space="preserve"> PAGEREF _Toc225935528 \h </w:instrText>
+          <w:instrText xml:space="preserve"> PAGEREF _Toc225935525 \h </w:instrText>
         </w:r>
         <w:r>
           <w:rPr>
@@ -1392,7 +1618,7 @@
             <w:noProof/>
             <w:webHidden/>
           </w:rPr>
-          <w:t>14</w:t>
+          <w:t>12</w:t>
         </w:r>
         <w:r>
           <w:rPr>
@@ -1413,13 +1639,13 @@
           <w:lang w:eastAsia="pt-BR"/>
         </w:rPr>
       </w:pPr>
-      <w:hyperlink w:anchor="_Toc225935529" w:history="1">
+      <w:hyperlink w:anchor="_Toc225935526" w:history="1">
         <w:r>
           <w:rPr>
             <w:rStyle w:val="Hyperlink"/>
             <w:noProof/>
           </w:rPr>
-          <w:t>2.1</w:t>
+          <w:t>1.4</w:t>
         </w:r>
         <w:r>
           <w:rPr>
@@ -1435,7 +1661,7 @@
             <w:rStyle w:val="Hyperlink"/>
             <w:noProof/>
           </w:rPr>
-          <w:t>Simulando subtítulo</w:t>
+          <w:t>Metodologia</w:t>
         </w:r>
         <w:r>
           <w:rPr>
@@ -1456,7 +1682,7 @@
             <w:noProof/>
             <w:webHidden/>
           </w:rPr>
-          <w:instrText xml:space="preserve"> PAGEREF _Toc225935529 \h </w:instrText>
+          <w:instrText xml:space="preserve"> PAGEREF _Toc225935526 \h </w:instrText>
         </w:r>
         <w:r>
           <w:rPr>
@@ -1476,7 +1702,7 @@
             <w:noProof/>
             <w:webHidden/>
           </w:rPr>
-          <w:t>14</w:t>
+          <w:t>13</w:t>
         </w:r>
         <w:r>
           <w:rPr>
@@ -1489,7 +1715,7 @@
     </w:p>
     <w:p>
       <w:pPr>
-        <w:pStyle w:val="Sumrio3"/>
+        <w:pStyle w:val="Sumrio2"/>
         <w:rPr>
           <w:rFonts w:asciiTheme="minorHAnsi" w:eastAsiaTheme="minorEastAsia" w:hAnsiTheme="minorHAnsi"/>
           <w:noProof/>
@@ -1497,13 +1723,13 @@
           <w:lang w:eastAsia="pt-BR"/>
         </w:rPr>
       </w:pPr>
-      <w:hyperlink w:anchor="_Toc225935530" w:history="1">
+      <w:hyperlink w:anchor="_Toc225935527" w:history="1">
         <w:r>
           <w:rPr>
             <w:rStyle w:val="Hyperlink"/>
             <w:noProof/>
           </w:rPr>
-          <w:t>2.1.1</w:t>
+          <w:t>1.5</w:t>
         </w:r>
         <w:r>
           <w:rPr>
@@ -1519,7 +1745,7 @@
             <w:rStyle w:val="Hyperlink"/>
             <w:noProof/>
           </w:rPr>
-          <w:t>Outro subtítulo</w:t>
+          <w:t>Resultados esperados</w:t>
         </w:r>
         <w:r>
           <w:rPr>
@@ -1540,7 +1766,7 @@
             <w:noProof/>
             <w:webHidden/>
           </w:rPr>
-          <w:instrText xml:space="preserve"> PAGEREF _Toc225935530 \h </w:instrText>
+          <w:instrText xml:space="preserve"> PAGEREF _Toc225935527 \h </w:instrText>
         </w:r>
         <w:r>
           <w:rPr>
@@ -1560,7 +1786,7 @@
             <w:noProof/>
             <w:webHidden/>
           </w:rPr>
-          <w:t>14</w:t>
+          <w:t>13</w:t>
         </w:r>
         <w:r>
           <w:rPr>
@@ -1573,7 +1799,7 @@
     </w:p>
     <w:p>
       <w:pPr>
-        <w:pStyle w:val="Sumrio4"/>
+        <w:pStyle w:val="Sumrio1"/>
         <w:rPr>
           <w:rFonts w:asciiTheme="minorHAnsi" w:eastAsiaTheme="minorEastAsia" w:hAnsiTheme="minorHAnsi"/>
           <w:noProof/>
@@ -1581,13 +1807,13 @@
           <w:lang w:eastAsia="pt-BR"/>
         </w:rPr>
       </w:pPr>
-      <w:hyperlink w:anchor="_Toc225935531" w:history="1">
+      <w:hyperlink w:anchor="_Toc225935528" w:history="1">
         <w:r>
           <w:rPr>
             <w:rStyle w:val="Hyperlink"/>
             <w:noProof/>
           </w:rPr>
-          <w:t>2.1.1.1</w:t>
+          <w:t>2</w:t>
         </w:r>
         <w:r>
           <w:rPr>
@@ -1603,7 +1829,7 @@
             <w:rStyle w:val="Hyperlink"/>
             <w:noProof/>
           </w:rPr>
-          <w:t>Teste nível 4</w:t>
+          <w:t>REFERÊNCIAL TEÓRICO</w:t>
         </w:r>
         <w:r>
           <w:rPr>
@@ -1624,7 +1850,7 @@
             <w:noProof/>
             <w:webHidden/>
           </w:rPr>
-          <w:instrText xml:space="preserve"> PAGEREF _Toc225935531 \h </w:instrText>
+          <w:instrText xml:space="preserve"> PAGEREF _Toc225935528 \h </w:instrText>
         </w:r>
         <w:r>
           <w:rPr>
@@ -1657,7 +1883,7 @@
     </w:p>
     <w:p>
       <w:pPr>
-        <w:pStyle w:val="Sumrio5"/>
+        <w:pStyle w:val="Sumrio2"/>
         <w:rPr>
           <w:rFonts w:asciiTheme="minorHAnsi" w:eastAsiaTheme="minorEastAsia" w:hAnsiTheme="minorHAnsi"/>
           <w:noProof/>
@@ -1665,13 +1891,13 @@
           <w:lang w:eastAsia="pt-BR"/>
         </w:rPr>
       </w:pPr>
-      <w:hyperlink w:anchor="_Toc225935532" w:history="1">
+      <w:hyperlink w:anchor="_Toc225935529" w:history="1">
         <w:r>
           <w:rPr>
             <w:rStyle w:val="Hyperlink"/>
             <w:noProof/>
           </w:rPr>
-          <w:t>2.1.1.1.1</w:t>
+          <w:t>2.1</w:t>
         </w:r>
         <w:r>
           <w:rPr>
@@ -1687,7 +1913,7 @@
             <w:rStyle w:val="Hyperlink"/>
             <w:noProof/>
           </w:rPr>
-          <w:t>Teste 5</w:t>
+          <w:t>Simulando subtítulo</w:t>
         </w:r>
         <w:r>
           <w:rPr>
@@ -1708,7 +1934,7 @@
             <w:noProof/>
             <w:webHidden/>
           </w:rPr>
-          <w:instrText xml:space="preserve"> PAGEREF _Toc225935532 \h </w:instrText>
+          <w:instrText xml:space="preserve"> PAGEREF _Toc225935529 \h </w:instrText>
         </w:r>
         <w:r>
           <w:rPr>
@@ -1741,7 +1967,7 @@
     </w:p>
     <w:p>
       <w:pPr>
-        <w:pStyle w:val="Sumrio1"/>
+        <w:pStyle w:val="Sumrio3"/>
         <w:rPr>
           <w:rFonts w:asciiTheme="minorHAnsi" w:eastAsiaTheme="minorEastAsia" w:hAnsiTheme="minorHAnsi"/>
           <w:noProof/>
@@ -1749,13 +1975,13 @@
           <w:lang w:eastAsia="pt-BR"/>
         </w:rPr>
       </w:pPr>
-      <w:hyperlink w:anchor="_Toc225935533" w:history="1">
+      <w:hyperlink w:anchor="_Toc225935530" w:history="1">
         <w:r>
           <w:rPr>
             <w:rStyle w:val="Hyperlink"/>
             <w:noProof/>
           </w:rPr>
-          <w:t>3</w:t>
+          <w:t>2.1.1</w:t>
         </w:r>
         <w:r>
           <w:rPr>
@@ -1771,7 +1997,7 @@
             <w:rStyle w:val="Hyperlink"/>
             <w:noProof/>
           </w:rPr>
-          <w:t>IMERSÃO</w:t>
+          <w:t>Outro subtítulo</w:t>
         </w:r>
         <w:r>
           <w:rPr>
@@ -1792,7 +2018,7 @@
             <w:noProof/>
             <w:webHidden/>
           </w:rPr>
-          <w:instrText xml:space="preserve"> PAGEREF _Toc225935533 \h </w:instrText>
+          <w:instrText xml:space="preserve"> PAGEREF _Toc225935530 \h </w:instrText>
         </w:r>
         <w:r>
           <w:rPr>
@@ -1812,7 +2038,7 @@
             <w:noProof/>
             <w:webHidden/>
           </w:rPr>
-          <w:t>15</w:t>
+          <w:t>14</w:t>
         </w:r>
         <w:r>
           <w:rPr>
@@ -1825,7 +2051,7 @@
     </w:p>
     <w:p>
       <w:pPr>
-        <w:pStyle w:val="Sumrio2"/>
+        <w:pStyle w:val="Sumrio4"/>
         <w:rPr>
           <w:rFonts w:asciiTheme="minorHAnsi" w:eastAsiaTheme="minorEastAsia" w:hAnsiTheme="minorHAnsi"/>
           <w:noProof/>
@@ -1833,13 +2059,13 @@
           <w:lang w:eastAsia="pt-BR"/>
         </w:rPr>
       </w:pPr>
-      <w:hyperlink w:anchor="_Toc225935534" w:history="1">
+      <w:hyperlink w:anchor="_Toc225935531" w:history="1">
         <w:r>
           <w:rPr>
             <w:rStyle w:val="Hyperlink"/>
             <w:noProof/>
           </w:rPr>
-          <w:t>3.1</w:t>
+          <w:t>2.1.1.1</w:t>
         </w:r>
         <w:r>
           <w:rPr>
@@ -1855,7 +2081,7 @@
             <w:rStyle w:val="Hyperlink"/>
             <w:noProof/>
           </w:rPr>
-          <w:t>Caderno de sensibilidade</w:t>
+          <w:t>Teste nível 4</w:t>
         </w:r>
         <w:r>
           <w:rPr>
@@ -1876,7 +2102,7 @@
             <w:noProof/>
             <w:webHidden/>
           </w:rPr>
-          <w:instrText xml:space="preserve"> PAGEREF _Toc225935534 \h </w:instrText>
+          <w:instrText xml:space="preserve"> PAGEREF _Toc225935531 \h </w:instrText>
         </w:r>
         <w:r>
           <w:rPr>
@@ -1896,7 +2122,7 @@
             <w:noProof/>
             <w:webHidden/>
           </w:rPr>
-          <w:t>15</w:t>
+          <w:t>14</w:t>
         </w:r>
         <w:r>
           <w:rPr>
@@ -1909,7 +2135,7 @@
     </w:p>
     <w:p>
       <w:pPr>
-        <w:pStyle w:val="Sumrio1"/>
+        <w:pStyle w:val="Sumrio5"/>
         <w:rPr>
           <w:rFonts w:asciiTheme="minorHAnsi" w:eastAsiaTheme="minorEastAsia" w:hAnsiTheme="minorHAnsi"/>
           <w:noProof/>
@@ -1917,13 +2143,13 @@
           <w:lang w:eastAsia="pt-BR"/>
         </w:rPr>
       </w:pPr>
-      <w:hyperlink w:anchor="_Toc225935535" w:history="1">
+      <w:hyperlink w:anchor="_Toc225935532" w:history="1">
         <w:r>
           <w:rPr>
             <w:rStyle w:val="Hyperlink"/>
             <w:noProof/>
           </w:rPr>
-          <w:t>4</w:t>
+          <w:t>2.1.1.1.1</w:t>
         </w:r>
         <w:r>
           <w:rPr>
@@ -1939,7 +2165,7 @@
             <w:rStyle w:val="Hyperlink"/>
             <w:noProof/>
           </w:rPr>
-          <w:t>ANÁLISE E SÍNTESE</w:t>
+          <w:t>Teste 5</w:t>
         </w:r>
         <w:r>
           <w:rPr>
@@ -1960,7 +2186,7 @@
             <w:noProof/>
             <w:webHidden/>
           </w:rPr>
-          <w:instrText xml:space="preserve"> PAGEREF _Toc225935535 \h </w:instrText>
+          <w:instrText xml:space="preserve"> PAGEREF _Toc225935532 \h </w:instrText>
         </w:r>
         <w:r>
           <w:rPr>
@@ -1980,7 +2206,7 @@
             <w:noProof/>
             <w:webHidden/>
           </w:rPr>
-          <w:t>16</w:t>
+          <w:t>14</w:t>
         </w:r>
         <w:r>
           <w:rPr>
@@ -1993,7 +2219,7 @@
     </w:p>
     <w:p>
       <w:pPr>
-        <w:pStyle w:val="Sumrio2"/>
+        <w:pStyle w:val="Sumrio1"/>
         <w:rPr>
           <w:rFonts w:asciiTheme="minorHAnsi" w:eastAsiaTheme="minorEastAsia" w:hAnsiTheme="minorHAnsi"/>
           <w:noProof/>
@@ -2001,13 +2227,13 @@
           <w:lang w:eastAsia="pt-BR"/>
         </w:rPr>
       </w:pPr>
-      <w:hyperlink w:anchor="_Toc225935536" w:history="1">
+      <w:hyperlink w:anchor="_Toc225935533" w:history="1">
         <w:r>
           <w:rPr>
             <w:rStyle w:val="Hyperlink"/>
             <w:noProof/>
           </w:rPr>
-          <w:t>4.1</w:t>
+          <w:t>3</w:t>
         </w:r>
         <w:r>
           <w:rPr>
@@ -2023,7 +2249,7 @@
             <w:rStyle w:val="Hyperlink"/>
             <w:noProof/>
           </w:rPr>
-          <w:t>Persona</w:t>
+          <w:t>IMERSÃO</w:t>
         </w:r>
         <w:r>
           <w:rPr>
@@ -2044,7 +2270,7 @@
             <w:noProof/>
             <w:webHidden/>
           </w:rPr>
-          <w:instrText xml:space="preserve"> PAGEREF _Toc225935536 \h </w:instrText>
+          <w:instrText xml:space="preserve"> PAGEREF _Toc225935533 \h </w:instrText>
         </w:r>
         <w:r>
           <w:rPr>
@@ -2064,7 +2290,7 @@
             <w:noProof/>
             <w:webHidden/>
           </w:rPr>
-          <w:t>16</w:t>
+          <w:t>15</w:t>
         </w:r>
         <w:r>
           <w:rPr>
@@ -2077,7 +2303,7 @@
     </w:p>
     <w:p>
       <w:pPr>
-        <w:pStyle w:val="Sumrio1"/>
+        <w:pStyle w:val="Sumrio2"/>
         <w:rPr>
           <w:rFonts w:asciiTheme="minorHAnsi" w:eastAsiaTheme="minorEastAsia" w:hAnsiTheme="minorHAnsi"/>
           <w:noProof/>
@@ -2085,6 +2311,258 @@
           <w:lang w:eastAsia="pt-BR"/>
         </w:rPr>
       </w:pPr>
+      <w:hyperlink w:anchor="_Toc225935534" w:history="1">
+        <w:r>
+          <w:rPr>
+            <w:rStyle w:val="Hyperlink"/>
+            <w:noProof/>
+          </w:rPr>
+          <w:t>3.1</w:t>
+        </w:r>
+        <w:r>
+          <w:rPr>
+            <w:rFonts w:asciiTheme="minorHAnsi" w:eastAsiaTheme="minorEastAsia" w:hAnsiTheme="minorHAnsi"/>
+            <w:noProof/>
+            <w:sz w:val="22"/>
+            <w:lang w:eastAsia="pt-BR"/>
+          </w:rPr>
+          <w:tab/>
+        </w:r>
+        <w:r>
+          <w:rPr>
+            <w:rStyle w:val="Hyperlink"/>
+            <w:noProof/>
+          </w:rPr>
+          <w:t>Caderno de sensibilidade</w:t>
+        </w:r>
+        <w:r>
+          <w:rPr>
+            <w:noProof/>
+            <w:webHidden/>
+          </w:rPr>
+          <w:tab/>
+        </w:r>
+        <w:r>
+          <w:rPr>
+            <w:noProof/>
+            <w:webHidden/>
+          </w:rPr>
+          <w:fldChar w:fldCharType="begin"/>
+        </w:r>
+        <w:r>
+          <w:rPr>
+            <w:noProof/>
+            <w:webHidden/>
+          </w:rPr>
+          <w:instrText xml:space="preserve"> PAGEREF _Toc225935534 \h </w:instrText>
+        </w:r>
+        <w:r>
+          <w:rPr>
+            <w:noProof/>
+            <w:webHidden/>
+          </w:rPr>
+        </w:r>
+        <w:r>
+          <w:rPr>
+            <w:noProof/>
+            <w:webHidden/>
+          </w:rPr>
+          <w:fldChar w:fldCharType="separate"/>
+        </w:r>
+        <w:r>
+          <w:rPr>
+            <w:noProof/>
+            <w:webHidden/>
+          </w:rPr>
+          <w:t>15</w:t>
+        </w:r>
+        <w:r>
+          <w:rPr>
+            <w:noProof/>
+            <w:webHidden/>
+          </w:rPr>
+          <w:fldChar w:fldCharType="end"/>
+        </w:r>
+      </w:hyperlink>
+    </w:p>
+    <w:p>
+      <w:pPr>
+        <w:pStyle w:val="Sumrio1"/>
+        <w:rPr>
+          <w:rFonts w:asciiTheme="minorHAnsi" w:eastAsiaTheme="minorEastAsia" w:hAnsiTheme="minorHAnsi"/>
+          <w:noProof/>
+          <w:sz w:val="22"/>
+          <w:lang w:eastAsia="pt-BR"/>
+        </w:rPr>
+      </w:pPr>
+      <w:hyperlink w:anchor="_Toc225935535" w:history="1">
+        <w:r>
+          <w:rPr>
+            <w:rStyle w:val="Hyperlink"/>
+            <w:noProof/>
+          </w:rPr>
+          <w:t>4</w:t>
+        </w:r>
+        <w:r>
+          <w:rPr>
+            <w:rFonts w:asciiTheme="minorHAnsi" w:eastAsiaTheme="minorEastAsia" w:hAnsiTheme="minorHAnsi"/>
+            <w:noProof/>
+            <w:sz w:val="22"/>
+            <w:lang w:eastAsia="pt-BR"/>
+          </w:rPr>
+          <w:tab/>
+        </w:r>
+        <w:r>
+          <w:rPr>
+            <w:rStyle w:val="Hyperlink"/>
+            <w:noProof/>
+          </w:rPr>
+          <w:t>ANÁLISE E SÍNTESE</w:t>
+        </w:r>
+        <w:r>
+          <w:rPr>
+            <w:noProof/>
+            <w:webHidden/>
+          </w:rPr>
+          <w:tab/>
+        </w:r>
+        <w:r>
+          <w:rPr>
+            <w:noProof/>
+            <w:webHidden/>
+          </w:rPr>
+          <w:fldChar w:fldCharType="begin"/>
+        </w:r>
+        <w:r>
+          <w:rPr>
+            <w:noProof/>
+            <w:webHidden/>
+          </w:rPr>
+          <w:instrText xml:space="preserve"> PAGEREF _Toc225935535 \h </w:instrText>
+        </w:r>
+        <w:r>
+          <w:rPr>
+            <w:noProof/>
+            <w:webHidden/>
+          </w:rPr>
+        </w:r>
+        <w:r>
+          <w:rPr>
+            <w:noProof/>
+            <w:webHidden/>
+          </w:rPr>
+          <w:fldChar w:fldCharType="separate"/>
+        </w:r>
+        <w:r>
+          <w:rPr>
+            <w:noProof/>
+            <w:webHidden/>
+          </w:rPr>
+          <w:t>16</w:t>
+        </w:r>
+        <w:r>
+          <w:rPr>
+            <w:noProof/>
+            <w:webHidden/>
+          </w:rPr>
+          <w:fldChar w:fldCharType="end"/>
+        </w:r>
+      </w:hyperlink>
+    </w:p>
+    <w:p>
+      <w:pPr>
+        <w:pStyle w:val="Sumrio2"/>
+        <w:rPr>
+          <w:rFonts w:asciiTheme="minorHAnsi" w:eastAsiaTheme="minorEastAsia" w:hAnsiTheme="minorHAnsi"/>
+          <w:noProof/>
+          <w:sz w:val="22"/>
+          <w:lang w:eastAsia="pt-BR"/>
+        </w:rPr>
+      </w:pPr>
+      <w:hyperlink w:anchor="_Toc225935536" w:history="1">
+        <w:r>
+          <w:rPr>
+            <w:rStyle w:val="Hyperlink"/>
+            <w:noProof/>
+          </w:rPr>
+          <w:t>4.1</w:t>
+        </w:r>
+        <w:r>
+          <w:rPr>
+            <w:rFonts w:asciiTheme="minorHAnsi" w:eastAsiaTheme="minorEastAsia" w:hAnsiTheme="minorHAnsi"/>
+            <w:noProof/>
+            <w:sz w:val="22"/>
+            <w:lang w:eastAsia="pt-BR"/>
+          </w:rPr>
+          <w:tab/>
+        </w:r>
+        <w:r>
+          <w:rPr>
+            <w:rStyle w:val="Hyperlink"/>
+            <w:noProof/>
+          </w:rPr>
+          <w:t>Persona</w:t>
+        </w:r>
+        <w:r>
+          <w:rPr>
+            <w:noProof/>
+            <w:webHidden/>
+          </w:rPr>
+          <w:tab/>
+        </w:r>
+        <w:r>
+          <w:rPr>
+            <w:noProof/>
+            <w:webHidden/>
+          </w:rPr>
+          <w:fldChar w:fldCharType="begin"/>
+        </w:r>
+        <w:r>
+          <w:rPr>
+            <w:noProof/>
+            <w:webHidden/>
+          </w:rPr>
+          <w:instrText xml:space="preserve"> PAGEREF _Toc225935536 \h </w:instrText>
+        </w:r>
+        <w:r>
+          <w:rPr>
+            <w:noProof/>
+            <w:webHidden/>
+          </w:rPr>
+        </w:r>
+        <w:r>
+          <w:rPr>
+            <w:noProof/>
+            <w:webHidden/>
+          </w:rPr>
+          <w:fldChar w:fldCharType="separate"/>
+        </w:r>
+        <w:r>
+          <w:rPr>
+            <w:noProof/>
+            <w:webHidden/>
+          </w:rPr>
+          <w:t>16</w:t>
+        </w:r>
+        <w:r>
+          <w:rPr>
+            <w:noProof/>
+            <w:webHidden/>
+          </w:rPr>
+          <w:fldChar w:fldCharType="end"/>
+        </w:r>
+      </w:hyperlink>
+    </w:p>
+    <w:p>
+      <w:pPr>
+        <w:pStyle w:val="Sumrio1"/>
+        <w:rPr>
+          <w:rFonts w:asciiTheme="minorHAnsi" w:eastAsiaTheme="minorEastAsia" w:hAnsiTheme="minorHAnsi"/>
+          <w:noProof/>
+          <w:sz w:val="22"/>
+          <w:lang w:eastAsia="pt-BR"/>
+        </w:rPr>
+      </w:pPr>
       <w:hyperlink w:anchor="_Toc225935537" w:history="1">
         <w:r>
           <w:rPr>
@@ -2156,25 +2634,165 @@
         </w:rPr>
         <w:fldChar w:fldCharType="end"/>
       </w:r>
-      <w:r>
-        <w:rPr>
-          <w:rFonts w:cs="Arial"/>
-        </w:rPr>
-        <w:br w:type="page"/>
-      </w:r>
+    </w:p>
+    <w:p>
+      <w:pPr>
+        <w:spacing w:after="160" w:line="259" w:lineRule="auto"/>
+        <w:ind w:firstLine="0"/>
+        <w:jc w:val="left"/>
+        <w:sectPr>
+          <w:pgSz w:w="11906" w:h="16838"/>
+          <w:pgMar w:top="1701" w:right="1134" w:bottom="1134" w:left="1701" w:header="709" w:footer="709" w:gutter="0"/>
+          <w:pgNumType w:start="0"/>
+          <w:cols w:space="708"/>
+          <w:docGrid w:linePitch="360"/>
+        </w:sectPr>
+      </w:pPr>
+      <w:bookmarkStart w:id="0" w:name="_Toc225935518"/>
+    </w:p>
+    <w:p>
+      <w:pPr>
+        <w:spacing w:after="160" w:line="259" w:lineRule="auto"/>
+        <w:ind w:firstLine="0"/>
+        <w:jc w:val="left"/>
+        <w:rPr>
+          <w:rFonts w:eastAsiaTheme="majorEastAsia" w:cstheme="majorBidi"/>
+          <w:b/>
+          <w:color w:val="000000" w:themeColor="text1"/>
+          <w:szCs w:val="32"/>
+        </w:rPr>
+      </w:pPr>
     </w:p>
     <w:p>
       <w:pPr>
         <w:pStyle w:val="Ttulo1"/>
       </w:pPr>
-      <w:bookmarkStart w:id="0" w:name="_Toc225935518"/>
-      <w:r>
+      <w:r>
+        <w:t>INTRODUÇÃO</w:t>
+      </w:r>
+      <w:bookmarkEnd w:id="0"/>
+    </w:p>
+    <w:p>
+      <w:r>
+        <w:t>Lorem Ipsum</w:t>
+      </w:r>
+      <w:r>
+        <w:rPr>
+          <w:shd w:val="clear" w:color="auto" w:fill="FFFFFF"/>
+        </w:rPr>
+        <w:t> is simply dummy text of the printing and typesetting industry. Lorem Ipsum has been the industry's standard dummy text ever since the 1500s, when an unknown printer took a galley of type and scrambled it to make a type specimen book. It has survived not only five centuries, but also the leap into electronic typesetting, remaining essentially unchanged. It was popularised in the 1960s with the release of Letraset sheets containing Lorem Ipsum passages, and more recently with desktop publishing software like Aldus PageMaker including versions of Lorem Ipsum</w:t>
+      </w:r>
+      <w:r>
+        <w:rPr>
+          <w:noProof/>
+        </w:rPr>
+        <w:t>.</w:t>
+      </w:r>
+    </w:p>
+    <w:p>
+      <w:pPr>
+        <w:pStyle w:val="Ttulo2"/>
+      </w:pPr>
+      <w:bookmarkStart w:id="1" w:name="_Toc225935519"/>
+      <w:r>
+        <w:t>Problemática</w:t>
+      </w:r>
+      <w:bookmarkEnd w:id="1"/>
+    </w:p>
+    <w:p>
+      <w:r>
+        <w:t>Lorem Ipsum</w:t>
+      </w:r>
+      <w:r>
+        <w:rPr>
+          <w:shd w:val="clear" w:color="auto" w:fill="FFFFFF"/>
+        </w:rPr>
+        <w:t> is simply dummy text of the printing and typesetting industry. Lorem Ipsum has been the industry's standard dummy text ever since the 1500s, when an unknown printer took a galley of type and scrambled it to make a type specimen book. It has survived not only five centuries, but also the leap into electronic typesetting, remaining essentially unchanged. It was popularised in the 1960s with the release of Letraset sheets containing Lorem Ipsum passages, and more recently with desktop publishing software like Aldus PageMaker including versions of Lorem Ipsum</w:t>
+      </w:r>
+      <w:r>
+        <w:rPr>
+          <w:noProof/>
+        </w:rPr>
+        <w:t>.</w:t>
+      </w:r>
+    </w:p>
+    <w:p>
+      <w:pPr>
+        <w:pStyle w:val="Ttulo2"/>
+      </w:pPr>
+      <w:bookmarkStart w:id="2" w:name="_Toc225935520"/>
+      <w:r>
+        <w:t>Justificativa</w:t>
+      </w:r>
+      <w:bookmarkEnd w:id="2"/>
+    </w:p>
+    <w:p>
+      <w:r>
+        <w:t>Lorem Ipsum</w:t>
+      </w:r>
+      <w:r>
+        <w:rPr>
+          <w:shd w:val="clear" w:color="auto" w:fill="FFFFFF"/>
+        </w:rPr>
+        <w:t> is simply dummy text of the printing and typesetting industry. Lorem Ipsum has been the industry's standard dummy text ever since the 1500s, when an unknown printer took a galley of type and scrambled it to make a type specimen book. It has survived not only five centuries, but also the leap into electronic typesetting, remaining essentially unchanged. It was popularised in the 1960s with the release of Letraset sheets containing Lorem Ipsum passages, and more recently with desktop publishing software like Aldus PageMaker including versions of Lorem Ipsum</w:t>
+      </w:r>
+      <w:r>
+        <w:rPr>
+          <w:noProof/>
+        </w:rPr>
+        <w:t>.</w:t>
+      </w:r>
+    </w:p>
+    <w:p>
+      <w:pPr>
+        <w:pStyle w:val="Ttulo2"/>
+      </w:pPr>
+      <w:bookmarkStart w:id="3" w:name="_Toc225935521"/>
+      <w:r>
+        <w:t>Objetivos</w:t>
+      </w:r>
+      <w:bookmarkEnd w:id="3"/>
+    </w:p>
+    <w:p>
+      <w:r>
+        <w:t>Lorem Ipsum</w:t>
+      </w:r>
+      <w:r>
+        <w:rPr>
+          <w:shd w:val="clear" w:color="auto" w:fill="FFFFFF"/>
+        </w:rPr>
+        <w:t xml:space="preserve"> is simply dummy text of the printing and typesetting industry. Lorem Ipsum has been the industry's standard dummy text ever since the 1500s, when an unknown printer took a galley of type and scrambled it to make a type specimen book. It has survived not only five centuries, but also the leap into electronic </w:t>
+      </w:r>
+      <w:r>
+        <w:rPr>
+          <w:shd w:val="clear" w:color="auto" w:fill="FFFFFF"/>
+        </w:rPr>
         <w:lastRenderedPageBreak/>
-        <w:t>INTRODUÇÃO</w:t>
-      </w:r>
-      <w:bookmarkEnd w:id="0"/>
-    </w:p>
-    <w:p>
+        <w:t>typesetting, remaining essentially unchanged. It was popularised in the 1960s with the release of Letraset sheets containing Lorem Ipsum passages, and more recently with desktop publishing software like Aldus PageMaker including versions of Lorem Ipsum</w:t>
+      </w:r>
+      <w:r>
+        <w:rPr>
+          <w:noProof/>
+        </w:rPr>
+        <w:t>.</w:t>
+      </w:r>
+    </w:p>
+    <w:p>
+      <w:pPr>
+        <w:pStyle w:val="Ttulo3"/>
+      </w:pPr>
+      <w:bookmarkStart w:id="4" w:name="_Toc225935522"/>
+      <w:r>
+        <w:t>Objetivos geral</w:t>
+      </w:r>
+      <w:bookmarkEnd w:id="4"/>
+    </w:p>
+    <w:p>
+      <w:pPr>
+        <w:rPr>
+          <w:noProof/>
+        </w:rPr>
+      </w:pPr>
       <w:r>
         <w:t>Lorem Ipsum</w:t>
       </w:r>
@@ -2193,15 +2811,26 @@
     </w:p>
     <w:p>
       <w:pPr>
-        <w:pStyle w:val="Ttulo2"/>
-      </w:pPr>
-      <w:bookmarkStart w:id="1" w:name="_Toc225935519"/>
-      <w:r>
-        <w:t>Problemática</w:t>
-      </w:r>
-      <w:bookmarkEnd w:id="1"/>
-    </w:p>
-    <w:p>
+        <w:pStyle w:val="Ttulo4"/>
+        <w:rPr>
+          <w:noProof/>
+        </w:rPr>
+      </w:pPr>
+      <w:bookmarkStart w:id="5" w:name="_Toc225935523"/>
+      <w:r>
+        <w:rPr>
+          <w:noProof/>
+        </w:rPr>
+        <w:t>Teste nível 4</w:t>
+      </w:r>
+      <w:bookmarkEnd w:id="5"/>
+    </w:p>
+    <w:p>
+      <w:pPr>
+        <w:rPr>
+          <w:noProof/>
+        </w:rPr>
+      </w:pPr>
       <w:r>
         <w:t>Lorem Ipsum</w:t>
       </w:r>
@@ -2220,15 +2849,26 @@
     </w:p>
     <w:p>
       <w:pPr>
-        <w:pStyle w:val="Ttulo2"/>
-      </w:pPr>
-      <w:bookmarkStart w:id="2" w:name="_Toc225935520"/>
-      <w:r>
-        <w:t>Justificativa</w:t>
-      </w:r>
-      <w:bookmarkEnd w:id="2"/>
-    </w:p>
-    <w:p>
+        <w:pStyle w:val="Ttulo5"/>
+        <w:rPr>
+          <w:noProof/>
+        </w:rPr>
+      </w:pPr>
+      <w:bookmarkStart w:id="6" w:name="_Toc225935524"/>
+      <w:r>
+        <w:rPr>
+          <w:noProof/>
+        </w:rPr>
+        <w:t>Teste nível 5</w:t>
+      </w:r>
+      <w:bookmarkEnd w:id="6"/>
+    </w:p>
+    <w:p>
+      <w:pPr>
+        <w:rPr>
+          <w:noProof/>
+        </w:rPr>
+      </w:pPr>
       <w:r>
         <w:t>Lorem Ipsum</w:t>
       </w:r>
@@ -2247,13 +2887,14 @@
     </w:p>
     <w:p>
       <w:pPr>
-        <w:pStyle w:val="Ttulo2"/>
-      </w:pPr>
-      <w:bookmarkStart w:id="3" w:name="_Toc225935521"/>
-      <w:r>
-        <w:t>Objetivos</w:t>
-      </w:r>
-      <w:bookmarkEnd w:id="3"/>
+        <w:pStyle w:val="Ttulo3"/>
+      </w:pPr>
+      <w:bookmarkStart w:id="7" w:name="_Toc225935525"/>
+      <w:r>
+        <w:lastRenderedPageBreak/>
+        <w:t>Objetivos específicos</w:t>
+      </w:r>
+      <w:bookmarkEnd w:id="7"/>
     </w:p>
     <w:p>
       <w:r>
@@ -2263,156 +2904,7 @@
         <w:rPr>
           <w:shd w:val="clear" w:color="auto" w:fill="FFFFFF"/>
         </w:rPr>
-        <w:t xml:space="preserve"> is simply dummy text of the printing and typesetting industry. Lorem Ipsum has been the industry's standard dummy text ever since the 1500s, when an unknown printer took a galley of type and scrambled it to make a type specimen book. It has survived not only five centuries, but also the leap into electronic typesetting, remaining essentially unchanged. It was popularised in the 1960s with the </w:t>
-      </w:r>
-      <w:r>
-        <w:rPr>
-          <w:shd w:val="clear" w:color="auto" w:fill="FFFFFF"/>
-        </w:rPr>
-        <w:lastRenderedPageBreak/>
-        <w:t>release of Letraset sheets containing Lorem Ipsum passages, and more recently with desktop publishing software like Aldus PageMaker including versions of Lorem Ipsum</w:t>
-      </w:r>
-      <w:r>
-        <w:rPr>
-          <w:noProof/>
-        </w:rPr>
-        <w:t>.</w:t>
-      </w:r>
-    </w:p>
-    <w:p>
-      <w:pPr>
-        <w:pStyle w:val="Ttulo3"/>
-      </w:pPr>
-      <w:bookmarkStart w:id="4" w:name="_Toc225935522"/>
-      <w:r>
-        <w:t>Objetivos geral</w:t>
-      </w:r>
-      <w:bookmarkEnd w:id="4"/>
-    </w:p>
-    <w:p>
-      <w:pPr>
-        <w:rPr>
-          <w:noProof/>
-        </w:rPr>
-      </w:pPr>
-      <w:r>
-        <w:t>Lorem Ipsum</w:t>
-      </w:r>
-      <w:r>
-        <w:rPr>
-          <w:shd w:val="clear" w:color="auto" w:fill="FFFFFF"/>
-        </w:rPr>
         <w:t> is simply dummy text of the printing and typesetting industry. Lorem Ipsum has been the industry's standard dummy text ever since the 1500s, when an unknown printer took a galley of type and scrambled it to make a type specimen book. It has survived not only five centuries, but also the leap into electronic typesetting, remaining essentially unchanged. It was popularised in the 1960s with the release of Letraset sheets containing Lorem Ipsum passages, and more recently with desktop publishing software like Aldus PageMaker including versions of Lorem Ipsum</w:t>
-      </w:r>
-      <w:r>
-        <w:rPr>
-          <w:noProof/>
-        </w:rPr>
-        <w:t>.</w:t>
-      </w:r>
-    </w:p>
-    <w:p>
-      <w:pPr>
-        <w:pStyle w:val="Ttulo4"/>
-        <w:rPr>
-          <w:noProof/>
-        </w:rPr>
-      </w:pPr>
-      <w:bookmarkStart w:id="5" w:name="_Toc225935523"/>
-      <w:r>
-        <w:rPr>
-          <w:noProof/>
-        </w:rPr>
-        <w:t>Teste nível 4</w:t>
-      </w:r>
-      <w:bookmarkEnd w:id="5"/>
-    </w:p>
-    <w:p>
-      <w:pPr>
-        <w:rPr>
-          <w:noProof/>
-        </w:rPr>
-      </w:pPr>
-      <w:r>
-        <w:t>Lorem Ipsum</w:t>
-      </w:r>
-      <w:r>
-        <w:rPr>
-          <w:shd w:val="clear" w:color="auto" w:fill="FFFFFF"/>
-        </w:rPr>
-        <w:t> is simply dummy text of the printing and typesetting industry. Lorem Ipsum has been the industry's standard dummy text ever since the 1500s, when an unknown printer took a galley of type and scrambled it to make a type specimen book. It has survived not only five centuries, but also the leap into electronic typesetting, remaining essentially unchanged. It was popularised in the 1960s with the release of Letraset sheets containing Lorem Ipsum passages, and more recently with desktop publishing software like Aldus PageMaker including versions of Lorem Ipsum</w:t>
-      </w:r>
-      <w:r>
-        <w:rPr>
-          <w:noProof/>
-        </w:rPr>
-        <w:t>.</w:t>
-      </w:r>
-    </w:p>
-    <w:p>
-      <w:pPr>
-        <w:pStyle w:val="Ttulo5"/>
-        <w:rPr>
-          <w:noProof/>
-        </w:rPr>
-      </w:pPr>
-      <w:bookmarkStart w:id="6" w:name="_Toc225935524"/>
-      <w:r>
-        <w:rPr>
-          <w:noProof/>
-        </w:rPr>
-        <w:t>Teste nível 5</w:t>
-      </w:r>
-      <w:bookmarkEnd w:id="6"/>
-    </w:p>
-    <w:p>
-      <w:pPr>
-        <w:rPr>
-          <w:noProof/>
-        </w:rPr>
-      </w:pPr>
-      <w:r>
-        <w:t>Lorem Ipsum</w:t>
-      </w:r>
-      <w:r>
-        <w:rPr>
-          <w:shd w:val="clear" w:color="auto" w:fill="FFFFFF"/>
-        </w:rPr>
-        <w:t> is simply dummy text of the printing and typesetting industry. Lorem Ipsum has been the industry's standard dummy text ever since the 1500s, when an unknown printer took a galley of type and scrambled it to make a type specimen book. It has survived not only five centuries, but also the leap into electronic typesetting, remaining essentially unchanged. It was popularised in the 1960s with the release of Letraset sheets containing Lorem Ipsum passages, and more recently with desktop publishing software like Aldus PageMaker including versions of Lorem Ipsum</w:t>
-      </w:r>
-      <w:r>
-        <w:rPr>
-          <w:noProof/>
-        </w:rPr>
-        <w:t>.</w:t>
-      </w:r>
-    </w:p>
-    <w:p>
-      <w:pPr>
-        <w:pStyle w:val="Ttulo3"/>
-      </w:pPr>
-      <w:bookmarkStart w:id="7" w:name="_Toc225935525"/>
-      <w:r>
-        <w:t>Objetivos específicos</w:t>
-      </w:r>
-      <w:bookmarkEnd w:id="7"/>
-    </w:p>
-    <w:p>
-      <w:r>
-        <w:t>Lorem Ipsum</w:t>
-      </w:r>
-      <w:r>
-        <w:rPr>
-          <w:shd w:val="clear" w:color="auto" w:fill="FFFFFF"/>
-        </w:rPr>
-        <w:t xml:space="preserve"> is simply dummy text of the printing and typesetting industry. Lorem Ipsum has been the industry's standard dummy text ever since the 1500s, when </w:t>
-      </w:r>
-      <w:r>
-        <w:rPr>
-          <w:shd w:val="clear" w:color="auto" w:fill="FFFFFF"/>
-        </w:rPr>
-        <w:lastRenderedPageBreak/>
-        <w:t>an unknown printer took a galley of type and scrambled it to make a type specimen book. It has survived not only five centuries, but also the leap into electronic typesetting, remaining essentially unchanged. It was popularised in the 1960s with the release of Letraset sheets containing Lorem Ipsum passages, and more recently with desktop publishing software like Aldus PageMaker including versions of Lorem Ipsum</w:t>
       </w:r>
       <w:r>
         <w:rPr>
@@ -2575,60 +3067,73 @@
     <w:p>
       <w:pPr>
         <w:rPr>
+          <w:rFonts w:ascii="Times New Roman" w:hAnsi="Times New Roman"/>
+        </w:rPr>
+      </w:pPr>
+      <w:bookmarkStart w:id="16" w:name="_Toc225935534"/>
+      <w:r>
+        <w:t> A imersão no Design Thinking é a etapa inicial do processo de inovação, voltada para a compreensão aprofundada do problema por meio da coleta de informações e análise do contexto. Nessa fase, a equipe se aproxima tanto da realidade da empresa quanto da experiência do usuário, buscando identificar necessidades, oportunidades e possíveis hipóteses para orientar o desenvolvimento de soluções (Mjv Team, 2022).</w:t>
+      </w:r>
+    </w:p>
+    <w:p>
+      <w:pPr>
+        <w:pStyle w:val="Ttulo2"/>
+        <w:rPr>
           <w:noProof/>
         </w:rPr>
       </w:pPr>
       <w:r>
-        <w:t>Lorem Ipsum</w:t>
-      </w:r>
-      <w:r>
-        <w:rPr>
-          <w:shd w:val="clear" w:color="auto" w:fill="FFFFFF"/>
-        </w:rPr>
-        <w:t> is simply dummy text of the printing and typesetting industry. Lorem Ipsum has been the industry's standard dummy text ever since the 1500s, when an unknown printer took a galley of type and scrambled it to make a type specimen book. It has survived not only five centuries, but also the leap into electronic typesetting, remaining essentially unchanged. It was popularised in the 1960s with the release of Letraset sheets containing Lorem Ipsum passages, and more recently with desktop publishing software like Aldus PageMaker including versions of Lorem Ipsum</w:t>
-      </w:r>
-      <w:r>
         <w:rPr>
           <w:noProof/>
         </w:rPr>
-        <w:t>.</w:t>
-      </w:r>
-    </w:p>
-    <w:p>
-      <w:pPr>
-        <w:pStyle w:val="Ttulo2"/>
-        <w:rPr>
-          <w:noProof/>
-        </w:rPr>
-      </w:pPr>
-      <w:bookmarkStart w:id="16" w:name="_Toc225935534"/>
-      <w:r>
-        <w:rPr>
-          <w:noProof/>
-        </w:rPr>
         <w:t>Caderno de sensibilidade</w:t>
       </w:r>
       <w:bookmarkEnd w:id="16"/>
+    </w:p>
+    <w:p>
+      <w:r>
+        <w:rPr>
+          <w:rFonts w:cs="Arial"/>
+          <w:color w:val="000000"/>
+          <w:sz w:val="22"/>
+        </w:rPr>
+        <w:t>Os cadernos de sensibilização são ferramentas utilizadas no Design Thinking para coletar informações sobre os usuários de forma indireta, permitindo que eles registrem suas próprias experiências, percepções e atividades ao longo do tempo. Essa abordagem possibilita compreender melhor o contexto, os hábitos e as expectativas dos indivíduos sem interferência direta do pesquisador, sendo especialmente útil na fase de imersão do projeto (Mjv Team, 2016).</w:t>
+      </w:r>
     </w:p>
     <w:p>
       <w:pPr>
         <w:pStyle w:val="Legenda"/>
         <w:keepNext/>
       </w:pPr>
+      <w:bookmarkStart w:id="17" w:name="_Toc226613151"/>
       <w:r>
         <w:t xml:space="preserve">Figura </w:t>
       </w:r>
-      <w:fldSimple w:instr=" SEQ Figura \* ARABIC ">
-        <w:r>
-          <w:rPr>
-            <w:noProof/>
-          </w:rPr>
-          <w:t>1</w:t>
-        </w:r>
-      </w:fldSimple>
+      <w:r>
+        <w:fldChar w:fldCharType="begin"/>
+      </w:r>
+      <w:r>
+        <w:instrText xml:space="preserve"> SEQ Figura \* ARABIC </w:instrText>
+      </w:r>
+      <w:r>
+        <w:fldChar w:fldCharType="separate"/>
+      </w:r>
+      <w:r>
+        <w:rPr>
+          <w:noProof/>
+        </w:rPr>
+        <w:t>1</w:t>
+      </w:r>
+      <w:r>
+        <w:rPr>
+          <w:noProof/>
+        </w:rPr>
+        <w:fldChar w:fldCharType="end"/>
+      </w:r>
       <w:r>
         <w:t>: Caderno de Sensibilidade</w:t>
       </w:r>
+      <w:bookmarkEnd w:id="17"/>
     </w:p>
     <w:p>
       <w:pPr>
@@ -2653,7 +3158,7 @@
                     </pic:cNvPicPr>
                   </pic:nvPicPr>
                   <pic:blipFill>
-                    <a:blip r:embed="rId7">
+                    <a:blip r:embed="rId9">
                       <a:extLst>
                         <a:ext uri="{28A0092B-C50C-407E-A947-70E740481C1C}">
                           <a14:useLocalDpi xmlns:a14="http://schemas.microsoft.com/office/drawing/2010/main" val="0"/>
@@ -2700,6 +3205,26 @@
       <w:r>
         <w:t>, 2015</w:t>
       </w:r>
+      <w:bookmarkStart w:id="18" w:name="_Toc226613190"/>
+    </w:p>
+    <w:p>
+      <w:pPr>
+        <w:rPr>
+          <w:noProof/>
+          <w:sz w:val="20"/>
+          <w:lang w:eastAsia="pt-BR"/>
+        </w:rPr>
+      </w:pPr>
+      <w:r>
+        <w:br w:type="page"/>
+      </w:r>
+    </w:p>
+    <w:p>
+      <w:pPr>
+        <w:pStyle w:val="imagensefontes"/>
+      </w:pPr>
+      <w:bookmarkStart w:id="19" w:name="_GoBack"/>
+      <w:bookmarkEnd w:id="19"/>
     </w:p>
     <w:p>
       <w:pPr>
@@ -2717,6 +3242,10 @@
           <w:t>1</w:t>
         </w:r>
       </w:fldSimple>
+      <w:r>
+        <w:t>: Caderno de Sensibilidade</w:t>
+      </w:r>
+      <w:bookmarkEnd w:id="18"/>
     </w:p>
     <w:tbl>
       <w:tblPr>
@@ -2806,7 +3335,6 @@
               <w:ind w:firstLine="0"/>
             </w:pPr>
             <w:r>
-              <w:lastRenderedPageBreak/>
               <w:t>Lorem Ipsum</w:t>
             </w:r>
             <w:r>
@@ -3048,6 +3576,65 @@
     </w:p>
     <w:p>
       <w:pPr>
+        <w:pStyle w:val="Ttulo2"/>
+      </w:pPr>
+      <w:r>
+        <w:t>Pesquisa de Campo</w:t>
+      </w:r>
+    </w:p>
+    <w:p>
+      <w:r>
+        <w:t>Introdução explicando sobre como foi aplicada.</w:t>
+      </w:r>
+    </w:p>
+    <w:p>
+      <w:pPr>
+        <w:pStyle w:val="Legenda"/>
+        <w:keepNext/>
+      </w:pPr>
+      <w:bookmarkStart w:id="20" w:name="_Toc226613219"/>
+      <w:r>
+        <w:t xml:space="preserve">Gráfico </w:t>
+      </w:r>
+      <w:fldSimple w:instr=" SEQ Gráfico \* ARABIC ">
+        <w:r>
+          <w:rPr>
+            <w:noProof/>
+          </w:rPr>
+          <w:t>1</w:t>
+        </w:r>
+      </w:fldSimple>
+      <w:r>
+        <w:t xml:space="preserve">: </w:t>
+      </w:r>
+      <w:r>
+        <w:t>Idade do Público Alvo</w:t>
+      </w:r>
+      <w:bookmarkEnd w:id="20"/>
+    </w:p>
+    <w:p>
+      <w:pPr>
+        <w:pStyle w:val="imagensefontes"/>
+      </w:pPr>
+      <w:r>
+        <w:drawing>
+          <wp:inline distT="0" distB="0" distL="0" distR="0">
+            <wp:extent cx="4121150" cy="2101850"/>
+            <wp:effectExtent l="0" t="0" r="12700" b="12700"/>
+            <wp:docPr id="3" name="Gráfico 3"/>
+            <wp:cNvGraphicFramePr/>
+            <a:graphic xmlns:a="http://schemas.openxmlformats.org/drawingml/2006/main">
+              <a:graphicData uri="http://schemas.openxmlformats.org/drawingml/2006/chart">
+                <c:chart xmlns:c="http://schemas.openxmlformats.org/drawingml/2006/chart" xmlns:r="http://schemas.openxmlformats.org/officeDocument/2006/relationships" r:id="rId10"/>
+              </a:graphicData>
+            </a:graphic>
+          </wp:inline>
+        </w:drawing>
+      </w:r>
+    </w:p>
+    <w:p>
+      <w:pPr>
+        <w:ind w:firstLine="0"/>
         <w:rPr>
           <w:rFonts w:eastAsiaTheme="majorEastAsia" w:cstheme="majorBidi"/>
           <w:color w:val="000000" w:themeColor="text1"/>
@@ -3055,6 +3642,7 @@
         </w:rPr>
       </w:pPr>
       <w:r>
+        <w:lastRenderedPageBreak/>
         <w:br w:type="page"/>
       </w:r>
     </w:p>
@@ -3062,22 +3650,22 @@
       <w:pPr>
         <w:pStyle w:val="Ttulo1"/>
       </w:pPr>
-      <w:bookmarkStart w:id="17" w:name="_Toc225935535"/>
+      <w:bookmarkStart w:id="21" w:name="_Toc225935535"/>
       <w:r>
         <w:lastRenderedPageBreak/>
         <w:t>ANÁLISE E SÍNTESE</w:t>
       </w:r>
-      <w:bookmarkEnd w:id="17"/>
+      <w:bookmarkEnd w:id="21"/>
     </w:p>
     <w:p>
       <w:pPr>
         <w:pStyle w:val="Ttulo2"/>
       </w:pPr>
-      <w:bookmarkStart w:id="18" w:name="_Toc225935536"/>
+      <w:bookmarkStart w:id="22" w:name="_Toc225935536"/>
       <w:r>
         <w:t>Persona</w:t>
       </w:r>
-      <w:bookmarkEnd w:id="18"/>
+      <w:bookmarkEnd w:id="22"/>
     </w:p>
     <w:p>
       <w:pPr>
@@ -3108,20 +3696,35 @@
         <w:pStyle w:val="Legenda"/>
         <w:keepNext/>
       </w:pPr>
+      <w:bookmarkStart w:id="23" w:name="_Toc226613152"/>
       <w:r>
         <w:t xml:space="preserve">Figura </w:t>
       </w:r>
-      <w:fldSimple w:instr=" SEQ Figura \* ARABIC ">
-        <w:r>
-          <w:rPr>
-            <w:noProof/>
-          </w:rPr>
-          <w:t>2</w:t>
-        </w:r>
-      </w:fldSimple>
+      <w:r>
+        <w:fldChar w:fldCharType="begin"/>
+      </w:r>
+      <w:r>
+        <w:instrText xml:space="preserve"> SEQ Figura \* ARABIC </w:instrText>
+      </w:r>
+      <w:r>
+        <w:fldChar w:fldCharType="separate"/>
+      </w:r>
+      <w:r>
+        <w:rPr>
+          <w:noProof/>
+        </w:rPr>
+        <w:t>2</w:t>
+      </w:r>
+      <w:r>
+        <w:rPr>
+          <w:noProof/>
+        </w:rPr>
+        <w:fldChar w:fldCharType="end"/>
+      </w:r>
       <w:r>
         <w:t>: persona</w:t>
       </w:r>
+      <w:bookmarkEnd w:id="23"/>
     </w:p>
     <w:p>
       <w:pPr>
@@ -3146,7 +3749,7 @@
                     </pic:cNvPicPr>
                   </pic:nvPicPr>
                   <pic:blipFill>
-                    <a:blip r:embed="rId8">
+                    <a:blip r:embed="rId11">
                       <a:extLst>
                         <a:ext uri="{28A0092B-C50C-407E-A947-70E740481C1C}">
                           <a14:useLocalDpi xmlns:a14="http://schemas.microsoft.com/office/drawing/2010/main" val="0"/>
@@ -3196,7 +3799,233 @@
     </w:p>
     <w:p>
       <w:r>
-        <w:t>Sendo assim, nesse trabalho foi elaborado a pernosa XXX, que atende os requisitos acima, então conheça a XX</w:t>
+        <w:t>Sendo assim, nesse</w:t>
+      </w:r>
+      <w:r>
+        <w:t xml:space="preserve"> trabalho foi elaborado a person</w:t>
+      </w:r>
+      <w:r>
+        <w:t>a XXX, que atende os requisitos acima, então conheça a XX</w:t>
+      </w:r>
+    </w:p>
+    <w:p>
+      <w:pPr>
+        <w:spacing w:after="160" w:line="259" w:lineRule="auto"/>
+        <w:ind w:firstLine="0"/>
+        <w:jc w:val="left"/>
+      </w:pPr>
+      <w:r>
+        <w:br w:type="page"/>
+      </w:r>
+    </w:p>
+    <w:p>
+      <w:pPr>
+        <w:pStyle w:val="Ttulo1"/>
+      </w:pPr>
+      <w:r>
+        <w:lastRenderedPageBreak/>
+        <w:t>ASPECTOS FINANCEIROS</w:t>
+      </w:r>
+    </w:p>
+    <w:p>
+      <w:pPr>
+        <w:pStyle w:val="Ttulo2"/>
+      </w:pPr>
+      <w:r>
+        <w:t>Tabela</w:t>
+      </w:r>
+    </w:p>
+    <w:p>
+      <w:pPr>
+        <w:pStyle w:val="Legenda"/>
+        <w:keepNext/>
+      </w:pPr>
+      <w:bookmarkStart w:id="24" w:name="_Toc226613262"/>
+      <w:r>
+        <w:t xml:space="preserve">Tabela </w:t>
+      </w:r>
+      <w:fldSimple w:instr=" SEQ Tabela \* ARABIC ">
+        <w:r>
+          <w:rPr>
+            <w:noProof/>
+          </w:rPr>
+          <w:t>1</w:t>
+        </w:r>
+      </w:fldSimple>
+      <w:r>
+        <w:t>: Valores dos Pacotes</w:t>
+      </w:r>
+      <w:bookmarkEnd w:id="24"/>
+    </w:p>
+    <w:tbl>
+      <w:tblPr>
+        <w:tblStyle w:val="Tabelacomgrade"/>
+        <w:tblW w:w="0" w:type="auto"/>
+        <w:tblBorders>
+          <w:left w:val="none" w:sz="0" w:space="0" w:color="auto"/>
+          <w:right w:val="none" w:sz="0" w:space="0" w:color="auto"/>
+        </w:tblBorders>
+        <w:tblLook w:val="04A0" w:firstRow="1" w:lastRow="0" w:firstColumn="1" w:lastColumn="0" w:noHBand="0" w:noVBand="1"/>
+      </w:tblPr>
+      <w:tblGrid>
+        <w:gridCol w:w="4530"/>
+        <w:gridCol w:w="4531"/>
+      </w:tblGrid>
+      <w:tr>
+        <w:tc>
+          <w:tcPr>
+            <w:tcW w:w="4530" w:type="dxa"/>
+            <w:vAlign w:val="center"/>
+          </w:tcPr>
+          <w:p>
+            <w:pPr>
+              <w:spacing w:before="120"/>
+              <w:ind w:firstLine="0"/>
+              <w:jc w:val="center"/>
+              <w:rPr>
+                <w:b/>
+              </w:rPr>
+            </w:pPr>
+            <w:r>
+              <w:rPr>
+                <w:b/>
+              </w:rPr>
+              <w:t>Pacote</w:t>
+            </w:r>
+          </w:p>
+        </w:tc>
+        <w:tc>
+          <w:tcPr>
+            <w:tcW w:w="4531" w:type="dxa"/>
+            <w:vAlign w:val="center"/>
+          </w:tcPr>
+          <w:p>
+            <w:pPr>
+              <w:spacing w:before="120"/>
+              <w:ind w:firstLine="0"/>
+              <w:jc w:val="center"/>
+              <w:rPr>
+                <w:b/>
+              </w:rPr>
+            </w:pPr>
+            <w:r>
+              <w:rPr>
+                <w:b/>
+              </w:rPr>
+              <w:t>Valor</w:t>
+            </w:r>
+          </w:p>
+        </w:tc>
+      </w:tr>
+      <w:tr>
+        <w:tc>
+          <w:tcPr>
+            <w:tcW w:w="4530" w:type="dxa"/>
+            <w:vAlign w:val="center"/>
+          </w:tcPr>
+          <w:p>
+            <w:pPr>
+              <w:spacing w:before="120"/>
+              <w:ind w:firstLine="0"/>
+              <w:jc w:val="center"/>
+            </w:pPr>
+            <w:r>
+              <w:t>Pacote Prata</w:t>
+            </w:r>
+          </w:p>
+        </w:tc>
+        <w:tc>
+          <w:tcPr>
+            <w:tcW w:w="4531" w:type="dxa"/>
+            <w:vAlign w:val="center"/>
+          </w:tcPr>
+          <w:p>
+            <w:pPr>
+              <w:spacing w:before="120"/>
+              <w:ind w:firstLine="0"/>
+              <w:jc w:val="center"/>
+            </w:pPr>
+            <w:r>
+              <w:t>R$9,90</w:t>
+            </w:r>
+          </w:p>
+        </w:tc>
+      </w:tr>
+      <w:tr>
+        <w:tc>
+          <w:tcPr>
+            <w:tcW w:w="4530" w:type="dxa"/>
+            <w:vAlign w:val="center"/>
+          </w:tcPr>
+          <w:p>
+            <w:pPr>
+              <w:spacing w:before="120"/>
+              <w:ind w:firstLine="0"/>
+              <w:jc w:val="center"/>
+            </w:pPr>
+            <w:r>
+              <w:t>Pacote Ouro</w:t>
+            </w:r>
+          </w:p>
+        </w:tc>
+        <w:tc>
+          <w:tcPr>
+            <w:tcW w:w="4531" w:type="dxa"/>
+            <w:vAlign w:val="center"/>
+          </w:tcPr>
+          <w:p>
+            <w:pPr>
+              <w:spacing w:before="120"/>
+              <w:ind w:firstLine="0"/>
+              <w:jc w:val="center"/>
+            </w:pPr>
+            <w:r>
+              <w:t>R$15,90</w:t>
+            </w:r>
+          </w:p>
+        </w:tc>
+      </w:tr>
+      <w:tr>
+        <w:tc>
+          <w:tcPr>
+            <w:tcW w:w="4530" w:type="dxa"/>
+            <w:vAlign w:val="center"/>
+          </w:tcPr>
+          <w:p>
+            <w:pPr>
+              <w:spacing w:before="120"/>
+              <w:ind w:firstLine="0"/>
+              <w:jc w:val="center"/>
+            </w:pPr>
+            <w:r>
+              <w:t>Pacote Premium</w:t>
+            </w:r>
+          </w:p>
+        </w:tc>
+        <w:tc>
+          <w:tcPr>
+            <w:tcW w:w="4531" w:type="dxa"/>
+            <w:vAlign w:val="center"/>
+          </w:tcPr>
+          <w:p>
+            <w:pPr>
+              <w:spacing w:before="120"/>
+              <w:ind w:firstLine="0"/>
+              <w:jc w:val="center"/>
+            </w:pPr>
+            <w:r>
+              <w:t>R$20,90</w:t>
+            </w:r>
+          </w:p>
+        </w:tc>
+      </w:tr>
+    </w:tbl>
+    <w:p>
+      <w:pPr>
+        <w:pStyle w:val="imagensefontes"/>
+      </w:pPr>
+      <w:r>
+        <w:t>Fonte: Os Autores, 2026</w:t>
       </w:r>
     </w:p>
     <w:p>
@@ -3220,12 +4049,12 @@
           <w:numId w:val="0"/>
         </w:numPr>
       </w:pPr>
-      <w:bookmarkStart w:id="19" w:name="_Toc225935537"/>
+      <w:bookmarkStart w:id="25" w:name="_Toc225935537"/>
       <w:r>
         <w:lastRenderedPageBreak/>
         <w:t>REFERÊNCIAS</w:t>
       </w:r>
-      <w:bookmarkEnd w:id="19"/>
+      <w:bookmarkEnd w:id="25"/>
     </w:p>
     <w:p>
       <w:pPr>
@@ -3238,9 +4067,18 @@
         <w:t>jvinnovation</w:t>
       </w:r>
       <w:r>
-        <w:t xml:space="preserve"> </w:t>
-      </w:r>
-      <w:hyperlink r:id="rId9" w:history="1">
+        <w:t xml:space="preserve">. </w:t>
+      </w:r>
+      <w:r>
+        <w:rPr>
+          <w:rStyle w:val="Forte"/>
+        </w:rPr>
+        <w:t>Conheça a sessão generativa e entenda seus usuários.</w:t>
+      </w:r>
+      <w:r>
+        <w:t xml:space="preserve"> Disponível em: </w:t>
+      </w:r>
+      <w:hyperlink r:id="rId12" w:tgtFrame="_new" w:history="1">
         <w:r>
           <w:rPr>
             <w:rStyle w:val="Hyperlink"/>
@@ -3248,15 +4086,33 @@
           <w:t>https://www.mjvinnovation.com/pt-br/blog/conheca-a-sessao-generativa-e-entenda-seus-usuarios/</w:t>
         </w:r>
       </w:hyperlink>
+      <w:r>
+        <w:t>. Acesso em: 9 abr. 2026.</w:t>
+      </w:r>
     </w:p>
     <w:p>
       <w:pPr>
         <w:ind w:firstLine="0"/>
-      </w:pPr>
-      <w:r>
-        <w:t xml:space="preserve">Figura 2 </w:t>
-      </w:r>
-      <w:hyperlink r:id="rId10" w:history="1">
+        <w:rPr>
+          <w:rStyle w:val="Hyperlink"/>
+        </w:rPr>
+      </w:pPr>
+      <w:r>
+        <w:t xml:space="preserve">Linkedin. </w:t>
+      </w:r>
+      <w:r>
+        <w:rPr>
+          <w:rStyle w:val="Forte"/>
+        </w:rPr>
+        <w:t>Como definir personas durante a aplicação do Design Thinking.</w:t>
+      </w:r>
+      <w:r>
+        <w:t xml:space="preserve"> Linkedi</w:t>
+      </w:r>
+      <w:r>
+        <w:t xml:space="preserve">n, [s.d.]. Disponível em: </w:t>
+      </w:r>
+      <w:hyperlink r:id="rId13" w:tgtFrame="_new" w:history="1">
         <w:r>
           <w:rPr>
             <w:rStyle w:val="Hyperlink"/>
@@ -3264,13 +4120,107 @@
           <w:t>https://pt.linkedin.com/pulse/como-definir-personas-durante-aplica%C3%A7%C3%A3o-do-design-thinking-lucas-xhiyf</w:t>
         </w:r>
       </w:hyperlink>
+      <w:r>
+        <w:t>. Acesso em: 9 abr. 2026.</w:t>
+      </w:r>
     </w:p>
     <w:p>
       <w:pPr>
         <w:ind w:firstLine="0"/>
       </w:pPr>
-      <w:bookmarkStart w:id="20" w:name="_GoBack"/>
-      <w:bookmarkEnd w:id="20"/>
+      <w:r>
+        <w:t>Mjv Team</w:t>
+      </w:r>
+      <w:r>
+        <w:t xml:space="preserve">. </w:t>
+      </w:r>
+      <w:r>
+        <w:rPr>
+          <w:rStyle w:val="Forte"/>
+        </w:rPr>
+        <w:t>Como funciona a imersão no Design Thinking?</w:t>
+      </w:r>
+      <w:r>
+        <w:t xml:space="preserve"> 2022. Disponível em: </w:t>
+      </w:r>
+      <w:hyperlink r:id="rId14" w:tgtFrame="_new" w:history="1">
+        <w:r>
+          <w:rPr>
+            <w:rStyle w:val="Hyperlink"/>
+          </w:rPr>
+          <w:t>https://www.mjvinnovation.com/pt-br/blog/como-funciona-a-imersao-no-design-thinking/</w:t>
+        </w:r>
+      </w:hyperlink>
+      <w:r>
+        <w:t>. Acesso em: 9 abr. 2026.</w:t>
+      </w:r>
+    </w:p>
+    <w:p>
+      <w:pPr>
+        <w:ind w:firstLine="0"/>
+      </w:pPr>
+      <w:r>
+        <w:t>Mjv Team</w:t>
+      </w:r>
+      <w:r>
+        <w:t xml:space="preserve">. </w:t>
+      </w:r>
+      <w:r>
+        <w:rPr>
+          <w:rStyle w:val="Forte"/>
+        </w:rPr>
+        <w:t>Design Thinking: o que são cadernos de sensibilização?</w:t>
+      </w:r>
+      <w:r>
+        <w:t xml:space="preserve"> 2016. Disponível em: </w:t>
+      </w:r>
+      <w:hyperlink r:id="rId15" w:tgtFrame="_new" w:history="1">
+        <w:r>
+          <w:rPr>
+            <w:rStyle w:val="Hyperlink"/>
+          </w:rPr>
+          <w:t>https://www.mjvinnovation.com/pt-br/blog/design-thinking-que-sao-cadernos-sensibilizacao/</w:t>
+        </w:r>
+      </w:hyperlink>
+      <w:r>
+        <w:t>. Acesso em: 9 abr. 2026.</w:t>
+      </w:r>
+    </w:p>
+    <w:p>
+      <w:pPr>
+        <w:ind w:firstLine="0"/>
+      </w:pPr>
+      <w:r>
+        <w:t>Mjv Team</w:t>
+      </w:r>
+      <w:r>
+        <w:t xml:space="preserve">. </w:t>
+      </w:r>
+      <w:r>
+        <w:rPr>
+          <w:rStyle w:val="Forte"/>
+        </w:rPr>
+        <w:t>Personas: uma ferramenta poderosa no Design Thinking.</w:t>
+      </w:r>
+      <w:r>
+        <w:t xml:space="preserve"> 2022. Disponível em: </w:t>
+      </w:r>
+      <w:hyperlink r:id="rId16" w:tgtFrame="_new" w:history="1">
+        <w:r>
+          <w:rPr>
+            <w:rStyle w:val="Hyperlink"/>
+          </w:rPr>
+          <w:t>https://www.mjvinnovation.com/pt-br/blog/personas-uma-ferramenta-poderosa-no-design-thinking-2/</w:t>
+        </w:r>
+      </w:hyperlink>
+      <w:r>
+        <w:t>. Acesso em: 9 abr. 2026.</w:t>
+      </w:r>
+    </w:p>
+    <w:p>
+      <w:pPr>
+        <w:ind w:firstLine="0"/>
+      </w:pPr>
     </w:p>
     <w:p/>
     <w:p>
@@ -3281,6 +4231,7 @@
       </w:pPr>
     </w:p>
     <w:sectPr>
+      <w:headerReference w:type="default" r:id="rId17"/>
       <w:pgSz w:w="11906" w:h="16838"/>
       <w:pgMar w:top="1701" w:right="1134" w:bottom="1134" w:left="1701" w:header="709" w:footer="709" w:gutter="0"/>
       <w:cols w:space="708"/>
@@ -3290,8 +4241,103 @@
 </w:document>
 </file>
 
+<file path=word/endnotes.xml><?xml version="1.0" encoding="utf-8"?>
+<w:endnotes xmlns:wpc="http://schemas.microsoft.com/office/word/2010/wordprocessingCanvas" xmlns:cx="http://schemas.microsoft.com/office/drawing/2014/chartex" xmlns:cx1="http://schemas.microsoft.com/office/drawing/2015/9/8/chartex" xmlns:mc="http://schemas.openxmlformats.org/markup-compatibility/2006" xmlns:o="urn:schemas-microsoft-com:office:office" xmlns:r="http://schemas.openxmlformats.org/officeDocument/2006/relationships" xmlns:m="http://schemas.openxmlformats.org/officeDocument/2006/math" xmlns:v="urn:schemas-microsoft-com:vml" xmlns:wp14="http://schemas.microsoft.com/office/word/2010/wordprocessingDrawing" xmlns:wp="http://schemas.openxmlformats.org/drawingml/2006/wordprocessingDrawing" xmlns:w10="urn:schemas-microsoft-com:office:word" xmlns:w="http://schemas.openxmlformats.org/wordprocessingml/2006/main" xmlns:w14="http://schemas.microsoft.com/office/word/2010/wordml" xmlns:w15="http://schemas.microsoft.com/office/word/2012/wordml" xmlns:w16se="http://schemas.microsoft.com/office/word/2015/wordml/symex" xmlns:wpg="http://schemas.microsoft.com/office/word/2010/wordprocessingGroup" xmlns:wpi="http://schemas.microsoft.com/office/word/2010/wordprocessingInk" xmlns:wne="http://schemas.microsoft.com/office/word/2006/wordml" xmlns:wps="http://schemas.microsoft.com/office/word/2010/wordprocessingShape" mc:Ignorable="w14 w15 w16se wp14">
+  <w:endnote w:type="separator" w:id="-1">
+    <w:p>
+      <w:pPr>
+        <w:spacing w:after="0" w:line="240" w:lineRule="auto"/>
+      </w:pPr>
+      <w:r>
+        <w:separator/>
+      </w:r>
+    </w:p>
+  </w:endnote>
+  <w:endnote w:type="continuationSeparator" w:id="0">
+    <w:p>
+      <w:pPr>
+        <w:spacing w:after="0" w:line="240" w:lineRule="auto"/>
+      </w:pPr>
+      <w:r>
+        <w:continuationSeparator/>
+      </w:r>
+    </w:p>
+  </w:endnote>
+</w:endnotes>
+</file>
+
+<file path=word/footnotes.xml><?xml version="1.0" encoding="utf-8"?>
+<w:footnotes xmlns:wpc="http://schemas.microsoft.com/office/word/2010/wordprocessingCanvas" xmlns:cx="http://schemas.microsoft.com/office/drawing/2014/chartex" xmlns:cx1="http://schemas.microsoft.com/office/drawing/2015/9/8/chartex" xmlns:mc="http://schemas.openxmlformats.org/markup-compatibility/2006" xmlns:o="urn:schemas-microsoft-com:office:office" xmlns:r="http://schemas.openxmlformats.org/officeDocument/2006/relationships" xmlns:m="http://schemas.openxmlformats.org/officeDocument/2006/math" xmlns:v="urn:schemas-microsoft-com:vml" xmlns:wp14="http://schemas.microsoft.com/office/word/2010/wordprocessingDrawing" xmlns:wp="http://schemas.openxmlformats.org/drawingml/2006/wordprocessingDrawing" xmlns:w10="urn:schemas-microsoft-com:office:word" xmlns:w="http://schemas.openxmlformats.org/wordprocessingml/2006/main" xmlns:w14="http://schemas.microsoft.com/office/word/2010/wordml" xmlns:w15="http://schemas.microsoft.com/office/word/2012/wordml" xmlns:w16se="http://schemas.microsoft.com/office/word/2015/wordml/symex" xmlns:wpg="http://schemas.microsoft.com/office/word/2010/wordprocessingGroup" xmlns:wpi="http://schemas.microsoft.com/office/word/2010/wordprocessingInk" xmlns:wne="http://schemas.microsoft.com/office/word/2006/wordml" xmlns:wps="http://schemas.microsoft.com/office/word/2010/wordprocessingShape" mc:Ignorable="w14 w15 w16se wp14">
+  <w:footnote w:type="separator" w:id="-1">
+    <w:p>
+      <w:pPr>
+        <w:spacing w:after="0" w:line="240" w:lineRule="auto"/>
+      </w:pPr>
+      <w:r>
+        <w:separator/>
+      </w:r>
+    </w:p>
+  </w:footnote>
+  <w:footnote w:type="continuationSeparator" w:id="0">
+    <w:p>
+      <w:pPr>
+        <w:spacing w:after="0" w:line="240" w:lineRule="auto"/>
+      </w:pPr>
+      <w:r>
+        <w:continuationSeparator/>
+      </w:r>
+    </w:p>
+  </w:footnote>
+</w:footnotes>
+</file>
+
+<file path=word/header1.xml><?xml version="1.0" encoding="utf-8"?>
+<w:hdr xmlns:wpc="http://schemas.microsoft.com/office/word/2010/wordprocessingCanvas" xmlns:cx="http://schemas.microsoft.com/office/drawing/2014/chartex" xmlns:cx1="http://schemas.microsoft.com/office/drawing/2015/9/8/chartex" xmlns:mc="http://schemas.openxmlformats.org/markup-compatibility/2006" xmlns:o="urn:schemas-microsoft-com:office:office" xmlns:r="http://schemas.openxmlformats.org/officeDocument/2006/relationships" xmlns:m="http://schemas.openxmlformats.org/officeDocument/2006/math" xmlns:v="urn:schemas-microsoft-com:vml" xmlns:wp14="http://schemas.microsoft.com/office/word/2010/wordprocessingDrawing" xmlns:wp="http://schemas.openxmlformats.org/drawingml/2006/wordprocessingDrawing" xmlns:w10="urn:schemas-microsoft-com:office:word" xmlns:w="http://schemas.openxmlformats.org/wordprocessingml/2006/main" xmlns:w14="http://schemas.microsoft.com/office/word/2010/wordml" xmlns:w15="http://schemas.microsoft.com/office/word/2012/wordml" xmlns:w16se="http://schemas.microsoft.com/office/word/2015/wordml/symex" xmlns:wpg="http://schemas.microsoft.com/office/word/2010/wordprocessingGroup" xmlns:wpi="http://schemas.microsoft.com/office/word/2010/wordprocessingInk" xmlns:wne="http://schemas.microsoft.com/office/word/2006/wordml" xmlns:wps="http://schemas.microsoft.com/office/word/2010/wordprocessingShape" mc:Ignorable="w14 w15 w16se wp14">
+  <w:sdt>
+    <w:sdtPr>
+      <w:id w:val="-875469224"/>
+      <w:docPartObj>
+        <w:docPartGallery w:val="Page Numbers (Top of Page)"/>
+        <w:docPartUnique/>
+      </w:docPartObj>
+    </w:sdtPr>
+    <w:sdtContent>
+      <w:p>
+        <w:pPr>
+          <w:pStyle w:val="Cabealho"/>
+          <w:jc w:val="right"/>
+        </w:pPr>
+        <w:r>
+          <w:fldChar w:fldCharType="begin"/>
+        </w:r>
+        <w:r>
+          <w:instrText>PAGE   \* MERGEFORMAT</w:instrText>
+        </w:r>
+        <w:r>
+          <w:fldChar w:fldCharType="separate"/>
+        </w:r>
+        <w:r>
+          <w:rPr>
+            <w:noProof/>
+          </w:rPr>
+          <w:t>15</w:t>
+        </w:r>
+        <w:r>
+          <w:fldChar w:fldCharType="end"/>
+        </w:r>
+      </w:p>
+    </w:sdtContent>
+  </w:sdt>
+  <w:p>
+    <w:pPr>
+      <w:pStyle w:val="Cabealho"/>
+    </w:pPr>
+  </w:p>
+</w:hdr>
+</file>
+
 <file path=word/numbering.xml><?xml version="1.0" encoding="utf-8"?>
-<w:numbering xmlns:wpc="http://schemas.microsoft.com/office/word/2010/wordprocessingCanvas" xmlns:cx="http://schemas.microsoft.com/office/drawing/2014/chartex" xmlns:mc="http://schemas.openxmlformats.org/markup-compatibility/2006" xmlns:o="urn:schemas-microsoft-com:office:office" xmlns:r="http://schemas.openxmlformats.org/officeDocument/2006/relationships" xmlns:m="http://schemas.openxmlformats.org/officeDocument/2006/math" xmlns:v="urn:schemas-microsoft-com:vml" xmlns:wp14="http://schemas.microsoft.com/office/word/2010/wordprocessingDrawing" xmlns:wp="http://schemas.openxmlformats.org/drawingml/2006/wordprocessingDrawing" xmlns:w10="urn:schemas-microsoft-com:office:word" xmlns:w="http://schemas.openxmlformats.org/wordprocessingml/2006/main" xmlns:w14="http://schemas.microsoft.com/office/word/2010/wordml" xmlns:w15="http://schemas.microsoft.com/office/word/2012/wordml" xmlns:w16se="http://schemas.microsoft.com/office/word/2015/wordml/symex" xmlns:wpg="http://schemas.microsoft.com/office/word/2010/wordprocessingGroup" xmlns:wpi="http://schemas.microsoft.com/office/word/2010/wordprocessingInk" xmlns:wne="http://schemas.microsoft.com/office/word/2006/wordml" xmlns:wps="http://schemas.microsoft.com/office/word/2010/wordprocessingShape" mc:Ignorable="w14 w15 w16se wp14">
+<w:numbering xmlns:wpc="http://schemas.microsoft.com/office/word/2010/wordprocessingCanvas" xmlns:cx="http://schemas.microsoft.com/office/drawing/2014/chartex" xmlns:cx1="http://schemas.microsoft.com/office/drawing/2015/9/8/chartex" xmlns:mc="http://schemas.openxmlformats.org/markup-compatibility/2006" xmlns:o="urn:schemas-microsoft-com:office:office" xmlns:r="http://schemas.openxmlformats.org/officeDocument/2006/relationships" xmlns:m="http://schemas.openxmlformats.org/officeDocument/2006/math" xmlns:v="urn:schemas-microsoft-com:vml" xmlns:wp14="http://schemas.microsoft.com/office/word/2010/wordprocessingDrawing" xmlns:wp="http://schemas.openxmlformats.org/drawingml/2006/wordprocessingDrawing" xmlns:w10="urn:schemas-microsoft-com:office:word" xmlns:w="http://schemas.openxmlformats.org/wordprocessingml/2006/main" xmlns:w14="http://schemas.microsoft.com/office/word/2010/wordml" xmlns:w15="http://schemas.microsoft.com/office/word/2012/wordml" xmlns:w16se="http://schemas.microsoft.com/office/word/2015/wordml/symex" xmlns:wpg="http://schemas.microsoft.com/office/word/2010/wordprocessingGroup" xmlns:wpi="http://schemas.microsoft.com/office/word/2010/wordprocessingInk" xmlns:wne="http://schemas.microsoft.com/office/word/2006/wordml" xmlns:wps="http://schemas.microsoft.com/office/word/2010/wordprocessingShape" mc:Ignorable="w14 w15 w16se wp14">
   <w:abstractNum w:abstractNumId="0" w15:restartNumberingAfterBreak="0">
     <w:nsid w:val="0501356D"/>
     <w:multiLevelType w:val="hybridMultilevel"/>
@@ -4059,6 +5105,7 @@
   <w:style w:type="character" w:default="1" w:styleId="Fontepargpadro">
     <w:name w:val="Default Paragraph Font"/>
     <w:uiPriority w:val="1"/>
+    <w:semiHidden/>
     <w:unhideWhenUsed/>
   </w:style>
   <w:style w:type="table" w:default="1" w:styleId="Tabelanormal">
@@ -4382,7 +5429,921 @@
       </w:tblBorders>
     </w:tblPr>
   </w:style>
+  <w:style w:type="paragraph" w:styleId="NormalWeb">
+    <w:name w:val="Normal (Web)"/>
+    <w:basedOn w:val="Normal"/>
+    <w:uiPriority w:val="99"/>
+    <w:semiHidden/>
+    <w:unhideWhenUsed/>
+    <w:rsid w:val="000F42E7"/>
+    <w:pPr>
+      <w:spacing w:before="100" w:beforeAutospacing="1" w:after="100" w:afterAutospacing="1" w:line="240" w:lineRule="auto"/>
+      <w:ind w:firstLine="0"/>
+      <w:jc w:val="left"/>
+    </w:pPr>
+    <w:rPr>
+      <w:rFonts w:ascii="Times New Roman" w:eastAsia="Times New Roman" w:hAnsi="Times New Roman" w:cs="Times New Roman"/>
+      <w:szCs w:val="24"/>
+      <w:lang w:eastAsia="pt-BR"/>
+    </w:rPr>
+  </w:style>
+  <w:style w:type="paragraph" w:styleId="ndicedeilustraes">
+    <w:name w:val="table of figures"/>
+    <w:basedOn w:val="Normal"/>
+    <w:next w:val="Normal"/>
+    <w:uiPriority w:val="99"/>
+    <w:unhideWhenUsed/>
+    <w:rsid w:val="003168DF"/>
+    <w:pPr>
+      <w:spacing w:after="0"/>
+    </w:pPr>
+  </w:style>
+  <w:style w:type="paragraph" w:styleId="Cabealho">
+    <w:name w:val="header"/>
+    <w:basedOn w:val="Normal"/>
+    <w:link w:val="CabealhoChar"/>
+    <w:uiPriority w:val="99"/>
+    <w:unhideWhenUsed/>
+    <w:rsid w:val="00DA57C6"/>
+    <w:pPr>
+      <w:tabs>
+        <w:tab w:val="center" w:pos="4252"/>
+        <w:tab w:val="right" w:pos="8504"/>
+      </w:tabs>
+      <w:spacing w:after="0" w:line="240" w:lineRule="auto"/>
+    </w:pPr>
+  </w:style>
+  <w:style w:type="character" w:customStyle="1" w:styleId="CabealhoChar">
+    <w:name w:val="Cabeçalho Char"/>
+    <w:basedOn w:val="Fontepargpadro"/>
+    <w:link w:val="Cabealho"/>
+    <w:uiPriority w:val="99"/>
+    <w:rsid w:val="00DA57C6"/>
+    <w:rPr>
+      <w:rFonts w:ascii="Arial" w:hAnsi="Arial"/>
+      <w:sz w:val="24"/>
+    </w:rPr>
+  </w:style>
+  <w:style w:type="paragraph" w:styleId="Rodap">
+    <w:name w:val="footer"/>
+    <w:basedOn w:val="Normal"/>
+    <w:link w:val="RodapChar"/>
+    <w:uiPriority w:val="99"/>
+    <w:unhideWhenUsed/>
+    <w:rsid w:val="00DA57C6"/>
+    <w:pPr>
+      <w:tabs>
+        <w:tab w:val="center" w:pos="4252"/>
+        <w:tab w:val="right" w:pos="8504"/>
+      </w:tabs>
+      <w:spacing w:after="0" w:line="240" w:lineRule="auto"/>
+    </w:pPr>
+  </w:style>
+  <w:style w:type="character" w:customStyle="1" w:styleId="RodapChar">
+    <w:name w:val="Rodapé Char"/>
+    <w:basedOn w:val="Fontepargpadro"/>
+    <w:link w:val="Rodap"/>
+    <w:uiPriority w:val="99"/>
+    <w:rsid w:val="00DA57C6"/>
+    <w:rPr>
+      <w:rFonts w:ascii="Arial" w:hAnsi="Arial"/>
+      <w:sz w:val="24"/>
+    </w:rPr>
+  </w:style>
 </w:styles>
+</file>
+
+<file path=word/charts/chart1.xml><?xml version="1.0" encoding="utf-8"?>
+<c:chartSpace xmlns:c="http://schemas.openxmlformats.org/drawingml/2006/chart" xmlns:a="http://schemas.openxmlformats.org/drawingml/2006/main" xmlns:r="http://schemas.openxmlformats.org/officeDocument/2006/relationships" xmlns:c16r2="http://schemas.microsoft.com/office/drawing/2015/06/chart">
+  <c:date1904 val="0"/>
+  <c:lang val="pt-BR"/>
+  <c:roundedCorners val="0"/>
+  <mc:AlternateContent xmlns:mc="http://schemas.openxmlformats.org/markup-compatibility/2006">
+    <mc:Choice xmlns:c14="http://schemas.microsoft.com/office/drawing/2007/8/2/chart" Requires="c14">
+      <c14:style val="102"/>
+    </mc:Choice>
+    <mc:Fallback>
+      <c:style val="2"/>
+    </mc:Fallback>
+  </mc:AlternateContent>
+  <c:chart>
+    <c:title>
+      <c:overlay val="0"/>
+      <c:spPr>
+        <a:noFill/>
+        <a:ln>
+          <a:noFill/>
+        </a:ln>
+        <a:effectLst/>
+      </c:spPr>
+      <c:txPr>
+        <a:bodyPr rot="0" spcFirstLastPara="1" vertOverflow="ellipsis" vert="horz" wrap="square" anchor="ctr" anchorCtr="1"/>
+        <a:lstStyle/>
+        <a:p>
+          <a:pPr>
+            <a:defRPr sz="1400" b="0" i="0" u="none" strike="noStrike" kern="1200" spc="0" baseline="0">
+              <a:solidFill>
+                <a:schemeClr val="dk1"/>
+              </a:solidFill>
+              <a:latin typeface="+mn-lt"/>
+              <a:ea typeface="+mn-ea"/>
+              <a:cs typeface="+mn-cs"/>
+            </a:defRPr>
+          </a:pPr>
+          <a:endParaRPr lang="pt-BR"/>
+        </a:p>
+      </c:txPr>
+    </c:title>
+    <c:autoTitleDeleted val="0"/>
+    <c:plotArea>
+      <c:layout/>
+      <c:pieChart>
+        <c:varyColors val="1"/>
+        <c:ser>
+          <c:idx val="0"/>
+          <c:order val="0"/>
+          <c:tx>
+            <c:strRef>
+              <c:f>Planilha1!$B$1</c:f>
+              <c:strCache>
+                <c:ptCount val="1"/>
+                <c:pt idx="0">
+                  <c:v>Idade</c:v>
+                </c:pt>
+              </c:strCache>
+            </c:strRef>
+          </c:tx>
+          <c:dPt>
+            <c:idx val="0"/>
+            <c:bubble3D val="0"/>
+            <c:spPr>
+              <a:solidFill>
+                <a:schemeClr val="accent1"/>
+              </a:solidFill>
+              <a:ln w="19050">
+                <a:solidFill>
+                  <a:schemeClr val="lt1"/>
+                </a:solidFill>
+              </a:ln>
+              <a:effectLst/>
+            </c:spPr>
+            <c:extLst>
+              <c:ext xmlns:c16="http://schemas.microsoft.com/office/drawing/2014/chart" uri="{C3380CC4-5D6E-409C-BE32-E72D297353CC}">
+                <c16:uniqueId val="{00000001-25DF-431B-8AC7-E1252AFF55F0}"/>
+              </c:ext>
+            </c:extLst>
+          </c:dPt>
+          <c:dPt>
+            <c:idx val="1"/>
+            <c:bubble3D val="0"/>
+            <c:spPr>
+              <a:solidFill>
+                <a:schemeClr val="accent2"/>
+              </a:solidFill>
+              <a:ln w="19050">
+                <a:solidFill>
+                  <a:schemeClr val="lt1"/>
+                </a:solidFill>
+              </a:ln>
+              <a:effectLst/>
+            </c:spPr>
+            <c:extLst>
+              <c:ext xmlns:c16="http://schemas.microsoft.com/office/drawing/2014/chart" uri="{C3380CC4-5D6E-409C-BE32-E72D297353CC}">
+                <c16:uniqueId val="{00000003-25DF-431B-8AC7-E1252AFF55F0}"/>
+              </c:ext>
+            </c:extLst>
+          </c:dPt>
+          <c:dPt>
+            <c:idx val="2"/>
+            <c:bubble3D val="0"/>
+            <c:spPr>
+              <a:solidFill>
+                <a:schemeClr val="accent3"/>
+              </a:solidFill>
+              <a:ln w="19050">
+                <a:solidFill>
+                  <a:schemeClr val="lt1"/>
+                </a:solidFill>
+              </a:ln>
+              <a:effectLst/>
+            </c:spPr>
+            <c:extLst>
+              <c:ext xmlns:c16="http://schemas.microsoft.com/office/drawing/2014/chart" uri="{C3380CC4-5D6E-409C-BE32-E72D297353CC}">
+                <c16:uniqueId val="{00000005-25DF-431B-8AC7-E1252AFF55F0}"/>
+              </c:ext>
+            </c:extLst>
+          </c:dPt>
+          <c:dPt>
+            <c:idx val="3"/>
+            <c:bubble3D val="0"/>
+            <c:spPr>
+              <a:solidFill>
+                <a:schemeClr val="accent4"/>
+              </a:solidFill>
+              <a:ln w="19050">
+                <a:solidFill>
+                  <a:schemeClr val="lt1"/>
+                </a:solidFill>
+              </a:ln>
+              <a:effectLst/>
+            </c:spPr>
+            <c:extLst>
+              <c:ext xmlns:c16="http://schemas.microsoft.com/office/drawing/2014/chart" uri="{C3380CC4-5D6E-409C-BE32-E72D297353CC}">
+                <c16:uniqueId val="{00000007-25DF-431B-8AC7-E1252AFF55F0}"/>
+              </c:ext>
+            </c:extLst>
+          </c:dPt>
+          <c:cat>
+            <c:strRef>
+              <c:f>Planilha1!$A$2:$A$5</c:f>
+              <c:strCache>
+                <c:ptCount val="4"/>
+                <c:pt idx="0">
+                  <c:v>15 a 18 anos</c:v>
+                </c:pt>
+                <c:pt idx="1">
+                  <c:v>19 a 30</c:v>
+                </c:pt>
+                <c:pt idx="2">
+                  <c:v>31 a 45</c:v>
+                </c:pt>
+                <c:pt idx="3">
+                  <c:v>acima de 46</c:v>
+                </c:pt>
+              </c:strCache>
+            </c:strRef>
+          </c:cat>
+          <c:val>
+            <c:numRef>
+              <c:f>Planilha1!$B$2:$B$5</c:f>
+              <c:numCache>
+                <c:formatCode>General</c:formatCode>
+                <c:ptCount val="4"/>
+                <c:pt idx="0">
+                  <c:v>30</c:v>
+                </c:pt>
+                <c:pt idx="1">
+                  <c:v>50</c:v>
+                </c:pt>
+                <c:pt idx="2">
+                  <c:v>34</c:v>
+                </c:pt>
+                <c:pt idx="3">
+                  <c:v>22</c:v>
+                </c:pt>
+              </c:numCache>
+            </c:numRef>
+          </c:val>
+          <c:extLst>
+            <c:ext xmlns:c16="http://schemas.microsoft.com/office/drawing/2014/chart" uri="{C3380CC4-5D6E-409C-BE32-E72D297353CC}">
+              <c16:uniqueId val="{00000000-2A29-4206-9CB1-A1FF6729F740}"/>
+            </c:ext>
+          </c:extLst>
+        </c:ser>
+        <c:dLbls>
+          <c:showLegendKey val="0"/>
+          <c:showVal val="0"/>
+          <c:showCatName val="0"/>
+          <c:showSerName val="0"/>
+          <c:showPercent val="0"/>
+          <c:showBubbleSize val="0"/>
+          <c:showLeaderLines val="1"/>
+        </c:dLbls>
+        <c:firstSliceAng val="0"/>
+      </c:pieChart>
+      <c:spPr>
+        <a:noFill/>
+        <a:ln>
+          <a:noFill/>
+        </a:ln>
+        <a:effectLst/>
+      </c:spPr>
+    </c:plotArea>
+    <c:legend>
+      <c:legendPos val="b"/>
+      <c:overlay val="0"/>
+      <c:spPr>
+        <a:noFill/>
+        <a:ln>
+          <a:noFill/>
+        </a:ln>
+        <a:effectLst/>
+      </c:spPr>
+      <c:txPr>
+        <a:bodyPr rot="0" spcFirstLastPara="1" vertOverflow="ellipsis" vert="horz" wrap="square" anchor="ctr" anchorCtr="1"/>
+        <a:lstStyle/>
+        <a:p>
+          <a:pPr>
+            <a:defRPr sz="900" b="0" i="0" u="none" strike="noStrike" kern="1200" baseline="0">
+              <a:solidFill>
+                <a:schemeClr val="dk1"/>
+              </a:solidFill>
+              <a:latin typeface="+mn-lt"/>
+              <a:ea typeface="+mn-ea"/>
+              <a:cs typeface="+mn-cs"/>
+            </a:defRPr>
+          </a:pPr>
+          <a:endParaRPr lang="pt-BR"/>
+        </a:p>
+      </c:txPr>
+    </c:legend>
+    <c:plotVisOnly val="1"/>
+    <c:dispBlanksAs val="gap"/>
+    <c:showDLblsOverMax val="0"/>
+  </c:chart>
+  <c:spPr>
+    <a:solidFill>
+      <a:schemeClr val="lt1"/>
+    </a:solidFill>
+    <a:ln w="12700" cap="flat" cmpd="sng" algn="ctr">
+      <a:solidFill>
+        <a:schemeClr val="dk1"/>
+      </a:solidFill>
+      <a:prstDash val="solid"/>
+      <a:miter lim="800000"/>
+    </a:ln>
+    <a:effectLst/>
+  </c:spPr>
+  <c:txPr>
+    <a:bodyPr/>
+    <a:lstStyle/>
+    <a:p>
+      <a:pPr>
+        <a:defRPr>
+          <a:solidFill>
+            <a:schemeClr val="dk1"/>
+          </a:solidFill>
+          <a:latin typeface="+mn-lt"/>
+          <a:ea typeface="+mn-ea"/>
+          <a:cs typeface="+mn-cs"/>
+        </a:defRPr>
+      </a:pPr>
+      <a:endParaRPr lang="pt-BR"/>
+    </a:p>
+  </c:txPr>
+  <c:externalData r:id="rId3">
+    <c:autoUpdate val="0"/>
+  </c:externalData>
+</c:chartSpace>
+</file>
+
+<file path=word/charts/colors1.xml><?xml version="1.0" encoding="utf-8"?>
+<cs:colorStyle xmlns:cs="http://schemas.microsoft.com/office/drawing/2012/chartStyle" xmlns:a="http://schemas.openxmlformats.org/drawingml/2006/main" meth="cycle" id="10">
+  <a:schemeClr val="accent1"/>
+  <a:schemeClr val="accent2"/>
+  <a:schemeClr val="accent3"/>
+  <a:schemeClr val="accent4"/>
+  <a:schemeClr val="accent5"/>
+  <a:schemeClr val="accent6"/>
+  <cs:variation/>
+  <cs:variation>
+    <a:lumMod val="60000"/>
+  </cs:variation>
+  <cs:variation>
+    <a:lumMod val="80000"/>
+    <a:lumOff val="20000"/>
+  </cs:variation>
+  <cs:variation>
+    <a:lumMod val="80000"/>
+  </cs:variation>
+  <cs:variation>
+    <a:lumMod val="60000"/>
+    <a:lumOff val="40000"/>
+  </cs:variation>
+  <cs:variation>
+    <a:lumMod val="50000"/>
+  </cs:variation>
+  <cs:variation>
+    <a:lumMod val="70000"/>
+    <a:lumOff val="30000"/>
+  </cs:variation>
+  <cs:variation>
+    <a:lumMod val="70000"/>
+  </cs:variation>
+  <cs:variation>
+    <a:lumMod val="50000"/>
+    <a:lumOff val="50000"/>
+  </cs:variation>
+</cs:colorStyle>
+</file>
+
+<file path=word/charts/style1.xml><?xml version="1.0" encoding="utf-8"?>
+<cs:chartStyle xmlns:cs="http://schemas.microsoft.com/office/drawing/2012/chartStyle" xmlns:a="http://schemas.openxmlformats.org/drawingml/2006/main" id="251">
+  <cs:axisTitle>
+    <cs:lnRef idx="0"/>
+    <cs:fillRef idx="0"/>
+    <cs:effectRef idx="0"/>
+    <cs:fontRef idx="minor">
+      <a:schemeClr val="tx1">
+        <a:lumMod val="65000"/>
+        <a:lumOff val="35000"/>
+      </a:schemeClr>
+    </cs:fontRef>
+    <cs:defRPr sz="1000" kern="1200"/>
+  </cs:axisTitle>
+  <cs:categoryAxis>
+    <cs:lnRef idx="0"/>
+    <cs:fillRef idx="0"/>
+    <cs:effectRef idx="0"/>
+    <cs:fontRef idx="minor">
+      <a:schemeClr val="tx1">
+        <a:lumMod val="65000"/>
+        <a:lumOff val="35000"/>
+      </a:schemeClr>
+    </cs:fontRef>
+    <cs:spPr>
+      <a:ln w="9525" cap="flat" cmpd="sng" algn="ctr">
+        <a:solidFill>
+          <a:schemeClr val="tx1">
+            <a:lumMod val="15000"/>
+            <a:lumOff val="85000"/>
+          </a:schemeClr>
+        </a:solidFill>
+        <a:round/>
+      </a:ln>
+    </cs:spPr>
+    <cs:defRPr sz="900" kern="1200"/>
+  </cs:categoryAxis>
+  <cs:chartArea mods="allowNoFillOverride allowNoLineOverride">
+    <cs:lnRef idx="0"/>
+    <cs:fillRef idx="0"/>
+    <cs:effectRef idx="0"/>
+    <cs:fontRef idx="minor">
+      <a:schemeClr val="tx1"/>
+    </cs:fontRef>
+    <cs:spPr>
+      <a:solidFill>
+        <a:schemeClr val="bg1"/>
+      </a:solidFill>
+      <a:ln w="9525" cap="flat" cmpd="sng" algn="ctr">
+        <a:solidFill>
+          <a:schemeClr val="tx1">
+            <a:lumMod val="15000"/>
+            <a:lumOff val="85000"/>
+          </a:schemeClr>
+        </a:solidFill>
+        <a:round/>
+      </a:ln>
+    </cs:spPr>
+    <cs:defRPr sz="900" kern="1200"/>
+  </cs:chartArea>
+  <cs:dataLabel>
+    <cs:lnRef idx="0"/>
+    <cs:fillRef idx="0"/>
+    <cs:effectRef idx="0"/>
+    <cs:fontRef idx="minor">
+      <a:schemeClr val="tx1">
+        <a:lumMod val="75000"/>
+        <a:lumOff val="25000"/>
+      </a:schemeClr>
+    </cs:fontRef>
+    <cs:defRPr sz="900" kern="1200"/>
+  </cs:dataLabel>
+  <cs:dataLabelCallout>
+    <cs:lnRef idx="0"/>
+    <cs:fillRef idx="0"/>
+    <cs:effectRef idx="0"/>
+    <cs:fontRef idx="minor">
+      <a:schemeClr val="dk1">
+        <a:lumMod val="65000"/>
+        <a:lumOff val="35000"/>
+      </a:schemeClr>
+    </cs:fontRef>
+    <cs:spPr>
+      <a:solidFill>
+        <a:schemeClr val="lt1"/>
+      </a:solidFill>
+      <a:ln>
+        <a:solidFill>
+          <a:schemeClr val="dk1">
+            <a:lumMod val="25000"/>
+            <a:lumOff val="75000"/>
+          </a:schemeClr>
+        </a:solidFill>
+      </a:ln>
+    </cs:spPr>
+    <cs:defRPr sz="900" kern="1200"/>
+    <cs:bodyPr rot="0" spcFirstLastPara="1" vertOverflow="clip" horzOverflow="clip" vert="horz" wrap="square" lIns="36576" tIns="18288" rIns="36576" bIns="18288" anchor="ctr" anchorCtr="1">
+      <a:spAutoFit/>
+    </cs:bodyPr>
+  </cs:dataLabelCallout>
+  <cs:dataPoint>
+    <cs:lnRef idx="0"/>
+    <cs:fillRef idx="1">
+      <cs:styleClr val="auto"/>
+    </cs:fillRef>
+    <cs:effectRef idx="0"/>
+    <cs:fontRef idx="minor">
+      <a:schemeClr val="tx1"/>
+    </cs:fontRef>
+    <cs:spPr>
+      <a:ln w="19050">
+        <a:solidFill>
+          <a:schemeClr val="lt1"/>
+        </a:solidFill>
+      </a:ln>
+    </cs:spPr>
+  </cs:dataPoint>
+  <cs:dataPoint3D>
+    <cs:lnRef idx="0"/>
+    <cs:fillRef idx="1">
+      <cs:styleClr val="auto"/>
+    </cs:fillRef>
+    <cs:effectRef idx="0"/>
+    <cs:fontRef idx="minor">
+      <a:schemeClr val="tx1"/>
+    </cs:fontRef>
+    <cs:spPr>
+      <a:ln w="25400">
+        <a:solidFill>
+          <a:schemeClr val="lt1"/>
+        </a:solidFill>
+      </a:ln>
+    </cs:spPr>
+  </cs:dataPoint3D>
+  <cs:dataPointLine>
+    <cs:lnRef idx="0">
+      <cs:styleClr val="auto"/>
+    </cs:lnRef>
+    <cs:fillRef idx="0"/>
+    <cs:effectRef idx="0"/>
+    <cs:fontRef idx="minor">
+      <a:schemeClr val="tx1"/>
+    </cs:fontRef>
+    <cs:spPr>
+      <a:ln w="28575" cap="rnd">
+        <a:solidFill>
+          <a:schemeClr val="phClr"/>
+        </a:solidFill>
+        <a:round/>
+      </a:ln>
+    </cs:spPr>
+  </cs:dataPointLine>
+  <cs:dataPointMarker>
+    <cs:lnRef idx="0">
+      <cs:styleClr val="auto"/>
+    </cs:lnRef>
+    <cs:fillRef idx="1">
+      <cs:styleClr val="auto"/>
+    </cs:fillRef>
+    <cs:effectRef idx="0"/>
+    <cs:fontRef idx="minor">
+      <a:schemeClr val="tx1"/>
+    </cs:fontRef>
+    <cs:spPr>
+      <a:ln w="9525">
+        <a:solidFill>
+          <a:schemeClr val="phClr"/>
+        </a:solidFill>
+      </a:ln>
+    </cs:spPr>
+  </cs:dataPointMarker>
+  <cs:dataPointMarkerLayout symbol="circle" size="5"/>
+  <cs:dataPointWireframe>
+    <cs:lnRef idx="0">
+      <cs:styleClr val="auto"/>
+    </cs:lnRef>
+    <cs:fillRef idx="0"/>
+    <cs:effectRef idx="0"/>
+    <cs:fontRef idx="minor">
+      <a:schemeClr val="tx1"/>
+    </cs:fontRef>
+    <cs:spPr>
+      <a:ln w="9525" cap="rnd">
+        <a:solidFill>
+          <a:schemeClr val="phClr"/>
+        </a:solidFill>
+        <a:round/>
+      </a:ln>
+    </cs:spPr>
+  </cs:dataPointWireframe>
+  <cs:dataTable>
+    <cs:lnRef idx="0"/>
+    <cs:fillRef idx="0"/>
+    <cs:effectRef idx="0"/>
+    <cs:fontRef idx="minor">
+      <a:schemeClr val="tx1">
+        <a:lumMod val="65000"/>
+        <a:lumOff val="35000"/>
+      </a:schemeClr>
+    </cs:fontRef>
+    <cs:spPr>
+      <a:noFill/>
+      <a:ln w="9525" cap="flat" cmpd="sng" algn="ctr">
+        <a:solidFill>
+          <a:schemeClr val="tx1">
+            <a:lumMod val="15000"/>
+            <a:lumOff val="85000"/>
+          </a:schemeClr>
+        </a:solidFill>
+        <a:round/>
+      </a:ln>
+    </cs:spPr>
+    <cs:defRPr sz="900" kern="1200"/>
+  </cs:dataTable>
+  <cs:downBar>
+    <cs:lnRef idx="0"/>
+    <cs:fillRef idx="0"/>
+    <cs:effectRef idx="0"/>
+    <cs:fontRef idx="minor">
+      <a:schemeClr val="tx1"/>
+    </cs:fontRef>
+    <cs:spPr>
+      <a:solidFill>
+        <a:schemeClr val="dk1">
+          <a:lumMod val="75000"/>
+          <a:lumOff val="25000"/>
+        </a:schemeClr>
+      </a:solidFill>
+      <a:ln w="9525" cap="flat" cmpd="sng" algn="ctr">
+        <a:solidFill>
+          <a:schemeClr val="tx1">
+            <a:lumMod val="65000"/>
+            <a:lumOff val="35000"/>
+          </a:schemeClr>
+        </a:solidFill>
+        <a:round/>
+      </a:ln>
+    </cs:spPr>
+  </cs:downBar>
+  <cs:dropLine>
+    <cs:lnRef idx="0"/>
+    <cs:fillRef idx="0"/>
+    <cs:effectRef idx="0"/>
+    <cs:fontRef idx="minor">
+      <a:schemeClr val="tx1"/>
+    </cs:fontRef>
+    <cs:spPr>
+      <a:ln w="9525" cap="flat" cmpd="sng" algn="ctr">
+        <a:solidFill>
+          <a:schemeClr val="tx1">
+            <a:lumMod val="35000"/>
+            <a:lumOff val="65000"/>
+          </a:schemeClr>
+        </a:solidFill>
+        <a:round/>
+      </a:ln>
+    </cs:spPr>
+  </cs:dropLine>
+  <cs:errorBar>
+    <cs:lnRef idx="0"/>
+    <cs:fillRef idx="0"/>
+    <cs:effectRef idx="0"/>
+    <cs:fontRef idx="minor">
+      <a:schemeClr val="tx1"/>
+    </cs:fontRef>
+    <cs:spPr>
+      <a:ln w="9525" cap="flat" cmpd="sng" algn="ctr">
+        <a:solidFill>
+          <a:schemeClr val="tx1">
+            <a:lumMod val="65000"/>
+            <a:lumOff val="35000"/>
+          </a:schemeClr>
+        </a:solidFill>
+        <a:round/>
+      </a:ln>
+    </cs:spPr>
+  </cs:errorBar>
+  <cs:floor>
+    <cs:lnRef idx="0"/>
+    <cs:fillRef idx="0"/>
+    <cs:effectRef idx="0"/>
+    <cs:fontRef idx="minor">
+      <a:schemeClr val="tx1"/>
+    </cs:fontRef>
+    <cs:spPr>
+      <a:noFill/>
+      <a:ln>
+        <a:noFill/>
+      </a:ln>
+    </cs:spPr>
+  </cs:floor>
+  <cs:gridlineMajor>
+    <cs:lnRef idx="0"/>
+    <cs:fillRef idx="0"/>
+    <cs:effectRef idx="0"/>
+    <cs:fontRef idx="minor">
+      <a:schemeClr val="tx1"/>
+    </cs:fontRef>
+    <cs:spPr>
+      <a:ln w="9525" cap="flat" cmpd="sng" algn="ctr">
+        <a:solidFill>
+          <a:schemeClr val="tx1">
+            <a:lumMod val="15000"/>
+            <a:lumOff val="85000"/>
+          </a:schemeClr>
+        </a:solidFill>
+        <a:round/>
+      </a:ln>
+    </cs:spPr>
+  </cs:gridlineMajor>
+  <cs:gridlineMinor>
+    <cs:lnRef idx="0"/>
+    <cs:fillRef idx="0"/>
+    <cs:effectRef idx="0"/>
+    <cs:fontRef idx="minor">
+      <a:schemeClr val="tx1"/>
+    </cs:fontRef>
+    <cs:spPr>
+      <a:ln w="9525" cap="flat" cmpd="sng" algn="ctr">
+        <a:solidFill>
+          <a:schemeClr val="tx1">
+            <a:lumMod val="5000"/>
+            <a:lumOff val="95000"/>
+          </a:schemeClr>
+        </a:solidFill>
+        <a:round/>
+      </a:ln>
+    </cs:spPr>
+  </cs:gridlineMinor>
+  <cs:hiLoLine>
+    <cs:lnRef idx="0"/>
+    <cs:fillRef idx="0"/>
+    <cs:effectRef idx="0"/>
+    <cs:fontRef idx="minor">
+      <a:schemeClr val="tx1"/>
+    </cs:fontRef>
+    <cs:spPr>
+      <a:ln w="9525" cap="flat" cmpd="sng" algn="ctr">
+        <a:solidFill>
+          <a:schemeClr val="tx1">
+            <a:lumMod val="50000"/>
+            <a:lumOff val="50000"/>
+          </a:schemeClr>
+        </a:solidFill>
+        <a:round/>
+      </a:ln>
+    </cs:spPr>
+  </cs:hiLoLine>
+  <cs:leaderLine>
+    <cs:lnRef idx="0"/>
+    <cs:fillRef idx="0"/>
+    <cs:effectRef idx="0"/>
+    <cs:fontRef idx="minor">
+      <a:schemeClr val="tx1"/>
+    </cs:fontRef>
+    <cs:spPr>
+      <a:ln w="9525" cap="flat" cmpd="sng" algn="ctr">
+        <a:solidFill>
+          <a:schemeClr val="tx1">
+            <a:lumMod val="35000"/>
+            <a:lumOff val="65000"/>
+          </a:schemeClr>
+        </a:solidFill>
+        <a:round/>
+      </a:ln>
+    </cs:spPr>
+  </cs:leaderLine>
+  <cs:legend>
+    <cs:lnRef idx="0"/>
+    <cs:fillRef idx="0"/>
+    <cs:effectRef idx="0"/>
+    <cs:fontRef idx="minor">
+      <a:schemeClr val="tx1">
+        <a:lumMod val="65000"/>
+        <a:lumOff val="35000"/>
+      </a:schemeClr>
+    </cs:fontRef>
+    <cs:defRPr sz="900" kern="1200"/>
+  </cs:legend>
+  <cs:plotArea mods="allowNoFillOverride allowNoLineOverride">
+    <cs:lnRef idx="0"/>
+    <cs:fillRef idx="0"/>
+    <cs:effectRef idx="0"/>
+    <cs:fontRef idx="minor">
+      <a:schemeClr val="tx1"/>
+    </cs:fontRef>
+  </cs:plotArea>
+  <cs:plotArea3D mods="allowNoFillOverride allowNoLineOverride">
+    <cs:lnRef idx="0"/>
+    <cs:fillRef idx="0"/>
+    <cs:effectRef idx="0"/>
+    <cs:fontRef idx="minor">
+      <a:schemeClr val="tx1"/>
+    </cs:fontRef>
+  </cs:plotArea3D>
+  <cs:seriesAxis>
+    <cs:lnRef idx="0"/>
+    <cs:fillRef idx="0"/>
+    <cs:effectRef idx="0"/>
+    <cs:fontRef idx="minor">
+      <a:schemeClr val="tx1">
+        <a:lumMod val="65000"/>
+        <a:lumOff val="35000"/>
+      </a:schemeClr>
+    </cs:fontRef>
+    <cs:defRPr sz="900" kern="1200"/>
+  </cs:seriesAxis>
+  <cs:seriesLine>
+    <cs:lnRef idx="0"/>
+    <cs:fillRef idx="0"/>
+    <cs:effectRef idx="0"/>
+    <cs:fontRef idx="minor">
+      <a:schemeClr val="tx1"/>
+    </cs:fontRef>
+    <cs:spPr>
+      <a:ln w="9525" cap="flat" cmpd="sng" algn="ctr">
+        <a:solidFill>
+          <a:schemeClr val="tx1">
+            <a:lumMod val="35000"/>
+            <a:lumOff val="65000"/>
+          </a:schemeClr>
+        </a:solidFill>
+        <a:round/>
+      </a:ln>
+    </cs:spPr>
+  </cs:seriesLine>
+  <cs:title>
+    <cs:lnRef idx="0"/>
+    <cs:fillRef idx="0"/>
+    <cs:effectRef idx="0"/>
+    <cs:fontRef idx="minor">
+      <a:schemeClr val="tx1">
+        <a:lumMod val="65000"/>
+        <a:lumOff val="35000"/>
+      </a:schemeClr>
+    </cs:fontRef>
+    <cs:defRPr sz="1400" b="0" kern="1200" spc="0" baseline="0"/>
+  </cs:title>
+  <cs:trendline>
+    <cs:lnRef idx="0">
+      <cs:styleClr val="auto"/>
+    </cs:lnRef>
+    <cs:fillRef idx="0"/>
+    <cs:effectRef idx="0"/>
+    <cs:fontRef idx="minor">
+      <a:schemeClr val="tx1"/>
+    </cs:fontRef>
+    <cs:spPr>
+      <a:ln w="19050" cap="rnd">
+        <a:solidFill>
+          <a:schemeClr val="phClr"/>
+        </a:solidFill>
+        <a:prstDash val="sysDot"/>
+      </a:ln>
+    </cs:spPr>
+  </cs:trendline>
+  <cs:trendlineLabel>
+    <cs:lnRef idx="0"/>
+    <cs:fillRef idx="0"/>
+    <cs:effectRef idx="0"/>
+    <cs:fontRef idx="minor">
+      <a:schemeClr val="tx1">
+        <a:lumMod val="65000"/>
+        <a:lumOff val="35000"/>
+      </a:schemeClr>
+    </cs:fontRef>
+    <cs:defRPr sz="900" kern="1200"/>
+  </cs:trendlineLabel>
+  <cs:upBar>
+    <cs:lnRef idx="0"/>
+    <cs:fillRef idx="0"/>
+    <cs:effectRef idx="0"/>
+    <cs:fontRef idx="minor">
+      <a:schemeClr val="tx1"/>
+    </cs:fontRef>
+    <cs:spPr>
+      <a:solidFill>
+        <a:schemeClr val="lt1"/>
+      </a:solidFill>
+      <a:ln w="9525" cap="flat" cmpd="sng" algn="ctr">
+        <a:solidFill>
+          <a:schemeClr val="tx1">
+            <a:lumMod val="65000"/>
+            <a:lumOff val="35000"/>
+          </a:schemeClr>
+        </a:solidFill>
+        <a:round/>
+      </a:ln>
+    </cs:spPr>
+  </cs:upBar>
+  <cs:valueAxis>
+    <cs:lnRef idx="0"/>
+    <cs:fillRef idx="0"/>
+    <cs:effectRef idx="0"/>
+    <cs:fontRef idx="minor">
+      <a:schemeClr val="tx1">
+        <a:lumMod val="65000"/>
+        <a:lumOff val="35000"/>
+      </a:schemeClr>
+    </cs:fontRef>
+    <cs:defRPr sz="900" kern="1200"/>
+  </cs:valueAxis>
+  <cs:wall>
+    <cs:lnRef idx="0"/>
+    <cs:fillRef idx="0"/>
+    <cs:effectRef idx="0"/>
+    <cs:fontRef idx="minor">
+      <a:schemeClr val="tx1"/>
+    </cs:fontRef>
+    <cs:spPr>
+      <a:noFill/>
+      <a:ln>
+        <a:noFill/>
+      </a:ln>
+    </cs:spPr>
+  </cs:wall>
+</cs:chartStyle>
 </file>
 
 <file path=word/theme/theme1.xml><?xml version="1.0" encoding="utf-8"?>
@@ -4651,7 +6612,7 @@
 </file>
 
 <file path=customXml/itemProps1.xml><?xml version="1.0" encoding="utf-8"?>
-<ds:datastoreItem xmlns:ds="http://schemas.openxmlformats.org/officeDocument/2006/customXml" ds:itemID="{1F832E00-C348-4547-853A-01FF3C4C18E7}">
+<ds:datastoreItem xmlns:ds="http://schemas.openxmlformats.org/officeDocument/2006/customXml" ds:itemID="{4D879CDA-1650-4B73-AE80-F307A176B6CA}">
   <ds:schemaRefs>
     <ds:schemaRef ds:uri="http://schemas.openxmlformats.org/officeDocument/2006/bibliography"/>
   </ds:schemaRefs>
